--- a/rediseno_2026/4.5 Itinerarios formateados y corregidos/CPA-509 Auditoría de Entidades Financieras y Servicios Relacionados.docx
+++ b/rediseno_2026/4.5 Itinerarios formateados y corregidos/CPA-509 Auditoría de Entidades Financieras y Servicios Relacionados.docx
@@ -89,8 +89,10 @@
         </w:tblBorders>
         <w:tblLayout w:type="fixed"/>
         <w:tblCellMar>
-          <w:left w:w="10" w:type="dxa"/>
-          <w:right w:w="10" w:type="dxa"/>
+          <w:top w:w="40" w:type="dxa"/>
+          <w:left w:w="90" w:type="dxa"/>
+          <w:bottom w:w="40" w:type="dxa"/>
+          <w:right w:w="90" w:type="dxa"/>
         </w:tblCellMar>
         <w:tblLook w:val="0000" w:firstRow="0" w:lastRow="0" w:firstColumn="0" w:lastColumn="0" w:noHBand="0" w:noVBand="0"/>
       </w:tblPr>
@@ -124,12 +126,6 @@
               <w:right w:val="single" w:sz="6" w:space="0" w:color="1F3864"/>
             </w:tcBorders>
             <w:shd w:val="clear" w:color="auto" w:fill="4472C4"/>
-            <w:tcMar>
-              <w:top w:w="50" w:type="dxa"/>
-              <w:left w:w="90" w:type="dxa"/>
-              <w:bottom w:w="50" w:type="dxa"/>
-              <w:right w:w="90" w:type="dxa"/>
-            </w:tcMar>
             <w:vAlign w:val="center"/>
           </w:tcPr>
           <w:p>
@@ -172,12 +168,6 @@
               <w:right w:val="single" w:sz="6" w:space="0" w:color="1F3864"/>
             </w:tcBorders>
             <w:shd w:val="clear" w:color="auto" w:fill="4472C4"/>
-            <w:tcMar>
-              <w:top w:w="50" w:type="dxa"/>
-              <w:left w:w="90" w:type="dxa"/>
-              <w:bottom w:w="50" w:type="dxa"/>
-              <w:right w:w="90" w:type="dxa"/>
-            </w:tcMar>
             <w:vAlign w:val="center"/>
           </w:tcPr>
           <w:p>
@@ -218,12 +208,6 @@
               <w:right w:val="single" w:sz="6" w:space="0" w:color="1F3864"/>
             </w:tcBorders>
             <w:shd w:val="clear" w:color="auto" w:fill="4472C4"/>
-            <w:tcMar>
-              <w:top w:w="50" w:type="dxa"/>
-              <w:left w:w="90" w:type="dxa"/>
-              <w:bottom w:w="50" w:type="dxa"/>
-              <w:right w:w="90" w:type="dxa"/>
-            </w:tcMar>
             <w:vAlign w:val="center"/>
           </w:tcPr>
           <w:p>
@@ -279,12 +263,6 @@
               <w:right w:val="single" w:sz="6" w:space="0" w:color="1F3864"/>
             </w:tcBorders>
             <w:shd w:val="clear" w:color="auto" w:fill="4472C4"/>
-            <w:tcMar>
-              <w:top w:w="50" w:type="dxa"/>
-              <w:left w:w="90" w:type="dxa"/>
-              <w:bottom w:w="50" w:type="dxa"/>
-              <w:right w:w="90" w:type="dxa"/>
-            </w:tcMar>
             <w:vAlign w:val="center"/>
           </w:tcPr>
           <w:p>
@@ -329,12 +307,6 @@
               <w:right w:val="single" w:sz="6" w:space="0" w:color="1F3864"/>
             </w:tcBorders>
             <w:shd w:val="clear" w:color="auto" w:fill="4472C4"/>
-            <w:tcMar>
-              <w:top w:w="50" w:type="dxa"/>
-              <w:left w:w="90" w:type="dxa"/>
-              <w:bottom w:w="50" w:type="dxa"/>
-              <w:right w:w="90" w:type="dxa"/>
-            </w:tcMar>
             <w:vAlign w:val="center"/>
           </w:tcPr>
           <w:p>
@@ -377,12 +349,6 @@
               <w:right w:val="single" w:sz="6" w:space="0" w:color="1F3864"/>
             </w:tcBorders>
             <w:shd w:val="clear" w:color="auto" w:fill="4472C4"/>
-            <w:tcMar>
-              <w:top w:w="50" w:type="dxa"/>
-              <w:left w:w="90" w:type="dxa"/>
-              <w:bottom w:w="50" w:type="dxa"/>
-              <w:right w:w="90" w:type="dxa"/>
-            </w:tcMar>
             <w:vAlign w:val="center"/>
           </w:tcPr>
           <w:p>
@@ -423,12 +389,6 @@
               <w:right w:val="single" w:sz="6" w:space="0" w:color="1F3864"/>
             </w:tcBorders>
             <w:shd w:val="clear" w:color="auto" w:fill="4472C4"/>
-            <w:tcMar>
-              <w:top w:w="50" w:type="dxa"/>
-              <w:left w:w="90" w:type="dxa"/>
-              <w:bottom w:w="50" w:type="dxa"/>
-              <w:right w:w="90" w:type="dxa"/>
-            </w:tcMar>
             <w:vAlign w:val="center"/>
           </w:tcPr>
           <w:p>
@@ -471,12 +431,6 @@
               <w:right w:val="single" w:sz="6" w:space="0" w:color="1F3864"/>
             </w:tcBorders>
             <w:shd w:val="clear" w:color="auto" w:fill="4472C4"/>
-            <w:tcMar>
-              <w:top w:w="50" w:type="dxa"/>
-              <w:left w:w="90" w:type="dxa"/>
-              <w:bottom w:w="50" w:type="dxa"/>
-              <w:right w:w="90" w:type="dxa"/>
-            </w:tcMar>
             <w:vAlign w:val="center"/>
           </w:tcPr>
           <w:p>
@@ -519,12 +473,6 @@
               <w:right w:val="single" w:sz="6" w:space="0" w:color="1F3864"/>
             </w:tcBorders>
             <w:shd w:val="clear" w:color="auto" w:fill="4472C4"/>
-            <w:tcMar>
-              <w:top w:w="50" w:type="dxa"/>
-              <w:left w:w="90" w:type="dxa"/>
-              <w:bottom w:w="50" w:type="dxa"/>
-              <w:right w:w="90" w:type="dxa"/>
-            </w:tcMar>
             <w:vAlign w:val="center"/>
           </w:tcPr>
           <w:p>
@@ -580,12 +528,6 @@
               <w:right w:val="single" w:sz="6" w:space="0" w:color="1F3864"/>
             </w:tcBorders>
             <w:shd w:val="clear" w:color="auto" w:fill="4472C4"/>
-            <w:tcMar>
-              <w:top w:w="50" w:type="dxa"/>
-              <w:left w:w="90" w:type="dxa"/>
-              <w:bottom w:w="50" w:type="dxa"/>
-              <w:right w:w="90" w:type="dxa"/>
-            </w:tcMar>
             <w:vAlign w:val="center"/>
           </w:tcPr>
           <w:p>
@@ -629,12 +571,6 @@
               <w:right w:val="single" w:sz="6" w:space="0" w:color="1F3864"/>
             </w:tcBorders>
             <w:shd w:val="clear" w:color="auto" w:fill="4472C4"/>
-            <w:tcMar>
-              <w:top w:w="50" w:type="dxa"/>
-              <w:left w:w="90" w:type="dxa"/>
-              <w:bottom w:w="50" w:type="dxa"/>
-              <w:right w:w="90" w:type="dxa"/>
-            </w:tcMar>
             <w:vAlign w:val="center"/>
           </w:tcPr>
           <w:p>
@@ -674,12 +610,6 @@
               <w:right w:val="single" w:sz="6" w:space="0" w:color="1F3864"/>
             </w:tcBorders>
             <w:shd w:val="clear" w:color="auto" w:fill="4472C4"/>
-            <w:tcMar>
-              <w:top w:w="50" w:type="dxa"/>
-              <w:left w:w="90" w:type="dxa"/>
-              <w:bottom w:w="50" w:type="dxa"/>
-              <w:right w:w="90" w:type="dxa"/>
-            </w:tcMar>
             <w:vAlign w:val="center"/>
           </w:tcPr>
           <w:p>
@@ -719,12 +649,6 @@
               <w:right w:val="single" w:sz="6" w:space="0" w:color="1F3864"/>
             </w:tcBorders>
             <w:shd w:val="clear" w:color="auto" w:fill="4472C4"/>
-            <w:tcMar>
-              <w:top w:w="50" w:type="dxa"/>
-              <w:left w:w="90" w:type="dxa"/>
-              <w:bottom w:w="50" w:type="dxa"/>
-              <w:right w:w="90" w:type="dxa"/>
-            </w:tcMar>
             <w:vAlign w:val="center"/>
           </w:tcPr>
           <w:p>
@@ -764,12 +688,6 @@
               <w:right w:val="single" w:sz="6" w:space="0" w:color="1F3864"/>
             </w:tcBorders>
             <w:shd w:val="clear" w:color="auto" w:fill="4472C4"/>
-            <w:tcMar>
-              <w:top w:w="50" w:type="dxa"/>
-              <w:left w:w="90" w:type="dxa"/>
-              <w:bottom w:w="50" w:type="dxa"/>
-              <w:right w:w="90" w:type="dxa"/>
-            </w:tcMar>
             <w:vAlign w:val="center"/>
           </w:tcPr>
           <w:p>
@@ -809,12 +727,6 @@
               <w:right w:val="single" w:sz="6" w:space="0" w:color="1F3864"/>
             </w:tcBorders>
             <w:shd w:val="clear" w:color="auto" w:fill="4472C4"/>
-            <w:tcMar>
-              <w:top w:w="50" w:type="dxa"/>
-              <w:left w:w="90" w:type="dxa"/>
-              <w:bottom w:w="50" w:type="dxa"/>
-              <w:right w:w="90" w:type="dxa"/>
-            </w:tcMar>
             <w:vAlign w:val="center"/>
           </w:tcPr>
           <w:p>
@@ -854,12 +766,6 @@
               <w:right w:val="single" w:sz="6" w:space="0" w:color="1F3864"/>
             </w:tcBorders>
             <w:shd w:val="clear" w:color="auto" w:fill="4472C4"/>
-            <w:tcMar>
-              <w:top w:w="50" w:type="dxa"/>
-              <w:left w:w="90" w:type="dxa"/>
-              <w:bottom w:w="50" w:type="dxa"/>
-              <w:right w:w="90" w:type="dxa"/>
-            </w:tcMar>
             <w:vAlign w:val="center"/>
           </w:tcPr>
           <w:p>
@@ -900,12 +806,6 @@
               <w:right w:val="single" w:sz="6" w:space="0" w:color="1F3864"/>
             </w:tcBorders>
             <w:shd w:val="clear" w:color="auto" w:fill="D9E2F3"/>
-            <w:tcMar>
-              <w:top w:w="50" w:type="dxa"/>
-              <w:left w:w="90" w:type="dxa"/>
-              <w:bottom w:w="50" w:type="dxa"/>
-              <w:right w:w="90" w:type="dxa"/>
-            </w:tcMar>
             <w:vAlign w:val="center"/>
           </w:tcPr>
           <w:p>
@@ -940,12 +840,6 @@
               <w:right w:val="single" w:sz="6" w:space="0" w:color="1F3864"/>
             </w:tcBorders>
             <w:shd w:val="clear" w:color="auto" w:fill="D9E2F3"/>
-            <w:tcMar>
-              <w:top w:w="50" w:type="dxa"/>
-              <w:left w:w="90" w:type="dxa"/>
-              <w:bottom w:w="50" w:type="dxa"/>
-              <w:right w:w="90" w:type="dxa"/>
-            </w:tcMar>
             <w:vAlign w:val="center"/>
           </w:tcPr>
           <w:p>
@@ -979,12 +873,6 @@
               <w:right w:val="single" w:sz="6" w:space="0" w:color="1F3864"/>
             </w:tcBorders>
             <w:shd w:val="clear" w:color="auto" w:fill="D9E2F3"/>
-            <w:tcMar>
-              <w:top w:w="50" w:type="dxa"/>
-              <w:left w:w="90" w:type="dxa"/>
-              <w:bottom w:w="50" w:type="dxa"/>
-              <w:right w:w="90" w:type="dxa"/>
-            </w:tcMar>
             <w:vAlign w:val="center"/>
           </w:tcPr>
           <w:p>
@@ -1018,12 +906,6 @@
               <w:right w:val="single" w:sz="6" w:space="0" w:color="1F3864"/>
             </w:tcBorders>
             <w:shd w:val="clear" w:color="auto" w:fill="D9E2F3"/>
-            <w:tcMar>
-              <w:top w:w="50" w:type="dxa"/>
-              <w:left w:w="90" w:type="dxa"/>
-              <w:bottom w:w="50" w:type="dxa"/>
-              <w:right w:w="90" w:type="dxa"/>
-            </w:tcMar>
             <w:vAlign w:val="center"/>
           </w:tcPr>
           <w:p>
@@ -1057,12 +939,6 @@
               <w:right w:val="single" w:sz="6" w:space="0" w:color="1F3864"/>
             </w:tcBorders>
             <w:shd w:val="clear" w:color="auto" w:fill="D9E2F3"/>
-            <w:tcMar>
-              <w:top w:w="50" w:type="dxa"/>
-              <w:left w:w="90" w:type="dxa"/>
-              <w:bottom w:w="50" w:type="dxa"/>
-              <w:right w:w="90" w:type="dxa"/>
-            </w:tcMar>
             <w:vAlign w:val="center"/>
           </w:tcPr>
           <w:p>
@@ -1096,12 +972,6 @@
               <w:right w:val="single" w:sz="6" w:space="0" w:color="1F3864"/>
             </w:tcBorders>
             <w:shd w:val="clear" w:color="auto" w:fill="D9E2F3"/>
-            <w:tcMar>
-              <w:top w:w="50" w:type="dxa"/>
-              <w:left w:w="90" w:type="dxa"/>
-              <w:bottom w:w="50" w:type="dxa"/>
-              <w:right w:w="90" w:type="dxa"/>
-            </w:tcMar>
             <w:vAlign w:val="center"/>
           </w:tcPr>
           <w:p>
@@ -1135,12 +1005,6 @@
               <w:right w:val="single" w:sz="6" w:space="0" w:color="1F3864"/>
             </w:tcBorders>
             <w:shd w:val="clear" w:color="auto" w:fill="D9E2F3"/>
-            <w:tcMar>
-              <w:top w:w="50" w:type="dxa"/>
-              <w:left w:w="90" w:type="dxa"/>
-              <w:bottom w:w="50" w:type="dxa"/>
-              <w:right w:w="90" w:type="dxa"/>
-            </w:tcMar>
             <w:vAlign w:val="center"/>
           </w:tcPr>
           <w:p>
@@ -1200,12 +1064,6 @@
               <w:right w:val="single" w:sz="6" w:space="0" w:color="1F3864"/>
             </w:tcBorders>
             <w:shd w:val="clear" w:color="auto" w:fill="4472C4"/>
-            <w:tcMar>
-              <w:top w:w="50" w:type="dxa"/>
-              <w:left w:w="90" w:type="dxa"/>
-              <w:bottom w:w="50" w:type="dxa"/>
-              <w:right w:w="90" w:type="dxa"/>
-            </w:tcMar>
             <w:vAlign w:val="center"/>
           </w:tcPr>
           <w:p>
@@ -1263,12 +1121,6 @@
               <w:right w:val="single" w:sz="6" w:space="0" w:color="1F3864"/>
             </w:tcBorders>
             <w:shd w:val="clear" w:color="auto" w:fill="D9E2F3"/>
-            <w:tcMar>
-              <w:top w:w="50" w:type="dxa"/>
-              <w:left w:w="90" w:type="dxa"/>
-              <w:bottom w:w="50" w:type="dxa"/>
-              <w:right w:w="90" w:type="dxa"/>
-            </w:tcMar>
             <w:vAlign w:val="center"/>
           </w:tcPr>
           <w:p>
@@ -1316,12 +1168,6 @@
               <w:right w:val="single" w:sz="6" w:space="0" w:color="1F3864"/>
             </w:tcBorders>
             <w:shd w:val="clear" w:color="auto" w:fill="D9E2F3"/>
-            <w:tcMar>
-              <w:top w:w="50" w:type="dxa"/>
-              <w:left w:w="90" w:type="dxa"/>
-              <w:bottom w:w="50" w:type="dxa"/>
-              <w:right w:w="90" w:type="dxa"/>
-            </w:tcMar>
             <w:vAlign w:val="center"/>
           </w:tcPr>
           <w:p>
@@ -1425,12 +1271,6 @@
               <w:right w:val="single" w:sz="6" w:space="0" w:color="1F3864"/>
             </w:tcBorders>
             <w:shd w:val="clear" w:color="auto" w:fill="4472C4"/>
-            <w:tcMar>
-              <w:top w:w="50" w:type="dxa"/>
-              <w:left w:w="90" w:type="dxa"/>
-              <w:bottom w:w="50" w:type="dxa"/>
-              <w:right w:w="90" w:type="dxa"/>
-            </w:tcMar>
             <w:vAlign w:val="center"/>
           </w:tcPr>
           <w:p>
@@ -1501,12 +1341,6 @@
               <w:right w:val="single" w:sz="6" w:space="0" w:color="1F3864"/>
             </w:tcBorders>
             <w:shd w:val="clear" w:color="auto" w:fill="4472C4"/>
-            <w:tcMar>
-              <w:top w:w="50" w:type="dxa"/>
-              <w:left w:w="90" w:type="dxa"/>
-              <w:bottom w:w="50" w:type="dxa"/>
-              <w:right w:w="90" w:type="dxa"/>
-            </w:tcMar>
             <w:vAlign w:val="center"/>
           </w:tcPr>
           <w:p>
@@ -1577,12 +1411,6 @@
               <w:right w:val="single" w:sz="6" w:space="0" w:color="1F3864"/>
             </w:tcBorders>
             <w:shd w:val="clear" w:color="auto" w:fill="4472C4"/>
-            <w:tcMar>
-              <w:top w:w="50" w:type="dxa"/>
-              <w:left w:w="90" w:type="dxa"/>
-              <w:bottom w:w="50" w:type="dxa"/>
-              <w:right w:w="90" w:type="dxa"/>
-            </w:tcMar>
             <w:vAlign w:val="center"/>
           </w:tcPr>
           <w:p>
@@ -1657,12 +1485,6 @@
               <w:right w:val="single" w:sz="6" w:space="0" w:color="1F3864"/>
             </w:tcBorders>
             <w:shd w:val="clear" w:color="auto" w:fill="D9E2F3"/>
-            <w:tcMar>
-              <w:top w:w="50" w:type="dxa"/>
-              <w:left w:w="90" w:type="dxa"/>
-              <w:bottom w:w="50" w:type="dxa"/>
-              <w:right w:w="90" w:type="dxa"/>
-            </w:tcMar>
             <w:vAlign w:val="center"/>
           </w:tcPr>
           <w:p>
@@ -1697,12 +1519,6 @@
               <w:right w:val="single" w:sz="6" w:space="0" w:color="1F3864"/>
             </w:tcBorders>
             <w:shd w:val="clear" w:color="auto" w:fill="D9E2F3"/>
-            <w:tcMar>
-              <w:top w:w="50" w:type="dxa"/>
-              <w:left w:w="90" w:type="dxa"/>
-              <w:bottom w:w="50" w:type="dxa"/>
-              <w:right w:w="90" w:type="dxa"/>
-            </w:tcMar>
             <w:vAlign w:val="center"/>
           </w:tcPr>
           <w:p>
@@ -1773,12 +1589,6 @@
               <w:right w:val="single" w:sz="6" w:space="0" w:color="1F3864"/>
             </w:tcBorders>
             <w:shd w:val="clear" w:color="auto" w:fill="D9E2F3"/>
-            <w:tcMar>
-              <w:top w:w="50" w:type="dxa"/>
-              <w:left w:w="90" w:type="dxa"/>
-              <w:bottom w:w="50" w:type="dxa"/>
-              <w:right w:w="90" w:type="dxa"/>
-            </w:tcMar>
             <w:vAlign w:val="center"/>
           </w:tcPr>
           <w:p>
@@ -1870,12 +1680,6 @@
               <w:right w:val="single" w:sz="6" w:space="0" w:color="1F3864"/>
             </w:tcBorders>
             <w:shd w:val="clear" w:color="auto" w:fill="D9E2F3"/>
-            <w:tcMar>
-              <w:top w:w="50" w:type="dxa"/>
-              <w:left w:w="90" w:type="dxa"/>
-              <w:bottom w:w="50" w:type="dxa"/>
-              <w:right w:w="90" w:type="dxa"/>
-            </w:tcMar>
             <w:vAlign w:val="center"/>
           </w:tcPr>
           <w:p>
@@ -1982,12 +1786,6 @@
               <w:right w:val="single" w:sz="6" w:space="0" w:color="1F3864"/>
             </w:tcBorders>
             <w:shd w:val="clear" w:color="auto" w:fill="D9E2F3"/>
-            <w:tcMar>
-              <w:top w:w="50" w:type="dxa"/>
-              <w:left w:w="90" w:type="dxa"/>
-              <w:bottom w:w="50" w:type="dxa"/>
-              <w:right w:w="90" w:type="dxa"/>
-            </w:tcMar>
             <w:vAlign w:val="center"/>
           </w:tcPr>
           <w:p>
@@ -2055,12 +1853,6 @@
               <w:right w:val="single" w:sz="6" w:space="0" w:color="1F3864"/>
             </w:tcBorders>
             <w:shd w:val="clear" w:color="auto" w:fill="D9E2F3"/>
-            <w:tcMar>
-              <w:top w:w="50" w:type="dxa"/>
-              <w:left w:w="90" w:type="dxa"/>
-              <w:bottom w:w="50" w:type="dxa"/>
-              <w:right w:w="90" w:type="dxa"/>
-            </w:tcMar>
             <w:vAlign w:val="center"/>
           </w:tcPr>
           <w:p>
@@ -2195,12 +1987,6 @@
               <w:right w:val="single" w:sz="6" w:space="0" w:color="1F3864"/>
             </w:tcBorders>
             <w:shd w:val="clear" w:color="auto" w:fill="D9E2F3"/>
-            <w:tcMar>
-              <w:top w:w="50" w:type="dxa"/>
-              <w:left w:w="90" w:type="dxa"/>
-              <w:bottom w:w="50" w:type="dxa"/>
-              <w:right w:w="90" w:type="dxa"/>
-            </w:tcMar>
             <w:vAlign w:val="center"/>
           </w:tcPr>
           <w:p>
@@ -2236,12 +2022,6 @@
               <w:right w:val="single" w:sz="6" w:space="0" w:color="1F3864"/>
             </w:tcBorders>
             <w:shd w:val="clear" w:color="auto" w:fill="D9E2F3"/>
-            <w:tcMar>
-              <w:top w:w="50" w:type="dxa"/>
-              <w:left w:w="90" w:type="dxa"/>
-              <w:bottom w:w="50" w:type="dxa"/>
-              <w:right w:w="90" w:type="dxa"/>
-            </w:tcMar>
             <w:vAlign w:val="center"/>
           </w:tcPr>
           <w:p>
@@ -2333,12 +2113,6 @@
               <w:right w:val="single" w:sz="6" w:space="0" w:color="1F3864"/>
             </w:tcBorders>
             <w:shd w:val="clear" w:color="auto" w:fill="D9E2F3"/>
-            <w:tcMar>
-              <w:top w:w="50" w:type="dxa"/>
-              <w:left w:w="90" w:type="dxa"/>
-              <w:bottom w:w="50" w:type="dxa"/>
-              <w:right w:w="90" w:type="dxa"/>
-            </w:tcMar>
             <w:vAlign w:val="center"/>
           </w:tcPr>
           <w:p>
@@ -2391,12 +2165,6 @@
               <w:right w:val="single" w:sz="6" w:space="0" w:color="1F3864"/>
             </w:tcBorders>
             <w:shd w:val="clear" w:color="auto" w:fill="D9E2F3"/>
-            <w:tcMar>
-              <w:top w:w="50" w:type="dxa"/>
-              <w:left w:w="90" w:type="dxa"/>
-              <w:bottom w:w="50" w:type="dxa"/>
-              <w:right w:w="90" w:type="dxa"/>
-            </w:tcMar>
             <w:vAlign w:val="center"/>
           </w:tcPr>
           <w:p>
@@ -2453,12 +2221,6 @@
               <w:right w:val="single" w:sz="6" w:space="0" w:color="1F3864"/>
             </w:tcBorders>
             <w:shd w:val="clear" w:color="auto" w:fill="4472C4"/>
-            <w:tcMar>
-              <w:top w:w="50" w:type="dxa"/>
-              <w:left w:w="90" w:type="dxa"/>
-              <w:bottom w:w="50" w:type="dxa"/>
-              <w:right w:w="90" w:type="dxa"/>
-            </w:tcMar>
             <w:vAlign w:val="center"/>
           </w:tcPr>
           <w:p>
@@ -2531,12 +2293,6 @@
               <w:right w:val="single" w:sz="6" w:space="0" w:color="1F3864"/>
             </w:tcBorders>
             <w:shd w:val="clear" w:color="auto" w:fill="4472C4"/>
-            <w:tcMar>
-              <w:top w:w="50" w:type="dxa"/>
-              <w:left w:w="90" w:type="dxa"/>
-              <w:bottom w:w="50" w:type="dxa"/>
-              <w:right w:w="90" w:type="dxa"/>
-            </w:tcMar>
             <w:vAlign w:val="center"/>
           </w:tcPr>
           <w:p>
@@ -2591,12 +2347,6 @@
               <w:right w:val="single" w:sz="6" w:space="0" w:color="1F3864"/>
             </w:tcBorders>
             <w:shd w:val="clear" w:color="auto" w:fill="D9E2F3"/>
-            <w:tcMar>
-              <w:top w:w="50" w:type="dxa"/>
-              <w:left w:w="90" w:type="dxa"/>
-              <w:bottom w:w="50" w:type="dxa"/>
-              <w:right w:w="90" w:type="dxa"/>
-            </w:tcMar>
             <w:vAlign w:val="center"/>
           </w:tcPr>
           <w:p>
@@ -2659,12 +2409,6 @@
               <w:right w:val="single" w:sz="6" w:space="0" w:color="1F3864"/>
             </w:tcBorders>
             <w:shd w:val="clear" w:color="auto" w:fill="4472C4"/>
-            <w:tcMar>
-              <w:top w:w="50" w:type="dxa"/>
-              <w:left w:w="90" w:type="dxa"/>
-              <w:bottom w:w="50" w:type="dxa"/>
-              <w:right w:w="90" w:type="dxa"/>
-            </w:tcMar>
             <w:vAlign w:val="center"/>
           </w:tcPr>
           <w:p>
@@ -2736,12 +2480,6 @@
               <w:right w:val="single" w:sz="6" w:space="0" w:color="1F3864"/>
             </w:tcBorders>
             <w:shd w:val="clear" w:color="auto" w:fill="D9E2F3"/>
-            <w:tcMar>
-              <w:top w:w="50" w:type="dxa"/>
-              <w:left w:w="90" w:type="dxa"/>
-              <w:bottom w:w="50" w:type="dxa"/>
-              <w:right w:w="90" w:type="dxa"/>
-            </w:tcMar>
             <w:vAlign w:val="center"/>
           </w:tcPr>
           <w:p>
@@ -2796,12 +2534,6 @@
               <w:right w:val="single" w:sz="6" w:space="0" w:color="1F3864"/>
             </w:tcBorders>
             <w:shd w:val="clear" w:color="auto" w:fill="D9E2F3"/>
-            <w:tcMar>
-              <w:top w:w="50" w:type="dxa"/>
-              <w:left w:w="90" w:type="dxa"/>
-              <w:bottom w:w="50" w:type="dxa"/>
-              <w:right w:w="90" w:type="dxa"/>
-            </w:tcMar>
             <w:vAlign w:val="center"/>
           </w:tcPr>
           <w:p>
@@ -3374,12 +3106,6 @@
               <w:right w:val="single" w:sz="6" w:space="0" w:color="1F3864"/>
             </w:tcBorders>
             <w:shd w:val="clear" w:color="auto" w:fill="D9E2F3"/>
-            <w:tcMar>
-              <w:top w:w="50" w:type="dxa"/>
-              <w:left w:w="90" w:type="dxa"/>
-              <w:bottom w:w="50" w:type="dxa"/>
-              <w:right w:w="90" w:type="dxa"/>
-            </w:tcMar>
             <w:vAlign w:val="center"/>
           </w:tcPr>
           <w:p>
@@ -3472,12 +3198,6 @@
               <w:right w:val="single" w:sz="6" w:space="0" w:color="1F3864"/>
             </w:tcBorders>
             <w:shd w:val="clear" w:color="auto" w:fill="D9E2F3"/>
-            <w:tcMar>
-              <w:top w:w="50" w:type="dxa"/>
-              <w:left w:w="90" w:type="dxa"/>
-              <w:bottom w:w="50" w:type="dxa"/>
-              <w:right w:w="90" w:type="dxa"/>
-            </w:tcMar>
             <w:vAlign w:val="center"/>
           </w:tcPr>
           <w:p>
@@ -3529,12 +3249,6 @@
               <w:right w:val="single" w:sz="6" w:space="0" w:color="1F3864"/>
             </w:tcBorders>
             <w:shd w:val="clear" w:color="auto" w:fill="4472C4"/>
-            <w:tcMar>
-              <w:top w:w="50" w:type="dxa"/>
-              <w:left w:w="90" w:type="dxa"/>
-              <w:bottom w:w="50" w:type="dxa"/>
-              <w:right w:w="90" w:type="dxa"/>
-            </w:tcMar>
             <w:vAlign w:val="center"/>
           </w:tcPr>
           <w:p>
@@ -3605,12 +3319,6 @@
               <w:right w:val="single" w:sz="6" w:space="0" w:color="1F3864"/>
             </w:tcBorders>
             <w:shd w:val="clear" w:color="auto" w:fill="4472C4"/>
-            <w:tcMar>
-              <w:top w:w="50" w:type="dxa"/>
-              <w:left w:w="90" w:type="dxa"/>
-              <w:bottom w:w="50" w:type="dxa"/>
-              <w:right w:w="90" w:type="dxa"/>
-            </w:tcMar>
             <w:vAlign w:val="center"/>
           </w:tcPr>
           <w:p>
@@ -3681,12 +3389,6 @@
               <w:right w:val="single" w:sz="6" w:space="0" w:color="1F3864"/>
             </w:tcBorders>
             <w:shd w:val="clear" w:color="auto" w:fill="4472C4"/>
-            <w:tcMar>
-              <w:top w:w="50" w:type="dxa"/>
-              <w:left w:w="90" w:type="dxa"/>
-              <w:bottom w:w="50" w:type="dxa"/>
-              <w:right w:w="90" w:type="dxa"/>
-            </w:tcMar>
             <w:vAlign w:val="center"/>
           </w:tcPr>
           <w:p>
@@ -3761,12 +3463,6 @@
               <w:right w:val="single" w:sz="6" w:space="0" w:color="1F3864"/>
             </w:tcBorders>
             <w:shd w:val="clear" w:color="auto" w:fill="D9E2F3"/>
-            <w:tcMar>
-              <w:top w:w="50" w:type="dxa"/>
-              <w:left w:w="90" w:type="dxa"/>
-              <w:bottom w:w="50" w:type="dxa"/>
-              <w:right w:w="90" w:type="dxa"/>
-            </w:tcMar>
             <w:vAlign w:val="center"/>
           </w:tcPr>
           <w:p>
@@ -3801,12 +3497,6 @@
               <w:right w:val="single" w:sz="6" w:space="0" w:color="1F3864"/>
             </w:tcBorders>
             <w:shd w:val="clear" w:color="auto" w:fill="D9E2F3"/>
-            <w:tcMar>
-              <w:top w:w="50" w:type="dxa"/>
-              <w:left w:w="90" w:type="dxa"/>
-              <w:bottom w:w="50" w:type="dxa"/>
-              <w:right w:w="90" w:type="dxa"/>
-            </w:tcMar>
             <w:vAlign w:val="center"/>
           </w:tcPr>
           <w:p>
@@ -3841,12 +3531,6 @@
               <w:right w:val="single" w:sz="6" w:space="0" w:color="1F3864"/>
             </w:tcBorders>
             <w:shd w:val="clear" w:color="auto" w:fill="D9E2F3"/>
-            <w:tcMar>
-              <w:top w:w="50" w:type="dxa"/>
-              <w:left w:w="90" w:type="dxa"/>
-              <w:bottom w:w="50" w:type="dxa"/>
-              <w:right w:w="90" w:type="dxa"/>
-            </w:tcMar>
             <w:vAlign w:val="center"/>
           </w:tcPr>
           <w:p>
@@ -3920,12 +3604,6 @@
               <w:right w:val="single" w:sz="6" w:space="0" w:color="1F3864"/>
             </w:tcBorders>
             <w:shd w:val="clear" w:color="auto" w:fill="D9E2F3"/>
-            <w:tcMar>
-              <w:top w:w="50" w:type="dxa"/>
-              <w:left w:w="90" w:type="dxa"/>
-              <w:bottom w:w="50" w:type="dxa"/>
-              <w:right w:w="90" w:type="dxa"/>
-            </w:tcMar>
             <w:vAlign w:val="center"/>
           </w:tcPr>
           <w:p>
@@ -3960,12 +3638,6 @@
               <w:right w:val="single" w:sz="6" w:space="0" w:color="1F3864"/>
             </w:tcBorders>
             <w:shd w:val="clear" w:color="auto" w:fill="D9E2F3"/>
-            <w:tcMar>
-              <w:top w:w="50" w:type="dxa"/>
-              <w:left w:w="90" w:type="dxa"/>
-              <w:bottom w:w="50" w:type="dxa"/>
-              <w:right w:w="90" w:type="dxa"/>
-            </w:tcMar>
             <w:vAlign w:val="center"/>
           </w:tcPr>
           <w:p>
@@ -4024,12 +3696,6 @@
               <w:right w:val="single" w:sz="6" w:space="0" w:color="1F3864"/>
             </w:tcBorders>
             <w:shd w:val="clear" w:color="auto" w:fill="D9E2F3"/>
-            <w:tcMar>
-              <w:top w:w="50" w:type="dxa"/>
-              <w:left w:w="90" w:type="dxa"/>
-              <w:bottom w:w="50" w:type="dxa"/>
-              <w:right w:w="90" w:type="dxa"/>
-            </w:tcMar>
             <w:vAlign w:val="center"/>
           </w:tcPr>
           <w:p>
@@ -4064,12 +3730,6 @@
               <w:right w:val="single" w:sz="6" w:space="0" w:color="1F3864"/>
             </w:tcBorders>
             <w:shd w:val="clear" w:color="auto" w:fill="D9E2F3"/>
-            <w:tcMar>
-              <w:top w:w="50" w:type="dxa"/>
-              <w:left w:w="90" w:type="dxa"/>
-              <w:bottom w:w="50" w:type="dxa"/>
-              <w:right w:w="90" w:type="dxa"/>
-            </w:tcMar>
             <w:vAlign w:val="center"/>
           </w:tcPr>
           <w:p>
@@ -4113,12 +3773,6 @@
               <w:right w:val="single" w:sz="6" w:space="0" w:color="1F3864"/>
             </w:tcBorders>
             <w:shd w:val="clear" w:color="auto" w:fill="D9E2F3"/>
-            <w:tcMar>
-              <w:top w:w="50" w:type="dxa"/>
-              <w:left w:w="90" w:type="dxa"/>
-              <w:bottom w:w="50" w:type="dxa"/>
-              <w:right w:w="90" w:type="dxa"/>
-            </w:tcMar>
             <w:vAlign w:val="center"/>
           </w:tcPr>
           <w:p>
@@ -4201,12 +3855,6 @@
               <w:right w:val="single" w:sz="6" w:space="0" w:color="1F3864"/>
             </w:tcBorders>
             <w:shd w:val="clear" w:color="auto" w:fill="D9E2F3"/>
-            <w:tcMar>
-              <w:top w:w="50" w:type="dxa"/>
-              <w:left w:w="90" w:type="dxa"/>
-              <w:bottom w:w="50" w:type="dxa"/>
-              <w:right w:w="90" w:type="dxa"/>
-            </w:tcMar>
             <w:vAlign w:val="center"/>
           </w:tcPr>
           <w:p>
@@ -4259,12 +3907,6 @@
               <w:right w:val="single" w:sz="6" w:space="0" w:color="1F3864"/>
             </w:tcBorders>
             <w:shd w:val="clear" w:color="auto" w:fill="D9E2F3"/>
-            <w:tcMar>
-              <w:top w:w="50" w:type="dxa"/>
-              <w:left w:w="90" w:type="dxa"/>
-              <w:bottom w:w="50" w:type="dxa"/>
-              <w:right w:w="90" w:type="dxa"/>
-            </w:tcMar>
             <w:vAlign w:val="center"/>
           </w:tcPr>
           <w:p>
@@ -4321,12 +3963,6 @@
               <w:right w:val="single" w:sz="6" w:space="0" w:color="1F3864"/>
             </w:tcBorders>
             <w:shd w:val="clear" w:color="auto" w:fill="4472C4"/>
-            <w:tcMar>
-              <w:top w:w="50" w:type="dxa"/>
-              <w:left w:w="90" w:type="dxa"/>
-              <w:bottom w:w="50" w:type="dxa"/>
-              <w:right w:w="90" w:type="dxa"/>
-            </w:tcMar>
             <w:vAlign w:val="center"/>
           </w:tcPr>
           <w:p>
@@ -4399,12 +4035,6 @@
               <w:right w:val="single" w:sz="6" w:space="0" w:color="1F3864"/>
             </w:tcBorders>
             <w:shd w:val="clear" w:color="auto" w:fill="4472C4"/>
-            <w:tcMar>
-              <w:top w:w="50" w:type="dxa"/>
-              <w:left w:w="90" w:type="dxa"/>
-              <w:bottom w:w="50" w:type="dxa"/>
-              <w:right w:w="90" w:type="dxa"/>
-            </w:tcMar>
             <w:vAlign w:val="center"/>
           </w:tcPr>
           <w:p>
@@ -4459,12 +4089,6 @@
               <w:right w:val="single" w:sz="6" w:space="0" w:color="1F3864"/>
             </w:tcBorders>
             <w:shd w:val="clear" w:color="auto" w:fill="D9E2F3"/>
-            <w:tcMar>
-              <w:top w:w="50" w:type="dxa"/>
-              <w:left w:w="90" w:type="dxa"/>
-              <w:bottom w:w="50" w:type="dxa"/>
-              <w:right w:w="90" w:type="dxa"/>
-            </w:tcMar>
             <w:vAlign w:val="center"/>
           </w:tcPr>
           <w:p>
@@ -4527,12 +4151,6 @@
               <w:right w:val="single" w:sz="6" w:space="0" w:color="1F3864"/>
             </w:tcBorders>
             <w:shd w:val="clear" w:color="auto" w:fill="4472C4"/>
-            <w:tcMar>
-              <w:top w:w="50" w:type="dxa"/>
-              <w:left w:w="90" w:type="dxa"/>
-              <w:bottom w:w="50" w:type="dxa"/>
-              <w:right w:w="90" w:type="dxa"/>
-            </w:tcMar>
             <w:vAlign w:val="center"/>
           </w:tcPr>
           <w:p>
@@ -4604,12 +4222,6 @@
               <w:right w:val="single" w:sz="6" w:space="0" w:color="1F3864"/>
             </w:tcBorders>
             <w:shd w:val="clear" w:color="auto" w:fill="D9E2F3"/>
-            <w:tcMar>
-              <w:top w:w="50" w:type="dxa"/>
-              <w:left w:w="90" w:type="dxa"/>
-              <w:bottom w:w="50" w:type="dxa"/>
-              <w:right w:w="90" w:type="dxa"/>
-            </w:tcMar>
             <w:vAlign w:val="center"/>
           </w:tcPr>
           <w:p>
@@ -4684,12 +4296,6 @@
               <w:right w:val="single" w:sz="6" w:space="0" w:color="1F3864"/>
             </w:tcBorders>
             <w:shd w:val="clear" w:color="auto" w:fill="D9E2F3"/>
-            <w:tcMar>
-              <w:top w:w="50" w:type="dxa"/>
-              <w:left w:w="90" w:type="dxa"/>
-              <w:bottom w:w="50" w:type="dxa"/>
-              <w:right w:w="90" w:type="dxa"/>
-            </w:tcMar>
             <w:vAlign w:val="center"/>
           </w:tcPr>
           <w:p>
@@ -5300,12 +4906,6 @@
               <w:right w:val="single" w:sz="6" w:space="0" w:color="1F3864"/>
             </w:tcBorders>
             <w:shd w:val="clear" w:color="auto" w:fill="D9E2F3"/>
-            <w:tcMar>
-              <w:top w:w="50" w:type="dxa"/>
-              <w:left w:w="90" w:type="dxa"/>
-              <w:bottom w:w="50" w:type="dxa"/>
-              <w:right w:w="90" w:type="dxa"/>
-            </w:tcMar>
             <w:vAlign w:val="center"/>
           </w:tcPr>
           <w:p>
@@ -5374,12 +4974,6 @@
               <w:right w:val="single" w:sz="6" w:space="0" w:color="1F3864"/>
             </w:tcBorders>
             <w:shd w:val="clear" w:color="auto" w:fill="D9E2F3"/>
-            <w:tcMar>
-              <w:top w:w="50" w:type="dxa"/>
-              <w:left w:w="90" w:type="dxa"/>
-              <w:bottom w:w="50" w:type="dxa"/>
-              <w:right w:w="90" w:type="dxa"/>
-            </w:tcMar>
             <w:vAlign w:val="center"/>
           </w:tcPr>
           <w:p>
@@ -5430,12 +5024,6 @@
               <w:right w:val="single" w:sz="6" w:space="0" w:color="1F3864"/>
             </w:tcBorders>
             <w:shd w:val="clear" w:color="auto" w:fill="4472C4"/>
-            <w:tcMar>
-              <w:top w:w="50" w:type="dxa"/>
-              <w:left w:w="90" w:type="dxa"/>
-              <w:bottom w:w="50" w:type="dxa"/>
-              <w:right w:w="90" w:type="dxa"/>
-            </w:tcMar>
             <w:vAlign w:val="center"/>
           </w:tcPr>
           <w:p>
@@ -5506,12 +5094,6 @@
               <w:right w:val="single" w:sz="6" w:space="0" w:color="1F3864"/>
             </w:tcBorders>
             <w:shd w:val="clear" w:color="auto" w:fill="4472C4"/>
-            <w:tcMar>
-              <w:top w:w="50" w:type="dxa"/>
-              <w:left w:w="90" w:type="dxa"/>
-              <w:bottom w:w="50" w:type="dxa"/>
-              <w:right w:w="90" w:type="dxa"/>
-            </w:tcMar>
             <w:vAlign w:val="center"/>
           </w:tcPr>
           <w:p>
@@ -5582,12 +5164,6 @@
               <w:right w:val="single" w:sz="6" w:space="0" w:color="1F3864"/>
             </w:tcBorders>
             <w:shd w:val="clear" w:color="auto" w:fill="4472C4"/>
-            <w:tcMar>
-              <w:top w:w="50" w:type="dxa"/>
-              <w:left w:w="90" w:type="dxa"/>
-              <w:bottom w:w="50" w:type="dxa"/>
-              <w:right w:w="90" w:type="dxa"/>
-            </w:tcMar>
             <w:vAlign w:val="center"/>
           </w:tcPr>
           <w:p>
@@ -5662,12 +5238,6 @@
               <w:right w:val="single" w:sz="6" w:space="0" w:color="1F3864"/>
             </w:tcBorders>
             <w:shd w:val="clear" w:color="auto" w:fill="D9E2F3"/>
-            <w:tcMar>
-              <w:top w:w="50" w:type="dxa"/>
-              <w:left w:w="90" w:type="dxa"/>
-              <w:bottom w:w="50" w:type="dxa"/>
-              <w:right w:w="90" w:type="dxa"/>
-            </w:tcMar>
             <w:vAlign w:val="center"/>
           </w:tcPr>
           <w:p>
@@ -5720,12 +5290,6 @@
               <w:right w:val="single" w:sz="6" w:space="0" w:color="1F3864"/>
             </w:tcBorders>
             <w:shd w:val="clear" w:color="auto" w:fill="D9E2F3"/>
-            <w:tcMar>
-              <w:top w:w="50" w:type="dxa"/>
-              <w:left w:w="90" w:type="dxa"/>
-              <w:bottom w:w="50" w:type="dxa"/>
-              <w:right w:w="90" w:type="dxa"/>
-            </w:tcMar>
             <w:vAlign w:val="center"/>
           </w:tcPr>
           <w:p>
@@ -5805,12 +5369,6 @@
               <w:right w:val="single" w:sz="6" w:space="0" w:color="1F3864"/>
             </w:tcBorders>
             <w:shd w:val="clear" w:color="auto" w:fill="D9E2F3"/>
-            <w:tcMar>
-              <w:top w:w="50" w:type="dxa"/>
-              <w:left w:w="90" w:type="dxa"/>
-              <w:bottom w:w="50" w:type="dxa"/>
-              <w:right w:w="90" w:type="dxa"/>
-            </w:tcMar>
             <w:vAlign w:val="center"/>
           </w:tcPr>
           <w:p>
@@ -5902,12 +5460,6 @@
               <w:right w:val="single" w:sz="6" w:space="0" w:color="1F3864"/>
             </w:tcBorders>
             <w:shd w:val="clear" w:color="auto" w:fill="D9E2F3"/>
-            <w:tcMar>
-              <w:top w:w="50" w:type="dxa"/>
-              <w:left w:w="90" w:type="dxa"/>
-              <w:bottom w:w="50" w:type="dxa"/>
-              <w:right w:w="90" w:type="dxa"/>
-            </w:tcMar>
             <w:vAlign w:val="center"/>
           </w:tcPr>
           <w:p>
@@ -5951,12 +5503,6 @@
               <w:right w:val="single" w:sz="6" w:space="0" w:color="1F3864"/>
             </w:tcBorders>
             <w:shd w:val="clear" w:color="auto" w:fill="D9E2F3"/>
-            <w:tcMar>
-              <w:top w:w="50" w:type="dxa"/>
-              <w:left w:w="90" w:type="dxa"/>
-              <w:bottom w:w="50" w:type="dxa"/>
-              <w:right w:w="90" w:type="dxa"/>
-            </w:tcMar>
             <w:vAlign w:val="center"/>
           </w:tcPr>
           <w:p>
@@ -6015,12 +5561,6 @@
               <w:right w:val="single" w:sz="6" w:space="0" w:color="1F3864"/>
             </w:tcBorders>
             <w:shd w:val="clear" w:color="auto" w:fill="D9E2F3"/>
-            <w:tcMar>
-              <w:top w:w="50" w:type="dxa"/>
-              <w:left w:w="90" w:type="dxa"/>
-              <w:bottom w:w="50" w:type="dxa"/>
-              <w:right w:w="90" w:type="dxa"/>
-            </w:tcMar>
             <w:vAlign w:val="center"/>
           </w:tcPr>
           <w:p>
@@ -6083,12 +5623,6 @@
               <w:right w:val="single" w:sz="6" w:space="0" w:color="1F3864"/>
             </w:tcBorders>
             <w:shd w:val="clear" w:color="auto" w:fill="D9E2F3"/>
-            <w:tcMar>
-              <w:top w:w="50" w:type="dxa"/>
-              <w:left w:w="90" w:type="dxa"/>
-              <w:bottom w:w="50" w:type="dxa"/>
-              <w:right w:w="90" w:type="dxa"/>
-            </w:tcMar>
             <w:vAlign w:val="center"/>
           </w:tcPr>
           <w:p>
@@ -6133,12 +5667,6 @@
               <w:right w:val="single" w:sz="6" w:space="0" w:color="1F3864"/>
             </w:tcBorders>
             <w:shd w:val="clear" w:color="auto" w:fill="D9E2F3"/>
-            <w:tcMar>
-              <w:top w:w="50" w:type="dxa"/>
-              <w:left w:w="90" w:type="dxa"/>
-              <w:bottom w:w="50" w:type="dxa"/>
-              <w:right w:w="90" w:type="dxa"/>
-            </w:tcMar>
             <w:vAlign w:val="center"/>
           </w:tcPr>
           <w:p>
@@ -6221,12 +5749,6 @@
               <w:right w:val="single" w:sz="6" w:space="0" w:color="1F3864"/>
             </w:tcBorders>
             <w:shd w:val="clear" w:color="auto" w:fill="D9E2F3"/>
-            <w:tcMar>
-              <w:top w:w="50" w:type="dxa"/>
-              <w:left w:w="90" w:type="dxa"/>
-              <w:bottom w:w="50" w:type="dxa"/>
-              <w:right w:w="90" w:type="dxa"/>
-            </w:tcMar>
             <w:vAlign w:val="center"/>
           </w:tcPr>
           <w:p>
@@ -6306,12 +5828,6 @@
               <w:right w:val="single" w:sz="6" w:space="0" w:color="1F3864"/>
             </w:tcBorders>
             <w:shd w:val="clear" w:color="auto" w:fill="D9E2F3"/>
-            <w:tcMar>
-              <w:top w:w="50" w:type="dxa"/>
-              <w:left w:w="90" w:type="dxa"/>
-              <w:bottom w:w="50" w:type="dxa"/>
-              <w:right w:w="90" w:type="dxa"/>
-            </w:tcMar>
             <w:vAlign w:val="center"/>
           </w:tcPr>
           <w:p>
@@ -6413,12 +5929,6 @@
               <w:right w:val="single" w:sz="6" w:space="0" w:color="1F3864"/>
             </w:tcBorders>
             <w:shd w:val="clear" w:color="auto" w:fill="4472C4"/>
-            <w:tcMar>
-              <w:top w:w="50" w:type="dxa"/>
-              <w:left w:w="90" w:type="dxa"/>
-              <w:bottom w:w="50" w:type="dxa"/>
-              <w:right w:w="90" w:type="dxa"/>
-            </w:tcMar>
             <w:vAlign w:val="center"/>
           </w:tcPr>
           <w:p>
@@ -6491,12 +6001,6 @@
               <w:right w:val="single" w:sz="6" w:space="0" w:color="1F3864"/>
             </w:tcBorders>
             <w:shd w:val="clear" w:color="auto" w:fill="4472C4"/>
-            <w:tcMar>
-              <w:top w:w="50" w:type="dxa"/>
-              <w:left w:w="90" w:type="dxa"/>
-              <w:bottom w:w="50" w:type="dxa"/>
-              <w:right w:w="90" w:type="dxa"/>
-            </w:tcMar>
             <w:vAlign w:val="center"/>
           </w:tcPr>
           <w:p>
@@ -6551,12 +6055,6 @@
               <w:right w:val="single" w:sz="6" w:space="0" w:color="1F3864"/>
             </w:tcBorders>
             <w:shd w:val="clear" w:color="auto" w:fill="D9E2F3"/>
-            <w:tcMar>
-              <w:top w:w="50" w:type="dxa"/>
-              <w:left w:w="90" w:type="dxa"/>
-              <w:bottom w:w="50" w:type="dxa"/>
-              <w:right w:w="90" w:type="dxa"/>
-            </w:tcMar>
             <w:vAlign w:val="center"/>
           </w:tcPr>
           <w:p>
@@ -6619,12 +6117,6 @@
               <w:right w:val="single" w:sz="6" w:space="0" w:color="1F3864"/>
             </w:tcBorders>
             <w:shd w:val="clear" w:color="auto" w:fill="4472C4"/>
-            <w:tcMar>
-              <w:top w:w="50" w:type="dxa"/>
-              <w:left w:w="90" w:type="dxa"/>
-              <w:bottom w:w="50" w:type="dxa"/>
-              <w:right w:w="90" w:type="dxa"/>
-            </w:tcMar>
             <w:vAlign w:val="center"/>
           </w:tcPr>
           <w:p>
@@ -6696,12 +6188,6 @@
               <w:right w:val="single" w:sz="6" w:space="0" w:color="1F3864"/>
             </w:tcBorders>
             <w:shd w:val="clear" w:color="auto" w:fill="D9E2F3"/>
-            <w:tcMar>
-              <w:top w:w="50" w:type="dxa"/>
-              <w:left w:w="90" w:type="dxa"/>
-              <w:bottom w:w="50" w:type="dxa"/>
-              <w:right w:w="90" w:type="dxa"/>
-            </w:tcMar>
             <w:vAlign w:val="center"/>
           </w:tcPr>
           <w:p>
@@ -6756,12 +6242,6 @@
               <w:right w:val="single" w:sz="6" w:space="0" w:color="1F3864"/>
             </w:tcBorders>
             <w:shd w:val="clear" w:color="auto" w:fill="D9E2F3"/>
-            <w:tcMar>
-              <w:top w:w="50" w:type="dxa"/>
-              <w:left w:w="90" w:type="dxa"/>
-              <w:bottom w:w="50" w:type="dxa"/>
-              <w:right w:w="90" w:type="dxa"/>
-            </w:tcMar>
             <w:vAlign w:val="center"/>
           </w:tcPr>
           <w:p>
@@ -7247,12 +6727,6 @@
               <w:right w:val="single" w:sz="6" w:space="0" w:color="1F3864"/>
             </w:tcBorders>
             <w:shd w:val="clear" w:color="auto" w:fill="D9E2F3"/>
-            <w:tcMar>
-              <w:top w:w="50" w:type="dxa"/>
-              <w:left w:w="90" w:type="dxa"/>
-              <w:bottom w:w="50" w:type="dxa"/>
-              <w:right w:w="90" w:type="dxa"/>
-            </w:tcMar>
             <w:vAlign w:val="center"/>
           </w:tcPr>
           <w:p>
@@ -7321,12 +6795,6 @@
               <w:right w:val="single" w:sz="6" w:space="0" w:color="1F3864"/>
             </w:tcBorders>
             <w:shd w:val="clear" w:color="auto" w:fill="D9E2F3"/>
-            <w:tcMar>
-              <w:top w:w="50" w:type="dxa"/>
-              <w:left w:w="90" w:type="dxa"/>
-              <w:bottom w:w="50" w:type="dxa"/>
-              <w:right w:w="90" w:type="dxa"/>
-            </w:tcMar>
             <w:vAlign w:val="center"/>
           </w:tcPr>
           <w:p>
@@ -7377,12 +6845,6 @@
               <w:right w:val="single" w:sz="6" w:space="0" w:color="1F3864"/>
             </w:tcBorders>
             <w:shd w:val="clear" w:color="auto" w:fill="4472C4"/>
-            <w:tcMar>
-              <w:top w:w="50" w:type="dxa"/>
-              <w:left w:w="90" w:type="dxa"/>
-              <w:bottom w:w="50" w:type="dxa"/>
-              <w:right w:w="90" w:type="dxa"/>
-            </w:tcMar>
             <w:vAlign w:val="center"/>
           </w:tcPr>
           <w:p>
@@ -7453,12 +6915,6 @@
               <w:right w:val="single" w:sz="6" w:space="0" w:color="1F3864"/>
             </w:tcBorders>
             <w:shd w:val="clear" w:color="auto" w:fill="4472C4"/>
-            <w:tcMar>
-              <w:top w:w="50" w:type="dxa"/>
-              <w:left w:w="90" w:type="dxa"/>
-              <w:bottom w:w="50" w:type="dxa"/>
-              <w:right w:w="90" w:type="dxa"/>
-            </w:tcMar>
             <w:vAlign w:val="center"/>
           </w:tcPr>
           <w:p>
@@ -7529,12 +6985,6 @@
               <w:right w:val="single" w:sz="6" w:space="0" w:color="1F3864"/>
             </w:tcBorders>
             <w:shd w:val="clear" w:color="auto" w:fill="4472C4"/>
-            <w:tcMar>
-              <w:top w:w="50" w:type="dxa"/>
-              <w:left w:w="90" w:type="dxa"/>
-              <w:bottom w:w="50" w:type="dxa"/>
-              <w:right w:w="90" w:type="dxa"/>
-            </w:tcMar>
             <w:vAlign w:val="center"/>
           </w:tcPr>
           <w:p>
@@ -7609,12 +7059,6 @@
               <w:right w:val="single" w:sz="6" w:space="0" w:color="1F3864"/>
             </w:tcBorders>
             <w:shd w:val="clear" w:color="auto" w:fill="D9E2F3"/>
-            <w:tcMar>
-              <w:top w:w="50" w:type="dxa"/>
-              <w:left w:w="90" w:type="dxa"/>
-              <w:bottom w:w="50" w:type="dxa"/>
-              <w:right w:w="90" w:type="dxa"/>
-            </w:tcMar>
             <w:vAlign w:val="center"/>
           </w:tcPr>
           <w:p>
@@ -7820,12 +7264,6 @@
               <w:right w:val="single" w:sz="6" w:space="0" w:color="1F3864"/>
             </w:tcBorders>
             <w:shd w:val="clear" w:color="auto" w:fill="D9E2F3"/>
-            <w:tcMar>
-              <w:top w:w="50" w:type="dxa"/>
-              <w:left w:w="90" w:type="dxa"/>
-              <w:bottom w:w="50" w:type="dxa"/>
-              <w:right w:w="90" w:type="dxa"/>
-            </w:tcMar>
             <w:vAlign w:val="center"/>
           </w:tcPr>
           <w:p>
@@ -7896,12 +7334,6 @@
               <w:right w:val="single" w:sz="6" w:space="0" w:color="1F3864"/>
             </w:tcBorders>
             <w:shd w:val="clear" w:color="auto" w:fill="D9E2F3"/>
-            <w:tcMar>
-              <w:top w:w="50" w:type="dxa"/>
-              <w:left w:w="90" w:type="dxa"/>
-              <w:bottom w:w="50" w:type="dxa"/>
-              <w:right w:w="90" w:type="dxa"/>
-            </w:tcMar>
             <w:vAlign w:val="center"/>
           </w:tcPr>
           <w:p>
@@ -7975,12 +7407,6 @@
               <w:right w:val="single" w:sz="6" w:space="0" w:color="1F3864"/>
             </w:tcBorders>
             <w:shd w:val="clear" w:color="auto" w:fill="D9E2F3"/>
-            <w:tcMar>
-              <w:top w:w="50" w:type="dxa"/>
-              <w:left w:w="90" w:type="dxa"/>
-              <w:bottom w:w="50" w:type="dxa"/>
-              <w:right w:w="90" w:type="dxa"/>
-            </w:tcMar>
             <w:vAlign w:val="center"/>
           </w:tcPr>
           <w:p>
@@ -8033,12 +7459,6 @@
               <w:right w:val="single" w:sz="6" w:space="0" w:color="1F3864"/>
             </w:tcBorders>
             <w:shd w:val="clear" w:color="auto" w:fill="D9E2F3"/>
-            <w:tcMar>
-              <w:top w:w="50" w:type="dxa"/>
-              <w:left w:w="90" w:type="dxa"/>
-              <w:bottom w:w="50" w:type="dxa"/>
-              <w:right w:w="90" w:type="dxa"/>
-            </w:tcMar>
             <w:vAlign w:val="center"/>
           </w:tcPr>
           <w:p>
@@ -8088,12 +7508,6 @@
               <w:right w:val="single" w:sz="6" w:space="0" w:color="1F3864"/>
             </w:tcBorders>
             <w:shd w:val="clear" w:color="auto" w:fill="D9E2F3"/>
-            <w:tcMar>
-              <w:top w:w="50" w:type="dxa"/>
-              <w:left w:w="90" w:type="dxa"/>
-              <w:bottom w:w="50" w:type="dxa"/>
-              <w:right w:w="90" w:type="dxa"/>
-            </w:tcMar>
             <w:vAlign w:val="center"/>
           </w:tcPr>
           <w:p>
@@ -8246,12 +7660,6 @@
               <w:right w:val="single" w:sz="6" w:space="0" w:color="1F3864"/>
             </w:tcBorders>
             <w:shd w:val="clear" w:color="auto" w:fill="D9E2F3"/>
-            <w:tcMar>
-              <w:top w:w="50" w:type="dxa"/>
-              <w:left w:w="90" w:type="dxa"/>
-              <w:bottom w:w="50" w:type="dxa"/>
-              <w:right w:w="90" w:type="dxa"/>
-            </w:tcMar>
             <w:vAlign w:val="center"/>
           </w:tcPr>
           <w:p>
@@ -8394,12 +7802,6 @@
               <w:right w:val="single" w:sz="6" w:space="0" w:color="1F3864"/>
             </w:tcBorders>
             <w:shd w:val="clear" w:color="auto" w:fill="D9E2F3"/>
-            <w:tcMar>
-              <w:top w:w="50" w:type="dxa"/>
-              <w:left w:w="90" w:type="dxa"/>
-              <w:bottom w:w="50" w:type="dxa"/>
-              <w:right w:w="90" w:type="dxa"/>
-            </w:tcMar>
             <w:vAlign w:val="center"/>
           </w:tcPr>
           <w:p>
@@ -8473,12 +7875,6 @@
               <w:right w:val="single" w:sz="6" w:space="0" w:color="1F3864"/>
             </w:tcBorders>
             <w:shd w:val="clear" w:color="auto" w:fill="D9E2F3"/>
-            <w:tcMar>
-              <w:top w:w="50" w:type="dxa"/>
-              <w:left w:w="90" w:type="dxa"/>
-              <w:bottom w:w="50" w:type="dxa"/>
-              <w:right w:w="90" w:type="dxa"/>
-            </w:tcMar>
             <w:vAlign w:val="center"/>
           </w:tcPr>
           <w:p>
@@ -8513,12 +7909,6 @@
               <w:right w:val="single" w:sz="6" w:space="0" w:color="1F3864"/>
             </w:tcBorders>
             <w:shd w:val="clear" w:color="auto" w:fill="D9E2F3"/>
-            <w:tcMar>
-              <w:top w:w="50" w:type="dxa"/>
-              <w:left w:w="90" w:type="dxa"/>
-              <w:bottom w:w="50" w:type="dxa"/>
-              <w:right w:w="90" w:type="dxa"/>
-            </w:tcMar>
             <w:vAlign w:val="center"/>
           </w:tcPr>
           <w:p>
@@ -8638,12 +8028,6 @@
               <w:right w:val="single" w:sz="6" w:space="0" w:color="1F3864"/>
             </w:tcBorders>
             <w:shd w:val="clear" w:color="auto" w:fill="4472C4"/>
-            <w:tcMar>
-              <w:top w:w="50" w:type="dxa"/>
-              <w:left w:w="90" w:type="dxa"/>
-              <w:bottom w:w="50" w:type="dxa"/>
-              <w:right w:w="90" w:type="dxa"/>
-            </w:tcMar>
             <w:vAlign w:val="center"/>
           </w:tcPr>
           <w:p>
@@ -8716,12 +8100,6 @@
               <w:right w:val="single" w:sz="6" w:space="0" w:color="1F3864"/>
             </w:tcBorders>
             <w:shd w:val="clear" w:color="auto" w:fill="4472C4"/>
-            <w:tcMar>
-              <w:top w:w="50" w:type="dxa"/>
-              <w:left w:w="90" w:type="dxa"/>
-              <w:bottom w:w="50" w:type="dxa"/>
-              <w:right w:w="90" w:type="dxa"/>
-            </w:tcMar>
             <w:vAlign w:val="center"/>
           </w:tcPr>
           <w:p>
@@ -8776,12 +8154,6 @@
               <w:right w:val="single" w:sz="6" w:space="0" w:color="1F3864"/>
             </w:tcBorders>
             <w:shd w:val="clear" w:color="auto" w:fill="D9E2F3"/>
-            <w:tcMar>
-              <w:top w:w="50" w:type="dxa"/>
-              <w:left w:w="90" w:type="dxa"/>
-              <w:bottom w:w="50" w:type="dxa"/>
-              <w:right w:w="90" w:type="dxa"/>
-            </w:tcMar>
             <w:vAlign w:val="center"/>
           </w:tcPr>
           <w:p>
@@ -8844,12 +8216,6 @@
               <w:right w:val="single" w:sz="6" w:space="0" w:color="1F3864"/>
             </w:tcBorders>
             <w:shd w:val="clear" w:color="auto" w:fill="4472C4"/>
-            <w:tcMar>
-              <w:top w:w="50" w:type="dxa"/>
-              <w:left w:w="90" w:type="dxa"/>
-              <w:bottom w:w="50" w:type="dxa"/>
-              <w:right w:w="90" w:type="dxa"/>
-            </w:tcMar>
             <w:vAlign w:val="center"/>
           </w:tcPr>
           <w:p>
@@ -8921,12 +8287,6 @@
               <w:right w:val="single" w:sz="6" w:space="0" w:color="1F3864"/>
             </w:tcBorders>
             <w:shd w:val="clear" w:color="auto" w:fill="D9E2F3"/>
-            <w:tcMar>
-              <w:top w:w="50" w:type="dxa"/>
-              <w:left w:w="90" w:type="dxa"/>
-              <w:bottom w:w="50" w:type="dxa"/>
-              <w:right w:w="90" w:type="dxa"/>
-            </w:tcMar>
             <w:vAlign w:val="center"/>
           </w:tcPr>
           <w:p>
@@ -9027,12 +8387,6 @@
               <w:right w:val="single" w:sz="6" w:space="0" w:color="1F3864"/>
             </w:tcBorders>
             <w:shd w:val="clear" w:color="auto" w:fill="D9E2F3"/>
-            <w:tcMar>
-              <w:top w:w="50" w:type="dxa"/>
-              <w:left w:w="90" w:type="dxa"/>
-              <w:bottom w:w="50" w:type="dxa"/>
-              <w:right w:w="90" w:type="dxa"/>
-            </w:tcMar>
             <w:vAlign w:val="center"/>
           </w:tcPr>
           <w:p>
@@ -9863,12 +9217,6 @@
               <w:right w:val="single" w:sz="6" w:space="0" w:color="1F3864"/>
             </w:tcBorders>
             <w:shd w:val="clear" w:color="auto" w:fill="D9E2F3"/>
-            <w:tcMar>
-              <w:top w:w="50" w:type="dxa"/>
-              <w:left w:w="90" w:type="dxa"/>
-              <w:bottom w:w="50" w:type="dxa"/>
-              <w:right w:w="90" w:type="dxa"/>
-            </w:tcMar>
             <w:vAlign w:val="center"/>
           </w:tcPr>
           <w:p>
@@ -10040,12 +9388,6 @@
               <w:right w:val="single" w:sz="6" w:space="0" w:color="1F3864"/>
             </w:tcBorders>
             <w:shd w:val="clear" w:color="auto" w:fill="D9E2F3"/>
-            <w:tcMar>
-              <w:top w:w="50" w:type="dxa"/>
-              <w:left w:w="90" w:type="dxa"/>
-              <w:bottom w:w="50" w:type="dxa"/>
-              <w:right w:w="90" w:type="dxa"/>
-            </w:tcMar>
             <w:vAlign w:val="center"/>
           </w:tcPr>
           <w:p>
@@ -10230,12 +9572,6 @@
               <w:right w:val="single" w:sz="6" w:space="0" w:color="1F3864"/>
             </w:tcBorders>
             <w:shd w:val="clear" w:color="auto" w:fill="4472C4"/>
-            <w:tcMar>
-              <w:top w:w="50" w:type="dxa"/>
-              <w:left w:w="90" w:type="dxa"/>
-              <w:bottom w:w="50" w:type="dxa"/>
-              <w:right w:w="90" w:type="dxa"/>
-            </w:tcMar>
             <w:vAlign w:val="center"/>
           </w:tcPr>
           <w:p>
@@ -10306,12 +9642,6 @@
               <w:right w:val="single" w:sz="6" w:space="0" w:color="1F3864"/>
             </w:tcBorders>
             <w:shd w:val="clear" w:color="auto" w:fill="4472C4"/>
-            <w:tcMar>
-              <w:top w:w="50" w:type="dxa"/>
-              <w:left w:w="90" w:type="dxa"/>
-              <w:bottom w:w="50" w:type="dxa"/>
-              <w:right w:w="90" w:type="dxa"/>
-            </w:tcMar>
             <w:vAlign w:val="center"/>
           </w:tcPr>
           <w:p>
@@ -10382,12 +9712,6 @@
               <w:right w:val="single" w:sz="6" w:space="0" w:color="1F3864"/>
             </w:tcBorders>
             <w:shd w:val="clear" w:color="auto" w:fill="4472C4"/>
-            <w:tcMar>
-              <w:top w:w="50" w:type="dxa"/>
-              <w:left w:w="90" w:type="dxa"/>
-              <w:bottom w:w="50" w:type="dxa"/>
-              <w:right w:w="90" w:type="dxa"/>
-            </w:tcMar>
             <w:vAlign w:val="center"/>
           </w:tcPr>
           <w:p>
@@ -10462,12 +9786,6 @@
               <w:right w:val="single" w:sz="6" w:space="0" w:color="1F3864"/>
             </w:tcBorders>
             <w:shd w:val="clear" w:color="auto" w:fill="D9E2F3"/>
-            <w:tcMar>
-              <w:top w:w="50" w:type="dxa"/>
-              <w:left w:w="90" w:type="dxa"/>
-              <w:bottom w:w="50" w:type="dxa"/>
-              <w:right w:w="90" w:type="dxa"/>
-            </w:tcMar>
             <w:vAlign w:val="center"/>
           </w:tcPr>
           <w:p>
@@ -10593,12 +9911,6 @@
               <w:right w:val="single" w:sz="6" w:space="0" w:color="1F3864"/>
             </w:tcBorders>
             <w:shd w:val="clear" w:color="auto" w:fill="D9E2F3"/>
-            <w:tcMar>
-              <w:top w:w="50" w:type="dxa"/>
-              <w:left w:w="90" w:type="dxa"/>
-              <w:bottom w:w="50" w:type="dxa"/>
-              <w:right w:w="90" w:type="dxa"/>
-            </w:tcMar>
             <w:vAlign w:val="center"/>
           </w:tcPr>
           <w:p>
@@ -10669,12 +9981,6 @@
               <w:right w:val="single" w:sz="6" w:space="0" w:color="1F3864"/>
             </w:tcBorders>
             <w:shd w:val="clear" w:color="auto" w:fill="D9E2F3"/>
-            <w:tcMar>
-              <w:top w:w="50" w:type="dxa"/>
-              <w:left w:w="90" w:type="dxa"/>
-              <w:bottom w:w="50" w:type="dxa"/>
-              <w:right w:w="90" w:type="dxa"/>
-            </w:tcMar>
             <w:vAlign w:val="center"/>
           </w:tcPr>
           <w:p>
@@ -10775,12 +10081,6 @@
               <w:right w:val="single" w:sz="6" w:space="0" w:color="1F3864"/>
             </w:tcBorders>
             <w:shd w:val="clear" w:color="auto" w:fill="D9E2F3"/>
-            <w:tcMar>
-              <w:top w:w="50" w:type="dxa"/>
-              <w:left w:w="90" w:type="dxa"/>
-              <w:bottom w:w="50" w:type="dxa"/>
-              <w:right w:w="90" w:type="dxa"/>
-            </w:tcMar>
             <w:vAlign w:val="center"/>
           </w:tcPr>
           <w:p>
@@ -10851,12 +10151,6 @@
               <w:right w:val="single" w:sz="6" w:space="0" w:color="1F3864"/>
             </w:tcBorders>
             <w:shd w:val="clear" w:color="auto" w:fill="D9E2F3"/>
-            <w:tcMar>
-              <w:top w:w="50" w:type="dxa"/>
-              <w:left w:w="90" w:type="dxa"/>
-              <w:bottom w:w="50" w:type="dxa"/>
-              <w:right w:w="90" w:type="dxa"/>
-            </w:tcMar>
             <w:vAlign w:val="center"/>
           </w:tcPr>
           <w:p>
@@ -10906,12 +10200,6 @@
               <w:right w:val="single" w:sz="6" w:space="0" w:color="1F3864"/>
             </w:tcBorders>
             <w:shd w:val="clear" w:color="auto" w:fill="D9E2F3"/>
-            <w:tcMar>
-              <w:top w:w="50" w:type="dxa"/>
-              <w:left w:w="90" w:type="dxa"/>
-              <w:bottom w:w="50" w:type="dxa"/>
-              <w:right w:w="90" w:type="dxa"/>
-            </w:tcMar>
             <w:vAlign w:val="center"/>
           </w:tcPr>
           <w:p>
@@ -11054,12 +10342,6 @@
               <w:right w:val="single" w:sz="6" w:space="0" w:color="1F3864"/>
             </w:tcBorders>
             <w:shd w:val="clear" w:color="auto" w:fill="D9E2F3"/>
-            <w:tcMar>
-              <w:top w:w="50" w:type="dxa"/>
-              <w:left w:w="90" w:type="dxa"/>
-              <w:bottom w:w="50" w:type="dxa"/>
-              <w:right w:w="90" w:type="dxa"/>
-            </w:tcMar>
             <w:vAlign w:val="center"/>
           </w:tcPr>
           <w:p>
@@ -11112,12 +10394,6 @@
               <w:right w:val="single" w:sz="6" w:space="0" w:color="1F3864"/>
             </w:tcBorders>
             <w:shd w:val="clear" w:color="auto" w:fill="D9E2F3"/>
-            <w:tcMar>
-              <w:top w:w="50" w:type="dxa"/>
-              <w:left w:w="90" w:type="dxa"/>
-              <w:bottom w:w="50" w:type="dxa"/>
-              <w:right w:w="90" w:type="dxa"/>
-            </w:tcMar>
             <w:vAlign w:val="center"/>
           </w:tcPr>
           <w:p>
@@ -11209,12 +10485,6 @@
               <w:right w:val="single" w:sz="6" w:space="0" w:color="1F3864"/>
             </w:tcBorders>
             <w:shd w:val="clear" w:color="auto" w:fill="D9E2F3"/>
-            <w:tcMar>
-              <w:top w:w="50" w:type="dxa"/>
-              <w:left w:w="90" w:type="dxa"/>
-              <w:bottom w:w="50" w:type="dxa"/>
-              <w:right w:w="90" w:type="dxa"/>
-            </w:tcMar>
             <w:vAlign w:val="center"/>
           </w:tcPr>
           <w:p>
@@ -11321,12 +10591,6 @@
               <w:right w:val="single" w:sz="6" w:space="0" w:color="1F3864"/>
             </w:tcBorders>
             <w:shd w:val="clear" w:color="auto" w:fill="D9E2F3"/>
-            <w:tcMar>
-              <w:top w:w="50" w:type="dxa"/>
-              <w:left w:w="90" w:type="dxa"/>
-              <w:bottom w:w="50" w:type="dxa"/>
-              <w:right w:w="90" w:type="dxa"/>
-            </w:tcMar>
             <w:vAlign w:val="center"/>
           </w:tcPr>
           <w:p>
@@ -11401,12 +10665,6 @@
               <w:right w:val="single" w:sz="6" w:space="0" w:color="1F3864"/>
             </w:tcBorders>
             <w:shd w:val="clear" w:color="auto" w:fill="4472C4"/>
-            <w:tcMar>
-              <w:top w:w="50" w:type="dxa"/>
-              <w:left w:w="90" w:type="dxa"/>
-              <w:bottom w:w="50" w:type="dxa"/>
-              <w:right w:w="90" w:type="dxa"/>
-            </w:tcMar>
             <w:vAlign w:val="center"/>
           </w:tcPr>
           <w:p>
@@ -11479,12 +10737,6 @@
               <w:right w:val="single" w:sz="6" w:space="0" w:color="1F3864"/>
             </w:tcBorders>
             <w:shd w:val="clear" w:color="auto" w:fill="4472C4"/>
-            <w:tcMar>
-              <w:top w:w="50" w:type="dxa"/>
-              <w:left w:w="90" w:type="dxa"/>
-              <w:bottom w:w="50" w:type="dxa"/>
-              <w:right w:w="90" w:type="dxa"/>
-            </w:tcMar>
             <w:vAlign w:val="center"/>
           </w:tcPr>
           <w:p>
@@ -11539,12 +10791,6 @@
               <w:right w:val="single" w:sz="6" w:space="0" w:color="1F3864"/>
             </w:tcBorders>
             <w:shd w:val="clear" w:color="auto" w:fill="D9E2F3"/>
-            <w:tcMar>
-              <w:top w:w="50" w:type="dxa"/>
-              <w:left w:w="90" w:type="dxa"/>
-              <w:bottom w:w="50" w:type="dxa"/>
-              <w:right w:w="90" w:type="dxa"/>
-            </w:tcMar>
             <w:vAlign w:val="center"/>
           </w:tcPr>
           <w:p>
@@ -11607,12 +10853,6 @@
               <w:right w:val="single" w:sz="6" w:space="0" w:color="1F3864"/>
             </w:tcBorders>
             <w:shd w:val="clear" w:color="auto" w:fill="4472C4"/>
-            <w:tcMar>
-              <w:top w:w="50" w:type="dxa"/>
-              <w:left w:w="90" w:type="dxa"/>
-              <w:bottom w:w="50" w:type="dxa"/>
-              <w:right w:w="90" w:type="dxa"/>
-            </w:tcMar>
             <w:vAlign w:val="center"/>
           </w:tcPr>
           <w:p>
@@ -11684,12 +10924,6 @@
               <w:right w:val="single" w:sz="6" w:space="0" w:color="1F3864"/>
             </w:tcBorders>
             <w:shd w:val="clear" w:color="auto" w:fill="D9E2F3"/>
-            <w:tcMar>
-              <w:top w:w="50" w:type="dxa"/>
-              <w:left w:w="90" w:type="dxa"/>
-              <w:bottom w:w="50" w:type="dxa"/>
-              <w:right w:w="90" w:type="dxa"/>
-            </w:tcMar>
             <w:vAlign w:val="center"/>
           </w:tcPr>
           <w:p>
@@ -11724,12 +10958,6 @@
               <w:right w:val="single" w:sz="6" w:space="0" w:color="1F3864"/>
             </w:tcBorders>
             <w:shd w:val="clear" w:color="auto" w:fill="D9E2F3"/>
-            <w:tcMar>
-              <w:top w:w="50" w:type="dxa"/>
-              <w:left w:w="90" w:type="dxa"/>
-              <w:bottom w:w="50" w:type="dxa"/>
-              <w:right w:w="90" w:type="dxa"/>
-            </w:tcMar>
             <w:vAlign w:val="center"/>
           </w:tcPr>
           <w:p>
@@ -11936,12 +11164,6 @@
               <w:right w:val="single" w:sz="6" w:space="0" w:color="1F3864"/>
             </w:tcBorders>
             <w:shd w:val="clear" w:color="auto" w:fill="D9E2F3"/>
-            <w:tcMar>
-              <w:top w:w="50" w:type="dxa"/>
-              <w:left w:w="90" w:type="dxa"/>
-              <w:bottom w:w="50" w:type="dxa"/>
-              <w:right w:w="90" w:type="dxa"/>
-            </w:tcMar>
             <w:vAlign w:val="center"/>
           </w:tcPr>
           <w:p>
@@ -12021,6 +11243,55 @@
           </w:p>
         </w:tc>
       </w:tr>
+    </w:tbl>
+    <w:p>
+      <w:pPr>
+        <w:spacing w:before="0" w:after="0" w:line="240" w:lineRule="auto"/>
+        <w:rPr>
+          <w:sz w:val="18"/>
+          <w:szCs w:val="18"/>
+        </w:rPr>
+      </w:pPr>
+    </w:p>
+    <w:tbl>
+      <w:tblPr>
+        <w:tblW w:w="9405" w:type="dxa"/>
+        <w:jc w:val="center"/>
+        <w:tblBorders>
+          <w:top w:val="single" w:sz="6" w:space="0" w:color="1F3864"/>
+          <w:left w:val="single" w:sz="6" w:space="0" w:color="1F3864"/>
+          <w:bottom w:val="single" w:sz="6" w:space="0" w:color="1F3864"/>
+          <w:right w:val="single" w:sz="6" w:space="0" w:color="1F3864"/>
+          <w:insideH w:val="single" w:sz="6" w:space="0" w:color="1F3864"/>
+          <w:insideV w:val="single" w:sz="6" w:space="0" w:color="1F3864"/>
+        </w:tblBorders>
+        <w:tblLayout w:type="fixed"/>
+        <w:tblCellMar>
+          <w:top w:w="40" w:type="dxa"/>
+          <w:left w:w="90" w:type="dxa"/>
+          <w:bottom w:w="40" w:type="dxa"/>
+          <w:right w:w="90" w:type="dxa"/>
+        </w:tblCellMar>
+        <w:tblLook w:val="0000" w:firstRow="0" w:lastRow="0" w:firstColumn="0" w:lastColumn="0" w:noHBand="0" w:noVBand="0"/>
+      </w:tblPr>
+      <w:tblGrid>
+        <w:gridCol w:w="1175"/>
+        <w:gridCol w:w="391"/>
+        <w:gridCol w:w="391"/>
+        <w:gridCol w:w="391"/>
+        <w:gridCol w:w="783"/>
+        <w:gridCol w:w="391"/>
+        <w:gridCol w:w="391"/>
+        <w:gridCol w:w="783"/>
+        <w:gridCol w:w="783"/>
+        <w:gridCol w:w="391"/>
+        <w:gridCol w:w="391"/>
+        <w:gridCol w:w="391"/>
+        <w:gridCol w:w="391"/>
+        <w:gridCol w:w="391"/>
+        <w:gridCol w:w="391"/>
+        <w:gridCol w:w="1567"/>
+      </w:tblGrid>
       <w:tr>
         <w:tc>
           <w:tcPr>
@@ -12033,12 +11304,6 @@
               <w:right w:val="single" w:sz="6" w:space="0" w:color="1F3864"/>
             </w:tcBorders>
             <w:shd w:val="clear" w:color="auto" w:fill="4472C4"/>
-            <w:tcMar>
-              <w:top w:w="50" w:type="dxa"/>
-              <w:left w:w="90" w:type="dxa"/>
-              <w:bottom w:w="50" w:type="dxa"/>
-              <w:right w:w="90" w:type="dxa"/>
-            </w:tcMar>
             <w:vAlign w:val="center"/>
           </w:tcPr>
           <w:p>
@@ -12083,12 +11348,6 @@
               <w:right w:val="single" w:sz="6" w:space="0" w:color="1F3864"/>
             </w:tcBorders>
             <w:shd w:val="clear" w:color="auto" w:fill="4472C4"/>
-            <w:tcMar>
-              <w:top w:w="50" w:type="dxa"/>
-              <w:left w:w="90" w:type="dxa"/>
-              <w:bottom w:w="50" w:type="dxa"/>
-              <w:right w:w="90" w:type="dxa"/>
-            </w:tcMar>
             <w:vAlign w:val="center"/>
           </w:tcPr>
           <w:p>
@@ -12144,12 +11403,6 @@
               <w:right w:val="single" w:sz="6" w:space="0" w:color="1F3864"/>
             </w:tcBorders>
             <w:shd w:val="clear" w:color="auto" w:fill="4472C4"/>
-            <w:tcMar>
-              <w:top w:w="50" w:type="dxa"/>
-              <w:left w:w="90" w:type="dxa"/>
-              <w:bottom w:w="50" w:type="dxa"/>
-              <w:right w:w="90" w:type="dxa"/>
-            </w:tcMar>
             <w:vAlign w:val="center"/>
           </w:tcPr>
           <w:p>
@@ -12192,12 +11445,6 @@
               <w:right w:val="single" w:sz="6" w:space="0" w:color="1F3864"/>
             </w:tcBorders>
             <w:shd w:val="clear" w:color="auto" w:fill="4472C4"/>
-            <w:tcMar>
-              <w:top w:w="50" w:type="dxa"/>
-              <w:left w:w="90" w:type="dxa"/>
-              <w:bottom w:w="50" w:type="dxa"/>
-              <w:right w:w="90" w:type="dxa"/>
-            </w:tcMar>
             <w:vAlign w:val="center"/>
           </w:tcPr>
           <w:p>
@@ -12238,12 +11485,6 @@
               <w:right w:val="single" w:sz="6" w:space="0" w:color="1F3864"/>
             </w:tcBorders>
             <w:shd w:val="clear" w:color="auto" w:fill="4472C4"/>
-            <w:tcMar>
-              <w:top w:w="50" w:type="dxa"/>
-              <w:left w:w="90" w:type="dxa"/>
-              <w:bottom w:w="50" w:type="dxa"/>
-              <w:right w:w="90" w:type="dxa"/>
-            </w:tcMar>
             <w:vAlign w:val="center"/>
           </w:tcPr>
           <w:p>
@@ -12284,12 +11525,6 @@
               <w:right w:val="single" w:sz="6" w:space="0" w:color="1F3864"/>
             </w:tcBorders>
             <w:shd w:val="clear" w:color="auto" w:fill="4472C4"/>
-            <w:tcMar>
-              <w:top w:w="50" w:type="dxa"/>
-              <w:left w:w="90" w:type="dxa"/>
-              <w:bottom w:w="50" w:type="dxa"/>
-              <w:right w:w="90" w:type="dxa"/>
-            </w:tcMar>
             <w:vAlign w:val="center"/>
           </w:tcPr>
           <w:p>
@@ -12362,12 +11597,6 @@
               <w:right w:val="single" w:sz="6" w:space="0" w:color="1F3864"/>
             </w:tcBorders>
             <w:shd w:val="clear" w:color="auto" w:fill="D9E2F3"/>
-            <w:tcMar>
-              <w:top w:w="50" w:type="dxa"/>
-              <w:left w:w="90" w:type="dxa"/>
-              <w:bottom w:w="50" w:type="dxa"/>
-              <w:right w:w="90" w:type="dxa"/>
-            </w:tcMar>
             <w:vAlign w:val="center"/>
           </w:tcPr>
           <w:p>
@@ -12509,12 +11738,6 @@
               <w:right w:val="single" w:sz="6" w:space="0" w:color="1F3864"/>
             </w:tcBorders>
             <w:shd w:val="clear" w:color="auto" w:fill="D9E2F3"/>
-            <w:tcMar>
-              <w:top w:w="50" w:type="dxa"/>
-              <w:left w:w="90" w:type="dxa"/>
-              <w:bottom w:w="50" w:type="dxa"/>
-              <w:right w:w="90" w:type="dxa"/>
-            </w:tcMar>
             <w:vAlign w:val="center"/>
           </w:tcPr>
           <w:p>
@@ -12645,12 +11868,6 @@
               <w:right w:val="single" w:sz="6" w:space="0" w:color="1F3864"/>
             </w:tcBorders>
             <w:shd w:val="clear" w:color="auto" w:fill="D9E2F3"/>
-            <w:tcMar>
-              <w:top w:w="50" w:type="dxa"/>
-              <w:left w:w="90" w:type="dxa"/>
-              <w:bottom w:w="50" w:type="dxa"/>
-              <w:right w:w="90" w:type="dxa"/>
-            </w:tcMar>
             <w:vAlign w:val="center"/>
           </w:tcPr>
           <w:p>
@@ -12772,12 +11989,6 @@
               <w:right w:val="single" w:sz="6" w:space="0" w:color="1F3864"/>
             </w:tcBorders>
             <w:shd w:val="clear" w:color="auto" w:fill="D9E2F3"/>
-            <w:tcMar>
-              <w:top w:w="50" w:type="dxa"/>
-              <w:left w:w="90" w:type="dxa"/>
-              <w:bottom w:w="50" w:type="dxa"/>
-              <w:right w:w="90" w:type="dxa"/>
-            </w:tcMar>
             <w:vAlign w:val="center"/>
           </w:tcPr>
           <w:p>
@@ -12940,12 +12151,6 @@
               <w:right w:val="single" w:sz="6" w:space="0" w:color="1F3864"/>
             </w:tcBorders>
             <w:shd w:val="clear" w:color="auto" w:fill="D9E2F3"/>
-            <w:tcMar>
-              <w:top w:w="50" w:type="dxa"/>
-              <w:left w:w="90" w:type="dxa"/>
-              <w:bottom w:w="50" w:type="dxa"/>
-              <w:right w:w="90" w:type="dxa"/>
-            </w:tcMar>
             <w:vAlign w:val="center"/>
           </w:tcPr>
           <w:p>
@@ -13066,6 +12271,55 @@
           </w:p>
         </w:tc>
       </w:tr>
+    </w:tbl>
+    <w:p>
+      <w:pPr>
+        <w:spacing w:before="0" w:after="0" w:line="240" w:lineRule="auto"/>
+        <w:rPr>
+          <w:sz w:val="18"/>
+          <w:szCs w:val="18"/>
+        </w:rPr>
+      </w:pPr>
+    </w:p>
+    <w:tbl>
+      <w:tblPr>
+        <w:tblW w:w="9405" w:type="dxa"/>
+        <w:jc w:val="center"/>
+        <w:tblBorders>
+          <w:top w:val="single" w:sz="6" w:space="0" w:color="1F3864"/>
+          <w:left w:val="single" w:sz="6" w:space="0" w:color="1F3864"/>
+          <w:bottom w:val="single" w:sz="6" w:space="0" w:color="1F3864"/>
+          <w:right w:val="single" w:sz="6" w:space="0" w:color="1F3864"/>
+          <w:insideH w:val="single" w:sz="6" w:space="0" w:color="1F3864"/>
+          <w:insideV w:val="single" w:sz="6" w:space="0" w:color="1F3864"/>
+        </w:tblBorders>
+        <w:tblLayout w:type="fixed"/>
+        <w:tblCellMar>
+          <w:top w:w="40" w:type="dxa"/>
+          <w:left w:w="90" w:type="dxa"/>
+          <w:bottom w:w="40" w:type="dxa"/>
+          <w:right w:w="90" w:type="dxa"/>
+        </w:tblCellMar>
+        <w:tblLook w:val="0000" w:firstRow="0" w:lastRow="0" w:firstColumn="0" w:lastColumn="0" w:noHBand="0" w:noVBand="0"/>
+      </w:tblPr>
+      <w:tblGrid>
+        <w:gridCol w:w="1175"/>
+        <w:gridCol w:w="391"/>
+        <w:gridCol w:w="391"/>
+        <w:gridCol w:w="391"/>
+        <w:gridCol w:w="783"/>
+        <w:gridCol w:w="391"/>
+        <w:gridCol w:w="391"/>
+        <w:gridCol w:w="783"/>
+        <w:gridCol w:w="783"/>
+        <w:gridCol w:w="391"/>
+        <w:gridCol w:w="391"/>
+        <w:gridCol w:w="391"/>
+        <w:gridCol w:w="391"/>
+        <w:gridCol w:w="391"/>
+        <w:gridCol w:w="391"/>
+        <w:gridCol w:w="1567"/>
+      </w:tblGrid>
       <w:tr>
         <w:tc>
           <w:tcPr>
@@ -13078,12 +12332,6 @@
               <w:right w:val="single" w:sz="6" w:space="0" w:color="1F3864"/>
             </w:tcBorders>
             <w:shd w:val="clear" w:color="auto" w:fill="4472C4"/>
-            <w:tcMar>
-              <w:top w:w="50" w:type="dxa"/>
-              <w:left w:w="90" w:type="dxa"/>
-              <w:bottom w:w="50" w:type="dxa"/>
-              <w:right w:w="90" w:type="dxa"/>
-            </w:tcMar>
             <w:vAlign w:val="center"/>
           </w:tcPr>
           <w:p>
@@ -13125,12 +12373,6 @@
               <w:right w:val="single" w:sz="6" w:space="0" w:color="1F3864"/>
             </w:tcBorders>
             <w:shd w:val="clear" w:color="auto" w:fill="D9E2F3"/>
-            <w:tcMar>
-              <w:top w:w="50" w:type="dxa"/>
-              <w:left w:w="90" w:type="dxa"/>
-              <w:bottom w:w="50" w:type="dxa"/>
-              <w:right w:w="90" w:type="dxa"/>
-            </w:tcMar>
             <w:vAlign w:val="center"/>
           </w:tcPr>
           <w:p>
@@ -13372,12 +12614,6 @@
               <w:right w:val="single" w:sz="6" w:space="0" w:color="1F3864"/>
             </w:tcBorders>
             <w:shd w:val="clear" w:color="auto" w:fill="4472C4"/>
-            <w:tcMar>
-              <w:top w:w="50" w:type="dxa"/>
-              <w:left w:w="90" w:type="dxa"/>
-              <w:bottom w:w="50" w:type="dxa"/>
-              <w:right w:w="90" w:type="dxa"/>
-            </w:tcMar>
             <w:vAlign w:val="center"/>
           </w:tcPr>
           <w:p>
@@ -13447,12 +12683,6 @@
               <w:right w:val="single" w:sz="6" w:space="0" w:color="1F3864"/>
             </w:tcBorders>
             <w:shd w:val="clear" w:color="auto" w:fill="D9E2F3"/>
-            <w:tcMar>
-              <w:top w:w="50" w:type="dxa"/>
-              <w:left w:w="90" w:type="dxa"/>
-              <w:bottom w:w="50" w:type="dxa"/>
-              <w:right w:w="90" w:type="dxa"/>
-            </w:tcMar>
             <w:vAlign w:val="center"/>
           </w:tcPr>
           <w:p>
@@ -13713,12 +12943,6 @@
               <w:right w:val="single" w:sz="6" w:space="0" w:color="1F3864"/>
             </w:tcBorders>
             <w:shd w:val="clear" w:color="auto" w:fill="4472C4"/>
-            <w:tcMar>
-              <w:top w:w="50" w:type="dxa"/>
-              <w:left w:w="90" w:type="dxa"/>
-              <w:bottom w:w="50" w:type="dxa"/>
-              <w:right w:w="90" w:type="dxa"/>
-            </w:tcMar>
             <w:vAlign w:val="center"/>
           </w:tcPr>
           <w:p>
@@ -13789,12 +13013,6 @@
               <w:right w:val="single" w:sz="6" w:space="0" w:color="1F3864"/>
             </w:tcBorders>
             <w:shd w:val="clear" w:color="auto" w:fill="D9E2F3"/>
-            <w:tcMar>
-              <w:top w:w="50" w:type="dxa"/>
-              <w:left w:w="90" w:type="dxa"/>
-              <w:bottom w:w="50" w:type="dxa"/>
-              <w:right w:w="90" w:type="dxa"/>
-            </w:tcMar>
             <w:vAlign w:val="center"/>
           </w:tcPr>
           <w:p>
@@ -13944,12 +13162,6 @@
               <w:right w:val="single" w:sz="6" w:space="0" w:color="1F3864"/>
             </w:tcBorders>
             <w:shd w:val="clear" w:color="auto" w:fill="4472C4"/>
-            <w:tcMar>
-              <w:top w:w="50" w:type="dxa"/>
-              <w:left w:w="90" w:type="dxa"/>
-              <w:bottom w:w="50" w:type="dxa"/>
-              <w:right w:w="90" w:type="dxa"/>
-            </w:tcMar>
             <w:vAlign w:val="center"/>
           </w:tcPr>
           <w:p>
@@ -14019,12 +13231,6 @@
               <w:right w:val="single" w:sz="6" w:space="0" w:color="1F3864"/>
             </w:tcBorders>
             <w:shd w:val="clear" w:color="auto" w:fill="D9E2F3"/>
-            <w:tcMar>
-              <w:top w:w="50" w:type="dxa"/>
-              <w:left w:w="90" w:type="dxa"/>
-              <w:bottom w:w="50" w:type="dxa"/>
-              <w:right w:w="90" w:type="dxa"/>
-            </w:tcMar>
             <w:vAlign w:val="center"/>
           </w:tcPr>
           <w:p>
@@ -14177,12 +13383,6 @@
               <w:right w:val="single" w:sz="6" w:space="0" w:color="1F3864"/>
             </w:tcBorders>
             <w:shd w:val="clear" w:color="auto" w:fill="4472C4"/>
-            <w:tcMar>
-              <w:top w:w="50" w:type="dxa"/>
-              <w:left w:w="90" w:type="dxa"/>
-              <w:bottom w:w="50" w:type="dxa"/>
-              <w:right w:w="90" w:type="dxa"/>
-            </w:tcMar>
             <w:vAlign w:val="center"/>
           </w:tcPr>
           <w:p>
@@ -14224,12 +13424,6 @@
               <w:right w:val="single" w:sz="6" w:space="0" w:color="1F3864"/>
             </w:tcBorders>
             <w:shd w:val="clear" w:color="auto" w:fill="D9E2F3"/>
-            <w:tcMar>
-              <w:top w:w="50" w:type="dxa"/>
-              <w:left w:w="90" w:type="dxa"/>
-              <w:bottom w:w="50" w:type="dxa"/>
-              <w:right w:w="90" w:type="dxa"/>
-            </w:tcMar>
             <w:vAlign w:val="center"/>
           </w:tcPr>
           <w:p>
@@ -14285,12 +13479,6 @@
               <w:right w:val="single" w:sz="6" w:space="0" w:color="1F3864"/>
             </w:tcBorders>
             <w:shd w:val="clear" w:color="auto" w:fill="4472C4"/>
-            <w:tcMar>
-              <w:top w:w="50" w:type="dxa"/>
-              <w:left w:w="90" w:type="dxa"/>
-              <w:bottom w:w="50" w:type="dxa"/>
-              <w:right w:w="90" w:type="dxa"/>
-            </w:tcMar>
             <w:vAlign w:val="center"/>
           </w:tcPr>
           <w:p>
@@ -14357,12 +13545,6 @@
               <w:right w:val="single" w:sz="6" w:space="0" w:color="1F3864"/>
             </w:tcBorders>
             <w:shd w:val="clear" w:color="auto" w:fill="4472C4"/>
-            <w:tcMar>
-              <w:top w:w="50" w:type="dxa"/>
-              <w:left w:w="90" w:type="dxa"/>
-              <w:bottom w:w="50" w:type="dxa"/>
-              <w:right w:w="90" w:type="dxa"/>
-            </w:tcMar>
             <w:vAlign w:val="center"/>
           </w:tcPr>
           <w:p>
@@ -14404,12 +13586,6 @@
               <w:right w:val="single" w:sz="6" w:space="0" w:color="1F3864"/>
             </w:tcBorders>
             <w:shd w:val="clear" w:color="auto" w:fill="4472C4"/>
-            <w:tcMar>
-              <w:top w:w="50" w:type="dxa"/>
-              <w:left w:w="90" w:type="dxa"/>
-              <w:bottom w:w="50" w:type="dxa"/>
-              <w:right w:w="90" w:type="dxa"/>
-            </w:tcMar>
             <w:vAlign w:val="center"/>
           </w:tcPr>
           <w:p>
@@ -14464,12 +13640,6 @@
               <w:right w:val="single" w:sz="6" w:space="0" w:color="1F3864"/>
             </w:tcBorders>
             <w:shd w:val="clear" w:color="auto" w:fill="4472C4"/>
-            <w:tcMar>
-              <w:top w:w="50" w:type="dxa"/>
-              <w:left w:w="90" w:type="dxa"/>
-              <w:bottom w:w="50" w:type="dxa"/>
-              <w:right w:w="90" w:type="dxa"/>
-            </w:tcMar>
             <w:vAlign w:val="center"/>
           </w:tcPr>
           <w:p>
@@ -14524,12 +13694,6 @@
               <w:right w:val="single" w:sz="6" w:space="0" w:color="1F3864"/>
             </w:tcBorders>
             <w:shd w:val="clear" w:color="auto" w:fill="4472C4"/>
-            <w:tcMar>
-              <w:top w:w="50" w:type="dxa"/>
-              <w:left w:w="90" w:type="dxa"/>
-              <w:bottom w:w="50" w:type="dxa"/>
-              <w:right w:w="90" w:type="dxa"/>
-            </w:tcMar>
             <w:vAlign w:val="center"/>
           </w:tcPr>
           <w:p>
@@ -14611,12 +13775,6 @@
               <w:right w:val="single" w:sz="6" w:space="0" w:color="1F3864"/>
             </w:tcBorders>
             <w:shd w:val="clear" w:color="auto" w:fill="D9E2F3"/>
-            <w:tcMar>
-              <w:top w:w="50" w:type="dxa"/>
-              <w:left w:w="90" w:type="dxa"/>
-              <w:bottom w:w="50" w:type="dxa"/>
-              <w:right w:w="90" w:type="dxa"/>
-            </w:tcMar>
             <w:vAlign w:val="center"/>
           </w:tcPr>
           <w:p>
@@ -14651,12 +13809,6 @@
               <w:right w:val="single" w:sz="6" w:space="0" w:color="1F3864"/>
             </w:tcBorders>
             <w:shd w:val="clear" w:color="auto" w:fill="D9E2F3"/>
-            <w:tcMar>
-              <w:top w:w="50" w:type="dxa"/>
-              <w:left w:w="90" w:type="dxa"/>
-              <w:bottom w:w="50" w:type="dxa"/>
-              <w:right w:w="90" w:type="dxa"/>
-            </w:tcMar>
             <w:vAlign w:val="center"/>
           </w:tcPr>
           <w:p>
@@ -14735,12 +13887,6 @@
               <w:right w:val="single" w:sz="6" w:space="0" w:color="1F3864"/>
             </w:tcBorders>
             <w:shd w:val="clear" w:color="auto" w:fill="D9E2F3"/>
-            <w:tcMar>
-              <w:top w:w="50" w:type="dxa"/>
-              <w:left w:w="90" w:type="dxa"/>
-              <w:bottom w:w="50" w:type="dxa"/>
-              <w:right w:w="90" w:type="dxa"/>
-            </w:tcMar>
             <w:vAlign w:val="center"/>
           </w:tcPr>
           <w:p>
@@ -14775,12 +13921,6 @@
               <w:right w:val="single" w:sz="6" w:space="0" w:color="1F3864"/>
             </w:tcBorders>
             <w:shd w:val="clear" w:color="auto" w:fill="D9E2F3"/>
-            <w:tcMar>
-              <w:top w:w="50" w:type="dxa"/>
-              <w:left w:w="90" w:type="dxa"/>
-              <w:bottom w:w="50" w:type="dxa"/>
-              <w:right w:w="90" w:type="dxa"/>
-            </w:tcMar>
             <w:vAlign w:val="center"/>
           </w:tcPr>
           <w:p>
@@ -14843,12 +13983,6 @@
               <w:right w:val="single" w:sz="6" w:space="0" w:color="1F3864"/>
             </w:tcBorders>
             <w:shd w:val="clear" w:color="auto" w:fill="D9E2F3"/>
-            <w:tcMar>
-              <w:top w:w="50" w:type="dxa"/>
-              <w:left w:w="90" w:type="dxa"/>
-              <w:bottom w:w="50" w:type="dxa"/>
-              <w:right w:w="90" w:type="dxa"/>
-            </w:tcMar>
             <w:vAlign w:val="center"/>
           </w:tcPr>
           <w:p>
@@ -14883,12 +14017,6 @@
               <w:right w:val="single" w:sz="6" w:space="0" w:color="1F3864"/>
             </w:tcBorders>
             <w:shd w:val="clear" w:color="auto" w:fill="D9E2F3"/>
-            <w:tcMar>
-              <w:top w:w="50" w:type="dxa"/>
-              <w:left w:w="90" w:type="dxa"/>
-              <w:bottom w:w="50" w:type="dxa"/>
-              <w:right w:w="90" w:type="dxa"/>
-            </w:tcMar>
             <w:vAlign w:val="center"/>
           </w:tcPr>
           <w:p>
@@ -14957,12 +14085,6 @@
               <w:right w:val="single" w:sz="6" w:space="0" w:color="1F3864"/>
             </w:tcBorders>
             <w:shd w:val="clear" w:color="auto" w:fill="D9E2F3"/>
-            <w:tcMar>
-              <w:top w:w="50" w:type="dxa"/>
-              <w:left w:w="90" w:type="dxa"/>
-              <w:bottom w:w="50" w:type="dxa"/>
-              <w:right w:w="90" w:type="dxa"/>
-            </w:tcMar>
             <w:vAlign w:val="center"/>
           </w:tcPr>
           <w:p>
@@ -14997,12 +14119,6 @@
               <w:right w:val="single" w:sz="6" w:space="0" w:color="1F3864"/>
             </w:tcBorders>
             <w:shd w:val="clear" w:color="auto" w:fill="D9E2F3"/>
-            <w:tcMar>
-              <w:top w:w="50" w:type="dxa"/>
-              <w:left w:w="90" w:type="dxa"/>
-              <w:bottom w:w="50" w:type="dxa"/>
-              <w:right w:w="90" w:type="dxa"/>
-            </w:tcMar>
             <w:vAlign w:val="center"/>
           </w:tcPr>
           <w:p>
@@ -15065,12 +14181,6 @@
               <w:right w:val="single" w:sz="6" w:space="0" w:color="1F3864"/>
             </w:tcBorders>
             <w:shd w:val="clear" w:color="auto" w:fill="D9E2F3"/>
-            <w:tcMar>
-              <w:top w:w="50" w:type="dxa"/>
-              <w:left w:w="90" w:type="dxa"/>
-              <w:bottom w:w="50" w:type="dxa"/>
-              <w:right w:w="90" w:type="dxa"/>
-            </w:tcMar>
             <w:vAlign w:val="center"/>
           </w:tcPr>
           <w:p>
@@ -15141,12 +14251,6 @@
               <w:right w:val="single" w:sz="6" w:space="0" w:color="1F3864"/>
             </w:tcBorders>
             <w:shd w:val="clear" w:color="auto" w:fill="D9E2F3"/>
-            <w:tcMar>
-              <w:top w:w="50" w:type="dxa"/>
-              <w:left w:w="90" w:type="dxa"/>
-              <w:bottom w:w="50" w:type="dxa"/>
-              <w:right w:w="90" w:type="dxa"/>
-            </w:tcMar>
             <w:vAlign w:val="center"/>
           </w:tcPr>
           <w:p>
@@ -15181,12 +14285,6 @@
               <w:right w:val="single" w:sz="6" w:space="0" w:color="1F3864"/>
             </w:tcBorders>
             <w:shd w:val="clear" w:color="auto" w:fill="D9E2F3"/>
-            <w:tcMar>
-              <w:top w:w="50" w:type="dxa"/>
-              <w:left w:w="90" w:type="dxa"/>
-              <w:bottom w:w="50" w:type="dxa"/>
-              <w:right w:w="90" w:type="dxa"/>
-            </w:tcMar>
             <w:vAlign w:val="center"/>
           </w:tcPr>
           <w:p>
@@ -15221,12 +14319,6 @@
               <w:right w:val="single" w:sz="6" w:space="0" w:color="1F3864"/>
             </w:tcBorders>
             <w:shd w:val="clear" w:color="auto" w:fill="D9E2F3"/>
-            <w:tcMar>
-              <w:top w:w="50" w:type="dxa"/>
-              <w:left w:w="90" w:type="dxa"/>
-              <w:bottom w:w="50" w:type="dxa"/>
-              <w:right w:w="90" w:type="dxa"/>
-            </w:tcMar>
             <w:vAlign w:val="center"/>
           </w:tcPr>
           <w:p>
@@ -15289,12 +14381,6 @@
               <w:right w:val="single" w:sz="6" w:space="0" w:color="1F3864"/>
             </w:tcBorders>
             <w:shd w:val="clear" w:color="auto" w:fill="D9E2F3"/>
-            <w:tcMar>
-              <w:top w:w="50" w:type="dxa"/>
-              <w:left w:w="90" w:type="dxa"/>
-              <w:bottom w:w="50" w:type="dxa"/>
-              <w:right w:w="90" w:type="dxa"/>
-            </w:tcMar>
             <w:vAlign w:val="center"/>
           </w:tcPr>
           <w:p>
@@ -15386,12 +14472,6 @@
               <w:right w:val="single" w:sz="6" w:space="0" w:color="1F3864"/>
             </w:tcBorders>
             <w:shd w:val="clear" w:color="auto" w:fill="4472C4"/>
-            <w:tcMar>
-              <w:top w:w="50" w:type="dxa"/>
-              <w:left w:w="90" w:type="dxa"/>
-              <w:bottom w:w="50" w:type="dxa"/>
-              <w:right w:w="90" w:type="dxa"/>
-            </w:tcMar>
             <w:vAlign w:val="center"/>
           </w:tcPr>
           <w:p>
@@ -15458,12 +14538,6 @@
               <w:right w:val="single" w:sz="6" w:space="0" w:color="1F3864"/>
             </w:tcBorders>
             <w:shd w:val="clear" w:color="auto" w:fill="4472C4"/>
-            <w:tcMar>
-              <w:top w:w="50" w:type="dxa"/>
-              <w:left w:w="90" w:type="dxa"/>
-              <w:bottom w:w="50" w:type="dxa"/>
-              <w:right w:w="90" w:type="dxa"/>
-            </w:tcMar>
             <w:vAlign w:val="center"/>
           </w:tcPr>
           <w:p>
@@ -15505,12 +14579,6 @@
               <w:right w:val="single" w:sz="6" w:space="0" w:color="1F3864"/>
             </w:tcBorders>
             <w:shd w:val="clear" w:color="auto" w:fill="4472C4"/>
-            <w:tcMar>
-              <w:top w:w="50" w:type="dxa"/>
-              <w:left w:w="90" w:type="dxa"/>
-              <w:bottom w:w="50" w:type="dxa"/>
-              <w:right w:w="90" w:type="dxa"/>
-            </w:tcMar>
             <w:vAlign w:val="center"/>
           </w:tcPr>
           <w:p>
@@ -15565,12 +14633,6 @@
               <w:right w:val="single" w:sz="6" w:space="0" w:color="1F3864"/>
             </w:tcBorders>
             <w:shd w:val="clear" w:color="auto" w:fill="4472C4"/>
-            <w:tcMar>
-              <w:top w:w="50" w:type="dxa"/>
-              <w:left w:w="90" w:type="dxa"/>
-              <w:bottom w:w="50" w:type="dxa"/>
-              <w:right w:w="90" w:type="dxa"/>
-            </w:tcMar>
             <w:vAlign w:val="center"/>
           </w:tcPr>
           <w:p>
@@ -15625,12 +14687,6 @@
               <w:right w:val="single" w:sz="6" w:space="0" w:color="1F3864"/>
             </w:tcBorders>
             <w:shd w:val="clear" w:color="auto" w:fill="4472C4"/>
-            <w:tcMar>
-              <w:top w:w="50" w:type="dxa"/>
-              <w:left w:w="90" w:type="dxa"/>
-              <w:bottom w:w="50" w:type="dxa"/>
-              <w:right w:w="90" w:type="dxa"/>
-            </w:tcMar>
             <w:vAlign w:val="center"/>
           </w:tcPr>
           <w:p>
@@ -15712,12 +14768,6 @@
               <w:right w:val="single" w:sz="6" w:space="0" w:color="1F3864"/>
             </w:tcBorders>
             <w:shd w:val="clear" w:color="auto" w:fill="D9E2F3"/>
-            <w:tcMar>
-              <w:top w:w="50" w:type="dxa"/>
-              <w:left w:w="90" w:type="dxa"/>
-              <w:bottom w:w="50" w:type="dxa"/>
-              <w:right w:w="90" w:type="dxa"/>
-            </w:tcMar>
             <w:vAlign w:val="center"/>
           </w:tcPr>
           <w:p>
@@ -15752,12 +14802,6 @@
               <w:right w:val="single" w:sz="6" w:space="0" w:color="1F3864"/>
             </w:tcBorders>
             <w:shd w:val="clear" w:color="auto" w:fill="D9E2F3"/>
-            <w:tcMar>
-              <w:top w:w="50" w:type="dxa"/>
-              <w:left w:w="90" w:type="dxa"/>
-              <w:bottom w:w="50" w:type="dxa"/>
-              <w:right w:w="90" w:type="dxa"/>
-            </w:tcMar>
             <w:vAlign w:val="center"/>
           </w:tcPr>
           <w:p>
@@ -15836,12 +14880,6 @@
               <w:right w:val="single" w:sz="6" w:space="0" w:color="1F3864"/>
             </w:tcBorders>
             <w:shd w:val="clear" w:color="auto" w:fill="D9E2F3"/>
-            <w:tcMar>
-              <w:top w:w="50" w:type="dxa"/>
-              <w:left w:w="90" w:type="dxa"/>
-              <w:bottom w:w="50" w:type="dxa"/>
-              <w:right w:w="90" w:type="dxa"/>
-            </w:tcMar>
             <w:vAlign w:val="center"/>
           </w:tcPr>
           <w:p>
@@ -15876,12 +14914,6 @@
               <w:right w:val="single" w:sz="6" w:space="0" w:color="1F3864"/>
             </w:tcBorders>
             <w:shd w:val="clear" w:color="auto" w:fill="D9E2F3"/>
-            <w:tcMar>
-              <w:top w:w="50" w:type="dxa"/>
-              <w:left w:w="90" w:type="dxa"/>
-              <w:bottom w:w="50" w:type="dxa"/>
-              <w:right w:w="90" w:type="dxa"/>
-            </w:tcMar>
             <w:vAlign w:val="center"/>
           </w:tcPr>
           <w:p>
@@ -15944,12 +14976,6 @@
               <w:right w:val="single" w:sz="6" w:space="0" w:color="1F3864"/>
             </w:tcBorders>
             <w:shd w:val="clear" w:color="auto" w:fill="D9E2F3"/>
-            <w:tcMar>
-              <w:top w:w="50" w:type="dxa"/>
-              <w:left w:w="90" w:type="dxa"/>
-              <w:bottom w:w="50" w:type="dxa"/>
-              <w:right w:w="90" w:type="dxa"/>
-            </w:tcMar>
             <w:vAlign w:val="center"/>
           </w:tcPr>
           <w:p>
@@ -15992,12 +15018,6 @@
               <w:right w:val="single" w:sz="6" w:space="0" w:color="1F3864"/>
             </w:tcBorders>
             <w:shd w:val="clear" w:color="auto" w:fill="D9E2F3"/>
-            <w:tcMar>
-              <w:top w:w="50" w:type="dxa"/>
-              <w:left w:w="90" w:type="dxa"/>
-              <w:bottom w:w="50" w:type="dxa"/>
-              <w:right w:w="90" w:type="dxa"/>
-            </w:tcMar>
             <w:vAlign w:val="center"/>
           </w:tcPr>
           <w:p>
@@ -16032,12 +15052,6 @@
               <w:right w:val="single" w:sz="6" w:space="0" w:color="1F3864"/>
             </w:tcBorders>
             <w:shd w:val="clear" w:color="auto" w:fill="D9E2F3"/>
-            <w:tcMar>
-              <w:top w:w="50" w:type="dxa"/>
-              <w:left w:w="90" w:type="dxa"/>
-              <w:bottom w:w="50" w:type="dxa"/>
-              <w:right w:w="90" w:type="dxa"/>
-            </w:tcMar>
             <w:vAlign w:val="center"/>
           </w:tcPr>
           <w:p>
@@ -16072,12 +15086,6 @@
               <w:right w:val="single" w:sz="6" w:space="0" w:color="1F3864"/>
             </w:tcBorders>
             <w:shd w:val="clear" w:color="auto" w:fill="D9E2F3"/>
-            <w:tcMar>
-              <w:top w:w="50" w:type="dxa"/>
-              <w:left w:w="90" w:type="dxa"/>
-              <w:bottom w:w="50" w:type="dxa"/>
-              <w:right w:w="90" w:type="dxa"/>
-            </w:tcMar>
             <w:vAlign w:val="center"/>
           </w:tcPr>
           <w:p>
@@ -16167,12 +15175,6 @@
               <w:right w:val="single" w:sz="6" w:space="0" w:color="1F3864"/>
             </w:tcBorders>
             <w:shd w:val="clear" w:color="auto" w:fill="D9E2F3"/>
-            <w:tcMar>
-              <w:top w:w="50" w:type="dxa"/>
-              <w:left w:w="90" w:type="dxa"/>
-              <w:bottom w:w="50" w:type="dxa"/>
-              <w:right w:w="90" w:type="dxa"/>
-            </w:tcMar>
             <w:vAlign w:val="center"/>
           </w:tcPr>
           <w:p>
@@ -16205,12 +15207,6 @@
               <w:right w:val="single" w:sz="6" w:space="0" w:color="1F3864"/>
             </w:tcBorders>
             <w:shd w:val="clear" w:color="auto" w:fill="D9E2F3"/>
-            <w:tcMar>
-              <w:top w:w="50" w:type="dxa"/>
-              <w:left w:w="90" w:type="dxa"/>
-              <w:bottom w:w="50" w:type="dxa"/>
-              <w:right w:w="90" w:type="dxa"/>
-            </w:tcMar>
             <w:vAlign w:val="center"/>
           </w:tcPr>
           <w:p>
@@ -16279,12 +15275,6 @@
               <w:right w:val="single" w:sz="6" w:space="0" w:color="1F3864"/>
             </w:tcBorders>
             <w:shd w:val="clear" w:color="auto" w:fill="D9E2F3"/>
-            <w:tcMar>
-              <w:top w:w="50" w:type="dxa"/>
-              <w:left w:w="90" w:type="dxa"/>
-              <w:bottom w:w="50" w:type="dxa"/>
-              <w:right w:w="90" w:type="dxa"/>
-            </w:tcMar>
             <w:vAlign w:val="center"/>
           </w:tcPr>
           <w:p>
@@ -16335,12 +15325,6 @@
               <w:right w:val="single" w:sz="6" w:space="0" w:color="1F3864"/>
             </w:tcBorders>
             <w:shd w:val="clear" w:color="auto" w:fill="D9E2F3"/>
-            <w:tcMar>
-              <w:top w:w="50" w:type="dxa"/>
-              <w:left w:w="90" w:type="dxa"/>
-              <w:bottom w:w="50" w:type="dxa"/>
-              <w:right w:w="90" w:type="dxa"/>
-            </w:tcMar>
             <w:vAlign w:val="center"/>
           </w:tcPr>
           <w:p>
@@ -16403,12 +15387,6 @@
               <w:right w:val="single" w:sz="6" w:space="0" w:color="1F3864"/>
             </w:tcBorders>
             <w:shd w:val="clear" w:color="auto" w:fill="D9E2F3"/>
-            <w:tcMar>
-              <w:top w:w="50" w:type="dxa"/>
-              <w:left w:w="90" w:type="dxa"/>
-              <w:bottom w:w="50" w:type="dxa"/>
-              <w:right w:w="90" w:type="dxa"/>
-            </w:tcMar>
             <w:vAlign w:val="center"/>
           </w:tcPr>
           <w:p>
@@ -16518,12 +15496,6 @@
               <w:right w:val="single" w:sz="6" w:space="0" w:color="1F3864"/>
             </w:tcBorders>
             <w:shd w:val="clear" w:color="auto" w:fill="4472C4"/>
-            <w:tcMar>
-              <w:top w:w="50" w:type="dxa"/>
-              <w:left w:w="90" w:type="dxa"/>
-              <w:bottom w:w="50" w:type="dxa"/>
-              <w:right w:w="90" w:type="dxa"/>
-            </w:tcMar>
             <w:vAlign w:val="center"/>
           </w:tcPr>
           <w:p>
@@ -16590,12 +15562,6 @@
               <w:right w:val="single" w:sz="6" w:space="0" w:color="1F3864"/>
             </w:tcBorders>
             <w:shd w:val="clear" w:color="auto" w:fill="4472C4"/>
-            <w:tcMar>
-              <w:top w:w="50" w:type="dxa"/>
-              <w:left w:w="90" w:type="dxa"/>
-              <w:bottom w:w="50" w:type="dxa"/>
-              <w:right w:w="90" w:type="dxa"/>
-            </w:tcMar>
             <w:vAlign w:val="center"/>
           </w:tcPr>
           <w:p>
@@ -16637,12 +15603,6 @@
               <w:right w:val="single" w:sz="6" w:space="0" w:color="1F3864"/>
             </w:tcBorders>
             <w:shd w:val="clear" w:color="auto" w:fill="4472C4"/>
-            <w:tcMar>
-              <w:top w:w="50" w:type="dxa"/>
-              <w:left w:w="90" w:type="dxa"/>
-              <w:bottom w:w="50" w:type="dxa"/>
-              <w:right w:w="90" w:type="dxa"/>
-            </w:tcMar>
             <w:vAlign w:val="center"/>
           </w:tcPr>
           <w:p>
@@ -16697,12 +15657,6 @@
               <w:right w:val="single" w:sz="6" w:space="0" w:color="1F3864"/>
             </w:tcBorders>
             <w:shd w:val="clear" w:color="auto" w:fill="4472C4"/>
-            <w:tcMar>
-              <w:top w:w="50" w:type="dxa"/>
-              <w:left w:w="90" w:type="dxa"/>
-              <w:bottom w:w="50" w:type="dxa"/>
-              <w:right w:w="90" w:type="dxa"/>
-            </w:tcMar>
             <w:vAlign w:val="center"/>
           </w:tcPr>
           <w:p>
@@ -16757,12 +15711,6 @@
               <w:right w:val="single" w:sz="6" w:space="0" w:color="1F3864"/>
             </w:tcBorders>
             <w:shd w:val="clear" w:color="auto" w:fill="4472C4"/>
-            <w:tcMar>
-              <w:top w:w="50" w:type="dxa"/>
-              <w:left w:w="90" w:type="dxa"/>
-              <w:bottom w:w="50" w:type="dxa"/>
-              <w:right w:w="90" w:type="dxa"/>
-            </w:tcMar>
             <w:vAlign w:val="center"/>
           </w:tcPr>
           <w:p>
@@ -16844,12 +15792,6 @@
               <w:right w:val="single" w:sz="6" w:space="0" w:color="1F3864"/>
             </w:tcBorders>
             <w:shd w:val="clear" w:color="auto" w:fill="D9E2F3"/>
-            <w:tcMar>
-              <w:top w:w="50" w:type="dxa"/>
-              <w:left w:w="90" w:type="dxa"/>
-              <w:bottom w:w="50" w:type="dxa"/>
-              <w:right w:w="90" w:type="dxa"/>
-            </w:tcMar>
             <w:vAlign w:val="center"/>
           </w:tcPr>
           <w:p>
@@ -16884,12 +15826,6 @@
               <w:right w:val="single" w:sz="6" w:space="0" w:color="1F3864"/>
             </w:tcBorders>
             <w:shd w:val="clear" w:color="auto" w:fill="D9E2F3"/>
-            <w:tcMar>
-              <w:top w:w="50" w:type="dxa"/>
-              <w:left w:w="90" w:type="dxa"/>
-              <w:bottom w:w="50" w:type="dxa"/>
-              <w:right w:w="90" w:type="dxa"/>
-            </w:tcMar>
             <w:vAlign w:val="center"/>
           </w:tcPr>
           <w:p>
@@ -16924,12 +15860,6 @@
               <w:right w:val="single" w:sz="6" w:space="0" w:color="1F3864"/>
             </w:tcBorders>
             <w:shd w:val="clear" w:color="auto" w:fill="D9E2F3"/>
-            <w:tcMar>
-              <w:top w:w="50" w:type="dxa"/>
-              <w:left w:w="90" w:type="dxa"/>
-              <w:bottom w:w="50" w:type="dxa"/>
-              <w:right w:w="90" w:type="dxa"/>
-            </w:tcMar>
             <w:vAlign w:val="center"/>
           </w:tcPr>
           <w:p>
@@ -16964,12 +15894,6 @@
               <w:right w:val="single" w:sz="6" w:space="0" w:color="1F3864"/>
             </w:tcBorders>
             <w:shd w:val="clear" w:color="auto" w:fill="D9E2F3"/>
-            <w:tcMar>
-              <w:top w:w="50" w:type="dxa"/>
-              <w:left w:w="90" w:type="dxa"/>
-              <w:bottom w:w="50" w:type="dxa"/>
-              <w:right w:w="90" w:type="dxa"/>
-            </w:tcMar>
             <w:vAlign w:val="center"/>
           </w:tcPr>
           <w:p>
@@ -17032,12 +15956,6 @@
               <w:right w:val="single" w:sz="6" w:space="0" w:color="1F3864"/>
             </w:tcBorders>
             <w:shd w:val="clear" w:color="auto" w:fill="D9E2F3"/>
-            <w:tcMar>
-              <w:top w:w="50" w:type="dxa"/>
-              <w:left w:w="90" w:type="dxa"/>
-              <w:bottom w:w="50" w:type="dxa"/>
-              <w:right w:w="90" w:type="dxa"/>
-            </w:tcMar>
             <w:vAlign w:val="center"/>
           </w:tcPr>
           <w:p>
@@ -17080,12 +15998,6 @@
               <w:right w:val="single" w:sz="6" w:space="0" w:color="1F3864"/>
             </w:tcBorders>
             <w:shd w:val="clear" w:color="auto" w:fill="D9E2F3"/>
-            <w:tcMar>
-              <w:top w:w="50" w:type="dxa"/>
-              <w:left w:w="90" w:type="dxa"/>
-              <w:bottom w:w="50" w:type="dxa"/>
-              <w:right w:w="90" w:type="dxa"/>
-            </w:tcMar>
             <w:vAlign w:val="center"/>
           </w:tcPr>
           <w:p>
@@ -17120,12 +16032,6 @@
               <w:right w:val="single" w:sz="6" w:space="0" w:color="1F3864"/>
             </w:tcBorders>
             <w:shd w:val="clear" w:color="auto" w:fill="D9E2F3"/>
-            <w:tcMar>
-              <w:top w:w="50" w:type="dxa"/>
-              <w:left w:w="90" w:type="dxa"/>
-              <w:bottom w:w="50" w:type="dxa"/>
-              <w:right w:w="90" w:type="dxa"/>
-            </w:tcMar>
             <w:vAlign w:val="center"/>
           </w:tcPr>
           <w:p>
@@ -17160,12 +16066,6 @@
               <w:right w:val="single" w:sz="6" w:space="0" w:color="1F3864"/>
             </w:tcBorders>
             <w:shd w:val="clear" w:color="auto" w:fill="D9E2F3"/>
-            <w:tcMar>
-              <w:top w:w="50" w:type="dxa"/>
-              <w:left w:w="90" w:type="dxa"/>
-              <w:bottom w:w="50" w:type="dxa"/>
-              <w:right w:w="90" w:type="dxa"/>
-            </w:tcMar>
             <w:vAlign w:val="center"/>
           </w:tcPr>
           <w:p>
@@ -17228,12 +16128,6 @@
               <w:right w:val="single" w:sz="6" w:space="0" w:color="1F3864"/>
             </w:tcBorders>
             <w:shd w:val="clear" w:color="auto" w:fill="D9E2F3"/>
-            <w:tcMar>
-              <w:top w:w="50" w:type="dxa"/>
-              <w:left w:w="90" w:type="dxa"/>
-              <w:bottom w:w="50" w:type="dxa"/>
-              <w:right w:w="90" w:type="dxa"/>
-            </w:tcMar>
             <w:vAlign w:val="center"/>
           </w:tcPr>
           <w:p>
@@ -17268,12 +16162,6 @@
               <w:right w:val="single" w:sz="6" w:space="0" w:color="1F3864"/>
             </w:tcBorders>
             <w:shd w:val="clear" w:color="auto" w:fill="D9E2F3"/>
-            <w:tcMar>
-              <w:top w:w="50" w:type="dxa"/>
-              <w:left w:w="90" w:type="dxa"/>
-              <w:bottom w:w="50" w:type="dxa"/>
-              <w:right w:w="90" w:type="dxa"/>
-            </w:tcMar>
             <w:vAlign w:val="center"/>
           </w:tcPr>
           <w:p>
@@ -17342,12 +16230,6 @@
               <w:right w:val="single" w:sz="6" w:space="0" w:color="1F3864"/>
             </w:tcBorders>
             <w:shd w:val="clear" w:color="auto" w:fill="D9E2F3"/>
-            <w:tcMar>
-              <w:top w:w="50" w:type="dxa"/>
-              <w:left w:w="90" w:type="dxa"/>
-              <w:bottom w:w="50" w:type="dxa"/>
-              <w:right w:w="90" w:type="dxa"/>
-            </w:tcMar>
             <w:vAlign w:val="center"/>
           </w:tcPr>
           <w:p>
@@ -17416,12 +16298,6 @@
               <w:right w:val="single" w:sz="6" w:space="0" w:color="1F3864"/>
             </w:tcBorders>
             <w:shd w:val="clear" w:color="auto" w:fill="D9E2F3"/>
-            <w:tcMar>
-              <w:top w:w="50" w:type="dxa"/>
-              <w:left w:w="90" w:type="dxa"/>
-              <w:bottom w:w="50" w:type="dxa"/>
-              <w:right w:w="90" w:type="dxa"/>
-            </w:tcMar>
             <w:vAlign w:val="center"/>
           </w:tcPr>
           <w:p>
@@ -17484,12 +16360,6 @@
               <w:right w:val="single" w:sz="6" w:space="0" w:color="1F3864"/>
             </w:tcBorders>
             <w:shd w:val="clear" w:color="auto" w:fill="D9E2F3"/>
-            <w:tcMar>
-              <w:top w:w="50" w:type="dxa"/>
-              <w:left w:w="90" w:type="dxa"/>
-              <w:bottom w:w="50" w:type="dxa"/>
-              <w:right w:w="90" w:type="dxa"/>
-            </w:tcMar>
             <w:vAlign w:val="center"/>
           </w:tcPr>
           <w:p>
@@ -17545,12 +16415,6 @@
               <w:right w:val="single" w:sz="6" w:space="0" w:color="1F3864"/>
             </w:tcBorders>
             <w:shd w:val="clear" w:color="auto" w:fill="4472C4"/>
-            <w:tcMar>
-              <w:top w:w="50" w:type="dxa"/>
-              <w:left w:w="90" w:type="dxa"/>
-              <w:bottom w:w="50" w:type="dxa"/>
-              <w:right w:w="90" w:type="dxa"/>
-            </w:tcMar>
             <w:vAlign w:val="center"/>
           </w:tcPr>
           <w:p>
@@ -17617,12 +16481,6 @@
               <w:right w:val="single" w:sz="6" w:space="0" w:color="1F3864"/>
             </w:tcBorders>
             <w:shd w:val="clear" w:color="auto" w:fill="4472C4"/>
-            <w:tcMar>
-              <w:top w:w="50" w:type="dxa"/>
-              <w:left w:w="90" w:type="dxa"/>
-              <w:bottom w:w="50" w:type="dxa"/>
-              <w:right w:w="90" w:type="dxa"/>
-            </w:tcMar>
             <w:vAlign w:val="center"/>
           </w:tcPr>
           <w:p>
@@ -17664,12 +16522,6 @@
               <w:right w:val="single" w:sz="6" w:space="0" w:color="1F3864"/>
             </w:tcBorders>
             <w:shd w:val="clear" w:color="auto" w:fill="4472C4"/>
-            <w:tcMar>
-              <w:top w:w="50" w:type="dxa"/>
-              <w:left w:w="90" w:type="dxa"/>
-              <w:bottom w:w="50" w:type="dxa"/>
-              <w:right w:w="90" w:type="dxa"/>
-            </w:tcMar>
             <w:vAlign w:val="center"/>
           </w:tcPr>
           <w:p>
@@ -17724,12 +16576,6 @@
               <w:right w:val="single" w:sz="6" w:space="0" w:color="1F3864"/>
             </w:tcBorders>
             <w:shd w:val="clear" w:color="auto" w:fill="4472C4"/>
-            <w:tcMar>
-              <w:top w:w="50" w:type="dxa"/>
-              <w:left w:w="90" w:type="dxa"/>
-              <w:bottom w:w="50" w:type="dxa"/>
-              <w:right w:w="90" w:type="dxa"/>
-            </w:tcMar>
             <w:vAlign w:val="center"/>
           </w:tcPr>
           <w:p>
@@ -17784,12 +16630,6 @@
               <w:right w:val="single" w:sz="6" w:space="0" w:color="1F3864"/>
             </w:tcBorders>
             <w:shd w:val="clear" w:color="auto" w:fill="4472C4"/>
-            <w:tcMar>
-              <w:top w:w="50" w:type="dxa"/>
-              <w:left w:w="90" w:type="dxa"/>
-              <w:bottom w:w="50" w:type="dxa"/>
-              <w:right w:w="90" w:type="dxa"/>
-            </w:tcMar>
             <w:vAlign w:val="center"/>
           </w:tcPr>
           <w:p>
@@ -17871,12 +16711,6 @@
               <w:right w:val="single" w:sz="6" w:space="0" w:color="1F3864"/>
             </w:tcBorders>
             <w:shd w:val="clear" w:color="auto" w:fill="D9E2F3"/>
-            <w:tcMar>
-              <w:top w:w="50" w:type="dxa"/>
-              <w:left w:w="90" w:type="dxa"/>
-              <w:bottom w:w="50" w:type="dxa"/>
-              <w:right w:w="90" w:type="dxa"/>
-            </w:tcMar>
             <w:vAlign w:val="center"/>
           </w:tcPr>
           <w:p>
@@ -17929,12 +16763,6 @@
               <w:right w:val="single" w:sz="6" w:space="0" w:color="1F3864"/>
             </w:tcBorders>
             <w:shd w:val="clear" w:color="auto" w:fill="D9E2F3"/>
-            <w:tcMar>
-              <w:top w:w="50" w:type="dxa"/>
-              <w:left w:w="90" w:type="dxa"/>
-              <w:bottom w:w="50" w:type="dxa"/>
-              <w:right w:w="90" w:type="dxa"/>
-            </w:tcMar>
             <w:vAlign w:val="center"/>
           </w:tcPr>
           <w:p>
@@ -18003,12 +16831,6 @@
               <w:right w:val="single" w:sz="6" w:space="0" w:color="1F3864"/>
             </w:tcBorders>
             <w:shd w:val="clear" w:color="auto" w:fill="D9E2F3"/>
-            <w:tcMar>
-              <w:top w:w="50" w:type="dxa"/>
-              <w:left w:w="90" w:type="dxa"/>
-              <w:bottom w:w="50" w:type="dxa"/>
-              <w:right w:w="90" w:type="dxa"/>
-            </w:tcMar>
             <w:vAlign w:val="center"/>
           </w:tcPr>
           <w:p>
@@ -18043,12 +16865,6 @@
               <w:right w:val="single" w:sz="6" w:space="0" w:color="1F3864"/>
             </w:tcBorders>
             <w:shd w:val="clear" w:color="auto" w:fill="D9E2F3"/>
-            <w:tcMar>
-              <w:top w:w="50" w:type="dxa"/>
-              <w:left w:w="90" w:type="dxa"/>
-              <w:bottom w:w="50" w:type="dxa"/>
-              <w:right w:w="90" w:type="dxa"/>
-            </w:tcMar>
             <w:vAlign w:val="center"/>
           </w:tcPr>
           <w:p>
@@ -18111,12 +16927,6 @@
               <w:right w:val="single" w:sz="6" w:space="0" w:color="1F3864"/>
             </w:tcBorders>
             <w:shd w:val="clear" w:color="auto" w:fill="D9E2F3"/>
-            <w:tcMar>
-              <w:top w:w="50" w:type="dxa"/>
-              <w:left w:w="90" w:type="dxa"/>
-              <w:bottom w:w="50" w:type="dxa"/>
-              <w:right w:w="90" w:type="dxa"/>
-            </w:tcMar>
             <w:vAlign w:val="center"/>
           </w:tcPr>
           <w:p>
@@ -18159,12 +16969,6 @@
               <w:right w:val="single" w:sz="6" w:space="0" w:color="1F3864"/>
             </w:tcBorders>
             <w:shd w:val="clear" w:color="auto" w:fill="D9E2F3"/>
-            <w:tcMar>
-              <w:top w:w="50" w:type="dxa"/>
-              <w:left w:w="90" w:type="dxa"/>
-              <w:bottom w:w="50" w:type="dxa"/>
-              <w:right w:w="90" w:type="dxa"/>
-            </w:tcMar>
             <w:vAlign w:val="center"/>
           </w:tcPr>
           <w:p>
@@ -18207,12 +17011,6 @@
               <w:right w:val="single" w:sz="6" w:space="0" w:color="1F3864"/>
             </w:tcBorders>
             <w:shd w:val="clear" w:color="auto" w:fill="D9E2F3"/>
-            <w:tcMar>
-              <w:top w:w="50" w:type="dxa"/>
-              <w:left w:w="90" w:type="dxa"/>
-              <w:bottom w:w="50" w:type="dxa"/>
-              <w:right w:w="90" w:type="dxa"/>
-            </w:tcMar>
             <w:vAlign w:val="center"/>
           </w:tcPr>
           <w:p>
@@ -18273,12 +17071,6 @@
               <w:right w:val="single" w:sz="6" w:space="0" w:color="1F3864"/>
             </w:tcBorders>
             <w:shd w:val="clear" w:color="auto" w:fill="D9E2F3"/>
-            <w:tcMar>
-              <w:top w:w="50" w:type="dxa"/>
-              <w:left w:w="90" w:type="dxa"/>
-              <w:bottom w:w="50" w:type="dxa"/>
-              <w:right w:w="90" w:type="dxa"/>
-            </w:tcMar>
             <w:vAlign w:val="center"/>
           </w:tcPr>
           <w:p>
@@ -18341,12 +17133,6 @@
               <w:right w:val="single" w:sz="6" w:space="0" w:color="1F3864"/>
             </w:tcBorders>
             <w:shd w:val="clear" w:color="auto" w:fill="D9E2F3"/>
-            <w:tcMar>
-              <w:top w:w="50" w:type="dxa"/>
-              <w:left w:w="90" w:type="dxa"/>
-              <w:bottom w:w="50" w:type="dxa"/>
-              <w:right w:w="90" w:type="dxa"/>
-            </w:tcMar>
             <w:vAlign w:val="center"/>
           </w:tcPr>
           <w:p>
@@ -18381,12 +17167,6 @@
               <w:right w:val="single" w:sz="6" w:space="0" w:color="1F3864"/>
             </w:tcBorders>
             <w:shd w:val="clear" w:color="auto" w:fill="D9E2F3"/>
-            <w:tcMar>
-              <w:top w:w="50" w:type="dxa"/>
-              <w:left w:w="90" w:type="dxa"/>
-              <w:bottom w:w="50" w:type="dxa"/>
-              <w:right w:w="90" w:type="dxa"/>
-            </w:tcMar>
             <w:vAlign w:val="center"/>
           </w:tcPr>
           <w:p>
@@ -18421,12 +17201,6 @@
               <w:right w:val="single" w:sz="6" w:space="0" w:color="1F3864"/>
             </w:tcBorders>
             <w:shd w:val="clear" w:color="auto" w:fill="D9E2F3"/>
-            <w:tcMar>
-              <w:top w:w="50" w:type="dxa"/>
-              <w:left w:w="90" w:type="dxa"/>
-              <w:bottom w:w="50" w:type="dxa"/>
-              <w:right w:w="90" w:type="dxa"/>
-            </w:tcMar>
             <w:vAlign w:val="center"/>
           </w:tcPr>
           <w:p>
@@ -18461,12 +17235,6 @@
               <w:right w:val="single" w:sz="6" w:space="0" w:color="1F3864"/>
             </w:tcBorders>
             <w:shd w:val="clear" w:color="auto" w:fill="D9E2F3"/>
-            <w:tcMar>
-              <w:top w:w="50" w:type="dxa"/>
-              <w:left w:w="90" w:type="dxa"/>
-              <w:bottom w:w="50" w:type="dxa"/>
-              <w:right w:w="90" w:type="dxa"/>
-            </w:tcMar>
             <w:vAlign w:val="center"/>
           </w:tcPr>
           <w:p>
@@ -18529,12 +17297,6 @@
               <w:right w:val="single" w:sz="6" w:space="0" w:color="1F3864"/>
             </w:tcBorders>
             <w:shd w:val="clear" w:color="auto" w:fill="D9E2F3"/>
-            <w:tcMar>
-              <w:top w:w="50" w:type="dxa"/>
-              <w:left w:w="90" w:type="dxa"/>
-              <w:bottom w:w="50" w:type="dxa"/>
-              <w:right w:w="90" w:type="dxa"/>
-            </w:tcMar>
             <w:vAlign w:val="center"/>
           </w:tcPr>
           <w:p>
@@ -18590,12 +17352,6 @@
               <w:right w:val="single" w:sz="6" w:space="0" w:color="1F3864"/>
             </w:tcBorders>
             <w:shd w:val="clear" w:color="auto" w:fill="4472C4"/>
-            <w:tcMar>
-              <w:top w:w="50" w:type="dxa"/>
-              <w:left w:w="90" w:type="dxa"/>
-              <w:bottom w:w="50" w:type="dxa"/>
-              <w:right w:w="90" w:type="dxa"/>
-            </w:tcMar>
             <w:vAlign w:val="center"/>
           </w:tcPr>
           <w:p>
@@ -18662,12 +17418,6 @@
               <w:right w:val="single" w:sz="6" w:space="0" w:color="1F3864"/>
             </w:tcBorders>
             <w:shd w:val="clear" w:color="auto" w:fill="4472C4"/>
-            <w:tcMar>
-              <w:top w:w="50" w:type="dxa"/>
-              <w:left w:w="90" w:type="dxa"/>
-              <w:bottom w:w="50" w:type="dxa"/>
-              <w:right w:w="90" w:type="dxa"/>
-            </w:tcMar>
             <w:vAlign w:val="center"/>
           </w:tcPr>
           <w:p>
@@ -18709,12 +17459,6 @@
               <w:right w:val="single" w:sz="6" w:space="0" w:color="1F3864"/>
             </w:tcBorders>
             <w:shd w:val="clear" w:color="auto" w:fill="4472C4"/>
-            <w:tcMar>
-              <w:top w:w="50" w:type="dxa"/>
-              <w:left w:w="90" w:type="dxa"/>
-              <w:bottom w:w="50" w:type="dxa"/>
-              <w:right w:w="90" w:type="dxa"/>
-            </w:tcMar>
             <w:vAlign w:val="center"/>
           </w:tcPr>
           <w:p>
@@ -18769,12 +17513,6 @@
               <w:right w:val="single" w:sz="6" w:space="0" w:color="1F3864"/>
             </w:tcBorders>
             <w:shd w:val="clear" w:color="auto" w:fill="4472C4"/>
-            <w:tcMar>
-              <w:top w:w="50" w:type="dxa"/>
-              <w:left w:w="90" w:type="dxa"/>
-              <w:bottom w:w="50" w:type="dxa"/>
-              <w:right w:w="90" w:type="dxa"/>
-            </w:tcMar>
             <w:vAlign w:val="center"/>
           </w:tcPr>
           <w:p>
@@ -18829,12 +17567,6 @@
               <w:right w:val="single" w:sz="6" w:space="0" w:color="1F3864"/>
             </w:tcBorders>
             <w:shd w:val="clear" w:color="auto" w:fill="4472C4"/>
-            <w:tcMar>
-              <w:top w:w="50" w:type="dxa"/>
-              <w:left w:w="90" w:type="dxa"/>
-              <w:bottom w:w="50" w:type="dxa"/>
-              <w:right w:w="90" w:type="dxa"/>
-            </w:tcMar>
             <w:vAlign w:val="center"/>
           </w:tcPr>
           <w:p>
@@ -18916,12 +17648,6 @@
               <w:right w:val="single" w:sz="6" w:space="0" w:color="1F3864"/>
             </w:tcBorders>
             <w:shd w:val="clear" w:color="auto" w:fill="D9E2F3"/>
-            <w:tcMar>
-              <w:top w:w="50" w:type="dxa"/>
-              <w:left w:w="90" w:type="dxa"/>
-              <w:bottom w:w="50" w:type="dxa"/>
-              <w:right w:w="90" w:type="dxa"/>
-            </w:tcMar>
             <w:vAlign w:val="center"/>
           </w:tcPr>
           <w:p>
@@ -18956,12 +17682,6 @@
               <w:right w:val="single" w:sz="6" w:space="0" w:color="1F3864"/>
             </w:tcBorders>
             <w:shd w:val="clear" w:color="auto" w:fill="D9E2F3"/>
-            <w:tcMar>
-              <w:top w:w="50" w:type="dxa"/>
-              <w:left w:w="90" w:type="dxa"/>
-              <w:bottom w:w="50" w:type="dxa"/>
-              <w:right w:w="90" w:type="dxa"/>
-            </w:tcMar>
             <w:vAlign w:val="center"/>
           </w:tcPr>
           <w:p>
@@ -19022,12 +17742,6 @@
               <w:right w:val="single" w:sz="6" w:space="0" w:color="1F3864"/>
             </w:tcBorders>
             <w:shd w:val="clear" w:color="auto" w:fill="D9E2F3"/>
-            <w:tcMar>
-              <w:top w:w="50" w:type="dxa"/>
-              <w:left w:w="90" w:type="dxa"/>
-              <w:bottom w:w="50" w:type="dxa"/>
-              <w:right w:w="90" w:type="dxa"/>
-            </w:tcMar>
             <w:vAlign w:val="center"/>
           </w:tcPr>
           <w:p>
@@ -19062,12 +17776,6 @@
               <w:right w:val="single" w:sz="6" w:space="0" w:color="1F3864"/>
             </w:tcBorders>
             <w:shd w:val="clear" w:color="auto" w:fill="D9E2F3"/>
-            <w:tcMar>
-              <w:top w:w="50" w:type="dxa"/>
-              <w:left w:w="90" w:type="dxa"/>
-              <w:bottom w:w="50" w:type="dxa"/>
-              <w:right w:w="90" w:type="dxa"/>
-            </w:tcMar>
             <w:vAlign w:val="center"/>
           </w:tcPr>
           <w:p>
@@ -19130,12 +17838,6 @@
               <w:right w:val="single" w:sz="6" w:space="0" w:color="1F3864"/>
             </w:tcBorders>
             <w:shd w:val="clear" w:color="auto" w:fill="D9E2F3"/>
-            <w:tcMar>
-              <w:top w:w="50" w:type="dxa"/>
-              <w:left w:w="90" w:type="dxa"/>
-              <w:bottom w:w="50" w:type="dxa"/>
-              <w:right w:w="90" w:type="dxa"/>
-            </w:tcMar>
             <w:vAlign w:val="center"/>
           </w:tcPr>
           <w:p>
@@ -19170,12 +17872,6 @@
               <w:right w:val="single" w:sz="6" w:space="0" w:color="1F3864"/>
             </w:tcBorders>
             <w:shd w:val="clear" w:color="auto" w:fill="D9E2F3"/>
-            <w:tcMar>
-              <w:top w:w="50" w:type="dxa"/>
-              <w:left w:w="90" w:type="dxa"/>
-              <w:bottom w:w="50" w:type="dxa"/>
-              <w:right w:w="90" w:type="dxa"/>
-            </w:tcMar>
             <w:vAlign w:val="center"/>
           </w:tcPr>
           <w:p>
@@ -19254,12 +17950,6 @@
               <w:right w:val="single" w:sz="6" w:space="0" w:color="1F3864"/>
             </w:tcBorders>
             <w:shd w:val="clear" w:color="auto" w:fill="D9E2F3"/>
-            <w:tcMar>
-              <w:top w:w="50" w:type="dxa"/>
-              <w:left w:w="90" w:type="dxa"/>
-              <w:bottom w:w="50" w:type="dxa"/>
-              <w:right w:w="90" w:type="dxa"/>
-            </w:tcMar>
             <w:vAlign w:val="center"/>
           </w:tcPr>
           <w:p>
@@ -19294,12 +17984,6 @@
               <w:right w:val="single" w:sz="6" w:space="0" w:color="1F3864"/>
             </w:tcBorders>
             <w:shd w:val="clear" w:color="auto" w:fill="D9E2F3"/>
-            <w:tcMar>
-              <w:top w:w="50" w:type="dxa"/>
-              <w:left w:w="90" w:type="dxa"/>
-              <w:bottom w:w="50" w:type="dxa"/>
-              <w:right w:w="90" w:type="dxa"/>
-            </w:tcMar>
             <w:vAlign w:val="center"/>
           </w:tcPr>
           <w:p>
@@ -19362,12 +18046,6 @@
               <w:right w:val="single" w:sz="6" w:space="0" w:color="1F3864"/>
             </w:tcBorders>
             <w:shd w:val="clear" w:color="auto" w:fill="D9E2F3"/>
-            <w:tcMar>
-              <w:top w:w="50" w:type="dxa"/>
-              <w:left w:w="90" w:type="dxa"/>
-              <w:bottom w:w="50" w:type="dxa"/>
-              <w:right w:w="90" w:type="dxa"/>
-            </w:tcMar>
             <w:vAlign w:val="center"/>
           </w:tcPr>
           <w:p>
@@ -19400,12 +18078,6 @@
               <w:right w:val="single" w:sz="6" w:space="0" w:color="1F3864"/>
             </w:tcBorders>
             <w:shd w:val="clear" w:color="auto" w:fill="D9E2F3"/>
-            <w:tcMar>
-              <w:top w:w="50" w:type="dxa"/>
-              <w:left w:w="90" w:type="dxa"/>
-              <w:bottom w:w="50" w:type="dxa"/>
-              <w:right w:w="90" w:type="dxa"/>
-            </w:tcMar>
             <w:vAlign w:val="center"/>
           </w:tcPr>
           <w:p>
@@ -19474,12 +18146,6 @@
               <w:right w:val="single" w:sz="6" w:space="0" w:color="1F3864"/>
             </w:tcBorders>
             <w:shd w:val="clear" w:color="auto" w:fill="D9E2F3"/>
-            <w:tcMar>
-              <w:top w:w="50" w:type="dxa"/>
-              <w:left w:w="90" w:type="dxa"/>
-              <w:bottom w:w="50" w:type="dxa"/>
-              <w:right w:w="90" w:type="dxa"/>
-            </w:tcMar>
             <w:vAlign w:val="center"/>
           </w:tcPr>
           <w:p>
@@ -19530,12 +18196,6 @@
               <w:right w:val="single" w:sz="6" w:space="0" w:color="1F3864"/>
             </w:tcBorders>
             <w:shd w:val="clear" w:color="auto" w:fill="D9E2F3"/>
-            <w:tcMar>
-              <w:top w:w="50" w:type="dxa"/>
-              <w:left w:w="90" w:type="dxa"/>
-              <w:bottom w:w="50" w:type="dxa"/>
-              <w:right w:w="90" w:type="dxa"/>
-            </w:tcMar>
             <w:vAlign w:val="center"/>
           </w:tcPr>
           <w:p>
@@ -19598,12 +18258,6 @@
               <w:right w:val="single" w:sz="6" w:space="0" w:color="1F3864"/>
             </w:tcBorders>
             <w:shd w:val="clear" w:color="auto" w:fill="D9E2F3"/>
-            <w:tcMar>
-              <w:top w:w="50" w:type="dxa"/>
-              <w:left w:w="90" w:type="dxa"/>
-              <w:bottom w:w="50" w:type="dxa"/>
-              <w:right w:w="90" w:type="dxa"/>
-            </w:tcMar>
             <w:vAlign w:val="center"/>
           </w:tcPr>
           <w:p>
@@ -19704,12 +18358,6 @@
               <w:right w:val="single" w:sz="6" w:space="0" w:color="1F3864"/>
             </w:tcBorders>
             <w:shd w:val="clear" w:color="auto" w:fill="4472C4"/>
-            <w:tcMar>
-              <w:top w:w="50" w:type="dxa"/>
-              <w:left w:w="90" w:type="dxa"/>
-              <w:bottom w:w="50" w:type="dxa"/>
-              <w:right w:w="90" w:type="dxa"/>
-            </w:tcMar>
             <w:vAlign w:val="center"/>
           </w:tcPr>
           <w:p>
@@ -19776,12 +18424,6 @@
               <w:right w:val="single" w:sz="6" w:space="0" w:color="1F3864"/>
             </w:tcBorders>
             <w:shd w:val="clear" w:color="auto" w:fill="4472C4"/>
-            <w:tcMar>
-              <w:top w:w="50" w:type="dxa"/>
-              <w:left w:w="90" w:type="dxa"/>
-              <w:bottom w:w="50" w:type="dxa"/>
-              <w:right w:w="90" w:type="dxa"/>
-            </w:tcMar>
             <w:vAlign w:val="center"/>
           </w:tcPr>
           <w:p>
@@ -19823,12 +18465,6 @@
               <w:right w:val="single" w:sz="6" w:space="0" w:color="1F3864"/>
             </w:tcBorders>
             <w:shd w:val="clear" w:color="auto" w:fill="4472C4"/>
-            <w:tcMar>
-              <w:top w:w="50" w:type="dxa"/>
-              <w:left w:w="90" w:type="dxa"/>
-              <w:bottom w:w="50" w:type="dxa"/>
-              <w:right w:w="90" w:type="dxa"/>
-            </w:tcMar>
             <w:vAlign w:val="center"/>
           </w:tcPr>
           <w:p>
@@ -19883,12 +18519,6 @@
               <w:right w:val="single" w:sz="6" w:space="0" w:color="1F3864"/>
             </w:tcBorders>
             <w:shd w:val="clear" w:color="auto" w:fill="4472C4"/>
-            <w:tcMar>
-              <w:top w:w="50" w:type="dxa"/>
-              <w:left w:w="90" w:type="dxa"/>
-              <w:bottom w:w="50" w:type="dxa"/>
-              <w:right w:w="90" w:type="dxa"/>
-            </w:tcMar>
             <w:vAlign w:val="center"/>
           </w:tcPr>
           <w:p>
@@ -19943,12 +18573,6 @@
               <w:right w:val="single" w:sz="6" w:space="0" w:color="1F3864"/>
             </w:tcBorders>
             <w:shd w:val="clear" w:color="auto" w:fill="4472C4"/>
-            <w:tcMar>
-              <w:top w:w="50" w:type="dxa"/>
-              <w:left w:w="90" w:type="dxa"/>
-              <w:bottom w:w="50" w:type="dxa"/>
-              <w:right w:w="90" w:type="dxa"/>
-            </w:tcMar>
             <w:vAlign w:val="center"/>
           </w:tcPr>
           <w:p>
@@ -20030,12 +18654,6 @@
               <w:right w:val="single" w:sz="6" w:space="0" w:color="1F3864"/>
             </w:tcBorders>
             <w:shd w:val="clear" w:color="auto" w:fill="D9E2F3"/>
-            <w:tcMar>
-              <w:top w:w="50" w:type="dxa"/>
-              <w:left w:w="90" w:type="dxa"/>
-              <w:bottom w:w="50" w:type="dxa"/>
-              <w:right w:w="90" w:type="dxa"/>
-            </w:tcMar>
             <w:vAlign w:val="center"/>
           </w:tcPr>
           <w:p>
@@ -20070,12 +18688,6 @@
               <w:right w:val="single" w:sz="6" w:space="0" w:color="1F3864"/>
             </w:tcBorders>
             <w:shd w:val="clear" w:color="auto" w:fill="D9E2F3"/>
-            <w:tcMar>
-              <w:top w:w="50" w:type="dxa"/>
-              <w:left w:w="90" w:type="dxa"/>
-              <w:bottom w:w="50" w:type="dxa"/>
-              <w:right w:w="90" w:type="dxa"/>
-            </w:tcMar>
             <w:vAlign w:val="center"/>
           </w:tcPr>
           <w:p>
@@ -20144,12 +18756,6 @@
               <w:right w:val="single" w:sz="6" w:space="0" w:color="1F3864"/>
             </w:tcBorders>
             <w:shd w:val="clear" w:color="auto" w:fill="D9E2F3"/>
-            <w:tcMar>
-              <w:top w:w="50" w:type="dxa"/>
-              <w:left w:w="90" w:type="dxa"/>
-              <w:bottom w:w="50" w:type="dxa"/>
-              <w:right w:w="90" w:type="dxa"/>
-            </w:tcMar>
             <w:vAlign w:val="center"/>
           </w:tcPr>
           <w:p>
@@ -20184,12 +18790,6 @@
               <w:right w:val="single" w:sz="6" w:space="0" w:color="1F3864"/>
             </w:tcBorders>
             <w:shd w:val="clear" w:color="auto" w:fill="D9E2F3"/>
-            <w:tcMar>
-              <w:top w:w="50" w:type="dxa"/>
-              <w:left w:w="90" w:type="dxa"/>
-              <w:bottom w:w="50" w:type="dxa"/>
-              <w:right w:w="90" w:type="dxa"/>
-            </w:tcMar>
             <w:vAlign w:val="center"/>
           </w:tcPr>
           <w:p>
@@ -20252,12 +18852,6 @@
               <w:right w:val="single" w:sz="6" w:space="0" w:color="1F3864"/>
             </w:tcBorders>
             <w:shd w:val="clear" w:color="auto" w:fill="D9E2F3"/>
-            <w:tcMar>
-              <w:top w:w="50" w:type="dxa"/>
-              <w:left w:w="90" w:type="dxa"/>
-              <w:bottom w:w="50" w:type="dxa"/>
-              <w:right w:w="90" w:type="dxa"/>
-            </w:tcMar>
             <w:vAlign w:val="center"/>
           </w:tcPr>
           <w:p>
@@ -20292,12 +18886,6 @@
               <w:right w:val="single" w:sz="6" w:space="0" w:color="1F3864"/>
             </w:tcBorders>
             <w:shd w:val="clear" w:color="auto" w:fill="D9E2F3"/>
-            <w:tcMar>
-              <w:top w:w="50" w:type="dxa"/>
-              <w:left w:w="90" w:type="dxa"/>
-              <w:bottom w:w="50" w:type="dxa"/>
-              <w:right w:w="90" w:type="dxa"/>
-            </w:tcMar>
             <w:vAlign w:val="center"/>
           </w:tcPr>
           <w:p>
@@ -20366,12 +18954,6 @@
               <w:right w:val="single" w:sz="6" w:space="0" w:color="1F3864"/>
             </w:tcBorders>
             <w:shd w:val="clear" w:color="auto" w:fill="D9E2F3"/>
-            <w:tcMar>
-              <w:top w:w="50" w:type="dxa"/>
-              <w:left w:w="90" w:type="dxa"/>
-              <w:bottom w:w="50" w:type="dxa"/>
-              <w:right w:w="90" w:type="dxa"/>
-            </w:tcMar>
             <w:vAlign w:val="center"/>
           </w:tcPr>
           <w:p>
@@ -20406,12 +18988,6 @@
               <w:right w:val="single" w:sz="6" w:space="0" w:color="1F3864"/>
             </w:tcBorders>
             <w:shd w:val="clear" w:color="auto" w:fill="D9E2F3"/>
-            <w:tcMar>
-              <w:top w:w="50" w:type="dxa"/>
-              <w:left w:w="90" w:type="dxa"/>
-              <w:bottom w:w="50" w:type="dxa"/>
-              <w:right w:w="90" w:type="dxa"/>
-            </w:tcMar>
             <w:vAlign w:val="center"/>
           </w:tcPr>
           <w:p>
@@ -20474,12 +19050,6 @@
               <w:right w:val="single" w:sz="6" w:space="0" w:color="1F3864"/>
             </w:tcBorders>
             <w:shd w:val="clear" w:color="auto" w:fill="D9E2F3"/>
-            <w:tcMar>
-              <w:top w:w="50" w:type="dxa"/>
-              <w:left w:w="90" w:type="dxa"/>
-              <w:bottom w:w="50" w:type="dxa"/>
-              <w:right w:w="90" w:type="dxa"/>
-            </w:tcMar>
             <w:vAlign w:val="center"/>
           </w:tcPr>
           <w:p>
@@ -20550,12 +19120,6 @@
               <w:right w:val="single" w:sz="6" w:space="0" w:color="1F3864"/>
             </w:tcBorders>
             <w:shd w:val="clear" w:color="auto" w:fill="D9E2F3"/>
-            <w:tcMar>
-              <w:top w:w="50" w:type="dxa"/>
-              <w:left w:w="90" w:type="dxa"/>
-              <w:bottom w:w="50" w:type="dxa"/>
-              <w:right w:w="90" w:type="dxa"/>
-            </w:tcMar>
             <w:vAlign w:val="center"/>
           </w:tcPr>
           <w:p>
@@ -20590,12 +19154,6 @@
               <w:right w:val="single" w:sz="6" w:space="0" w:color="1F3864"/>
             </w:tcBorders>
             <w:shd w:val="clear" w:color="auto" w:fill="D9E2F3"/>
-            <w:tcMar>
-              <w:top w:w="50" w:type="dxa"/>
-              <w:left w:w="90" w:type="dxa"/>
-              <w:bottom w:w="50" w:type="dxa"/>
-              <w:right w:w="90" w:type="dxa"/>
-            </w:tcMar>
             <w:vAlign w:val="center"/>
           </w:tcPr>
           <w:p>
@@ -20630,12 +19188,6 @@
               <w:right w:val="single" w:sz="6" w:space="0" w:color="1F3864"/>
             </w:tcBorders>
             <w:shd w:val="clear" w:color="auto" w:fill="D9E2F3"/>
-            <w:tcMar>
-              <w:top w:w="50" w:type="dxa"/>
-              <w:left w:w="90" w:type="dxa"/>
-              <w:bottom w:w="50" w:type="dxa"/>
-              <w:right w:w="90" w:type="dxa"/>
-            </w:tcMar>
             <w:vAlign w:val="center"/>
           </w:tcPr>
           <w:p>
@@ -20698,12 +19250,6 @@
               <w:right w:val="single" w:sz="6" w:space="0" w:color="1F3864"/>
             </w:tcBorders>
             <w:shd w:val="clear" w:color="auto" w:fill="D9E2F3"/>
-            <w:tcMar>
-              <w:top w:w="50" w:type="dxa"/>
-              <w:left w:w="90" w:type="dxa"/>
-              <w:bottom w:w="50" w:type="dxa"/>
-              <w:right w:w="90" w:type="dxa"/>
-            </w:tcMar>
             <w:vAlign w:val="center"/>
           </w:tcPr>
           <w:p>
@@ -20768,12 +19314,6 @@
               <w:right w:val="single" w:sz="6" w:space="0" w:color="1F3864"/>
             </w:tcBorders>
             <w:shd w:val="clear" w:color="auto" w:fill="4472C4"/>
-            <w:tcMar>
-              <w:top w:w="50" w:type="dxa"/>
-              <w:left w:w="90" w:type="dxa"/>
-              <w:bottom w:w="50" w:type="dxa"/>
-              <w:right w:w="90" w:type="dxa"/>
-            </w:tcMar>
             <w:vAlign w:val="center"/>
           </w:tcPr>
           <w:p>
@@ -20840,12 +19380,6 @@
               <w:right w:val="single" w:sz="6" w:space="0" w:color="1F3864"/>
             </w:tcBorders>
             <w:shd w:val="clear" w:color="auto" w:fill="4472C4"/>
-            <w:tcMar>
-              <w:top w:w="50" w:type="dxa"/>
-              <w:left w:w="90" w:type="dxa"/>
-              <w:bottom w:w="50" w:type="dxa"/>
-              <w:right w:w="90" w:type="dxa"/>
-            </w:tcMar>
             <w:vAlign w:val="center"/>
           </w:tcPr>
           <w:p>
@@ -20887,12 +19421,6 @@
               <w:right w:val="single" w:sz="6" w:space="0" w:color="1F3864"/>
             </w:tcBorders>
             <w:shd w:val="clear" w:color="auto" w:fill="4472C4"/>
-            <w:tcMar>
-              <w:top w:w="50" w:type="dxa"/>
-              <w:left w:w="90" w:type="dxa"/>
-              <w:bottom w:w="50" w:type="dxa"/>
-              <w:right w:w="90" w:type="dxa"/>
-            </w:tcMar>
             <w:vAlign w:val="center"/>
           </w:tcPr>
           <w:p>
@@ -20947,12 +19475,6 @@
               <w:right w:val="single" w:sz="6" w:space="0" w:color="1F3864"/>
             </w:tcBorders>
             <w:shd w:val="clear" w:color="auto" w:fill="4472C4"/>
-            <w:tcMar>
-              <w:top w:w="50" w:type="dxa"/>
-              <w:left w:w="90" w:type="dxa"/>
-              <w:bottom w:w="50" w:type="dxa"/>
-              <w:right w:w="90" w:type="dxa"/>
-            </w:tcMar>
             <w:vAlign w:val="center"/>
           </w:tcPr>
           <w:p>
@@ -21007,12 +19529,6 @@
               <w:right w:val="single" w:sz="6" w:space="0" w:color="1F3864"/>
             </w:tcBorders>
             <w:shd w:val="clear" w:color="auto" w:fill="4472C4"/>
-            <w:tcMar>
-              <w:top w:w="50" w:type="dxa"/>
-              <w:left w:w="90" w:type="dxa"/>
-              <w:bottom w:w="50" w:type="dxa"/>
-              <w:right w:w="90" w:type="dxa"/>
-            </w:tcMar>
             <w:vAlign w:val="center"/>
           </w:tcPr>
           <w:p>
@@ -21094,12 +19610,6 @@
               <w:right w:val="single" w:sz="6" w:space="0" w:color="1F3864"/>
             </w:tcBorders>
             <w:shd w:val="clear" w:color="auto" w:fill="D9E2F3"/>
-            <w:tcMar>
-              <w:top w:w="50" w:type="dxa"/>
-              <w:left w:w="90" w:type="dxa"/>
-              <w:bottom w:w="50" w:type="dxa"/>
-              <w:right w:w="90" w:type="dxa"/>
-            </w:tcMar>
             <w:vAlign w:val="center"/>
           </w:tcPr>
           <w:p>
@@ -21134,12 +19644,6 @@
               <w:right w:val="single" w:sz="6" w:space="0" w:color="1F3864"/>
             </w:tcBorders>
             <w:shd w:val="clear" w:color="auto" w:fill="D9E2F3"/>
-            <w:tcMar>
-              <w:top w:w="50" w:type="dxa"/>
-              <w:left w:w="90" w:type="dxa"/>
-              <w:bottom w:w="50" w:type="dxa"/>
-              <w:right w:w="90" w:type="dxa"/>
-            </w:tcMar>
             <w:vAlign w:val="center"/>
           </w:tcPr>
           <w:p>
@@ -21218,12 +19722,6 @@
               <w:right w:val="single" w:sz="6" w:space="0" w:color="1F3864"/>
             </w:tcBorders>
             <w:shd w:val="clear" w:color="auto" w:fill="D9E2F3"/>
-            <w:tcMar>
-              <w:top w:w="50" w:type="dxa"/>
-              <w:left w:w="90" w:type="dxa"/>
-              <w:bottom w:w="50" w:type="dxa"/>
-              <w:right w:w="90" w:type="dxa"/>
-            </w:tcMar>
             <w:vAlign w:val="center"/>
           </w:tcPr>
           <w:p>
@@ -21258,12 +19756,6 @@
               <w:right w:val="single" w:sz="6" w:space="0" w:color="1F3864"/>
             </w:tcBorders>
             <w:shd w:val="clear" w:color="auto" w:fill="D9E2F3"/>
-            <w:tcMar>
-              <w:top w:w="50" w:type="dxa"/>
-              <w:left w:w="90" w:type="dxa"/>
-              <w:bottom w:w="50" w:type="dxa"/>
-              <w:right w:w="90" w:type="dxa"/>
-            </w:tcMar>
             <w:vAlign w:val="center"/>
           </w:tcPr>
           <w:p>
@@ -21326,12 +19818,6 @@
               <w:right w:val="single" w:sz="6" w:space="0" w:color="1F3864"/>
             </w:tcBorders>
             <w:shd w:val="clear" w:color="auto" w:fill="D9E2F3"/>
-            <w:tcMar>
-              <w:top w:w="50" w:type="dxa"/>
-              <w:left w:w="90" w:type="dxa"/>
-              <w:bottom w:w="50" w:type="dxa"/>
-              <w:right w:w="90" w:type="dxa"/>
-            </w:tcMar>
             <w:vAlign w:val="center"/>
           </w:tcPr>
           <w:p>
@@ -21366,12 +19852,6 @@
               <w:right w:val="single" w:sz="6" w:space="0" w:color="1F3864"/>
             </w:tcBorders>
             <w:shd w:val="clear" w:color="auto" w:fill="D9E2F3"/>
-            <w:tcMar>
-              <w:top w:w="50" w:type="dxa"/>
-              <w:left w:w="90" w:type="dxa"/>
-              <w:bottom w:w="50" w:type="dxa"/>
-              <w:right w:w="90" w:type="dxa"/>
-            </w:tcMar>
             <w:vAlign w:val="center"/>
           </w:tcPr>
           <w:p>
@@ -21458,12 +19938,6 @@
               <w:right w:val="single" w:sz="6" w:space="0" w:color="1F3864"/>
             </w:tcBorders>
             <w:shd w:val="clear" w:color="auto" w:fill="D9E2F3"/>
-            <w:tcMar>
-              <w:top w:w="50" w:type="dxa"/>
-              <w:left w:w="90" w:type="dxa"/>
-              <w:bottom w:w="50" w:type="dxa"/>
-              <w:right w:w="90" w:type="dxa"/>
-            </w:tcMar>
             <w:vAlign w:val="center"/>
           </w:tcPr>
           <w:p>
@@ -21498,12 +19972,6 @@
               <w:right w:val="single" w:sz="6" w:space="0" w:color="1F3864"/>
             </w:tcBorders>
             <w:shd w:val="clear" w:color="auto" w:fill="D9E2F3"/>
-            <w:tcMar>
-              <w:top w:w="50" w:type="dxa"/>
-              <w:left w:w="90" w:type="dxa"/>
-              <w:bottom w:w="50" w:type="dxa"/>
-              <w:right w:w="90" w:type="dxa"/>
-            </w:tcMar>
             <w:vAlign w:val="center"/>
           </w:tcPr>
           <w:p>
@@ -21593,12 +20061,6 @@
               <w:right w:val="single" w:sz="6" w:space="0" w:color="1F3864"/>
             </w:tcBorders>
             <w:shd w:val="clear" w:color="auto" w:fill="D9E2F3"/>
-            <w:tcMar>
-              <w:top w:w="50" w:type="dxa"/>
-              <w:left w:w="90" w:type="dxa"/>
-              <w:bottom w:w="50" w:type="dxa"/>
-              <w:right w:w="90" w:type="dxa"/>
-            </w:tcMar>
             <w:vAlign w:val="center"/>
           </w:tcPr>
           <w:p>
@@ -21631,12 +20093,6 @@
               <w:right w:val="single" w:sz="6" w:space="0" w:color="1F3864"/>
             </w:tcBorders>
             <w:shd w:val="clear" w:color="auto" w:fill="D9E2F3"/>
-            <w:tcMar>
-              <w:top w:w="50" w:type="dxa"/>
-              <w:left w:w="90" w:type="dxa"/>
-              <w:bottom w:w="50" w:type="dxa"/>
-              <w:right w:w="90" w:type="dxa"/>
-            </w:tcMar>
             <w:vAlign w:val="center"/>
           </w:tcPr>
           <w:p>
@@ -21705,12 +20161,6 @@
               <w:right w:val="single" w:sz="6" w:space="0" w:color="1F3864"/>
             </w:tcBorders>
             <w:shd w:val="clear" w:color="auto" w:fill="D9E2F3"/>
-            <w:tcMar>
-              <w:top w:w="50" w:type="dxa"/>
-              <w:left w:w="90" w:type="dxa"/>
-              <w:bottom w:w="50" w:type="dxa"/>
-              <w:right w:w="90" w:type="dxa"/>
-            </w:tcMar>
             <w:vAlign w:val="center"/>
           </w:tcPr>
           <w:p>
@@ -21761,12 +20211,6 @@
               <w:right w:val="single" w:sz="6" w:space="0" w:color="1F3864"/>
             </w:tcBorders>
             <w:shd w:val="clear" w:color="auto" w:fill="D9E2F3"/>
-            <w:tcMar>
-              <w:top w:w="50" w:type="dxa"/>
-              <w:left w:w="90" w:type="dxa"/>
-              <w:bottom w:w="50" w:type="dxa"/>
-              <w:right w:w="90" w:type="dxa"/>
-            </w:tcMar>
             <w:vAlign w:val="center"/>
           </w:tcPr>
           <w:p>
@@ -21829,12 +20273,6 @@
               <w:right w:val="single" w:sz="6" w:space="0" w:color="1F3864"/>
             </w:tcBorders>
             <w:shd w:val="clear" w:color="auto" w:fill="D9E2F3"/>
-            <w:tcMar>
-              <w:top w:w="50" w:type="dxa"/>
-              <w:left w:w="90" w:type="dxa"/>
-              <w:bottom w:w="50" w:type="dxa"/>
-              <w:right w:w="90" w:type="dxa"/>
-            </w:tcMar>
             <w:vAlign w:val="center"/>
           </w:tcPr>
           <w:p>
@@ -21899,12 +20337,6 @@
               <w:right w:val="single" w:sz="6" w:space="0" w:color="1F3864"/>
             </w:tcBorders>
             <w:shd w:val="clear" w:color="auto" w:fill="4472C4"/>
-            <w:tcMar>
-              <w:top w:w="50" w:type="dxa"/>
-              <w:left w:w="90" w:type="dxa"/>
-              <w:bottom w:w="50" w:type="dxa"/>
-              <w:right w:w="90" w:type="dxa"/>
-            </w:tcMar>
             <w:vAlign w:val="center"/>
           </w:tcPr>
           <w:p>
@@ -21971,12 +20403,6 @@
               <w:right w:val="single" w:sz="6" w:space="0" w:color="1F3864"/>
             </w:tcBorders>
             <w:shd w:val="clear" w:color="auto" w:fill="4472C4"/>
-            <w:tcMar>
-              <w:top w:w="50" w:type="dxa"/>
-              <w:left w:w="90" w:type="dxa"/>
-              <w:bottom w:w="50" w:type="dxa"/>
-              <w:right w:w="90" w:type="dxa"/>
-            </w:tcMar>
             <w:vAlign w:val="center"/>
           </w:tcPr>
           <w:p>
@@ -22018,12 +20444,6 @@
               <w:right w:val="single" w:sz="6" w:space="0" w:color="1F3864"/>
             </w:tcBorders>
             <w:shd w:val="clear" w:color="auto" w:fill="4472C4"/>
-            <w:tcMar>
-              <w:top w:w="50" w:type="dxa"/>
-              <w:left w:w="90" w:type="dxa"/>
-              <w:bottom w:w="50" w:type="dxa"/>
-              <w:right w:w="90" w:type="dxa"/>
-            </w:tcMar>
             <w:vAlign w:val="center"/>
           </w:tcPr>
           <w:p>
@@ -22078,12 +20498,6 @@
               <w:right w:val="single" w:sz="6" w:space="0" w:color="1F3864"/>
             </w:tcBorders>
             <w:shd w:val="clear" w:color="auto" w:fill="4472C4"/>
-            <w:tcMar>
-              <w:top w:w="50" w:type="dxa"/>
-              <w:left w:w="90" w:type="dxa"/>
-              <w:bottom w:w="50" w:type="dxa"/>
-              <w:right w:w="90" w:type="dxa"/>
-            </w:tcMar>
             <w:vAlign w:val="center"/>
           </w:tcPr>
           <w:p>
@@ -22138,12 +20552,6 @@
               <w:right w:val="single" w:sz="6" w:space="0" w:color="1F3864"/>
             </w:tcBorders>
             <w:shd w:val="clear" w:color="auto" w:fill="4472C4"/>
-            <w:tcMar>
-              <w:top w:w="50" w:type="dxa"/>
-              <w:left w:w="90" w:type="dxa"/>
-              <w:bottom w:w="50" w:type="dxa"/>
-              <w:right w:w="90" w:type="dxa"/>
-            </w:tcMar>
             <w:vAlign w:val="center"/>
           </w:tcPr>
           <w:p>
@@ -22225,12 +20633,6 @@
               <w:right w:val="single" w:sz="6" w:space="0" w:color="1F3864"/>
             </w:tcBorders>
             <w:shd w:val="clear" w:color="auto" w:fill="D9E2F3"/>
-            <w:tcMar>
-              <w:top w:w="50" w:type="dxa"/>
-              <w:left w:w="90" w:type="dxa"/>
-              <w:bottom w:w="50" w:type="dxa"/>
-              <w:right w:w="90" w:type="dxa"/>
-            </w:tcMar>
             <w:vAlign w:val="center"/>
           </w:tcPr>
           <w:p>
@@ -22265,12 +20667,6 @@
               <w:right w:val="single" w:sz="6" w:space="0" w:color="1F3864"/>
             </w:tcBorders>
             <w:shd w:val="clear" w:color="auto" w:fill="D9E2F3"/>
-            <w:tcMar>
-              <w:top w:w="50" w:type="dxa"/>
-              <w:left w:w="90" w:type="dxa"/>
-              <w:bottom w:w="50" w:type="dxa"/>
-              <w:right w:w="90" w:type="dxa"/>
-            </w:tcMar>
             <w:vAlign w:val="center"/>
           </w:tcPr>
           <w:p>
@@ -22349,12 +20745,6 @@
               <w:right w:val="single" w:sz="6" w:space="0" w:color="1F3864"/>
             </w:tcBorders>
             <w:shd w:val="clear" w:color="auto" w:fill="D9E2F3"/>
-            <w:tcMar>
-              <w:top w:w="50" w:type="dxa"/>
-              <w:left w:w="90" w:type="dxa"/>
-              <w:bottom w:w="50" w:type="dxa"/>
-              <w:right w:w="90" w:type="dxa"/>
-            </w:tcMar>
             <w:vAlign w:val="center"/>
           </w:tcPr>
           <w:p>
@@ -22389,12 +20779,6 @@
               <w:right w:val="single" w:sz="6" w:space="0" w:color="1F3864"/>
             </w:tcBorders>
             <w:shd w:val="clear" w:color="auto" w:fill="D9E2F3"/>
-            <w:tcMar>
-              <w:top w:w="50" w:type="dxa"/>
-              <w:left w:w="90" w:type="dxa"/>
-              <w:bottom w:w="50" w:type="dxa"/>
-              <w:right w:w="90" w:type="dxa"/>
-            </w:tcMar>
             <w:vAlign w:val="center"/>
           </w:tcPr>
           <w:p>
@@ -22457,12 +20841,6 @@
               <w:right w:val="single" w:sz="6" w:space="0" w:color="1F3864"/>
             </w:tcBorders>
             <w:shd w:val="clear" w:color="auto" w:fill="D9E2F3"/>
-            <w:tcMar>
-              <w:top w:w="50" w:type="dxa"/>
-              <w:left w:w="90" w:type="dxa"/>
-              <w:bottom w:w="50" w:type="dxa"/>
-              <w:right w:w="90" w:type="dxa"/>
-            </w:tcMar>
             <w:vAlign w:val="center"/>
           </w:tcPr>
           <w:p>
@@ -22497,12 +20875,6 @@
               <w:right w:val="single" w:sz="6" w:space="0" w:color="1F3864"/>
             </w:tcBorders>
             <w:shd w:val="clear" w:color="auto" w:fill="D9E2F3"/>
-            <w:tcMar>
-              <w:top w:w="50" w:type="dxa"/>
-              <w:left w:w="90" w:type="dxa"/>
-              <w:bottom w:w="50" w:type="dxa"/>
-              <w:right w:w="90" w:type="dxa"/>
-            </w:tcMar>
             <w:vAlign w:val="center"/>
           </w:tcPr>
           <w:p>
@@ -22571,12 +20943,6 @@
               <w:right w:val="single" w:sz="6" w:space="0" w:color="1F3864"/>
             </w:tcBorders>
             <w:shd w:val="clear" w:color="auto" w:fill="D9E2F3"/>
-            <w:tcMar>
-              <w:top w:w="50" w:type="dxa"/>
-              <w:left w:w="90" w:type="dxa"/>
-              <w:bottom w:w="50" w:type="dxa"/>
-              <w:right w:w="90" w:type="dxa"/>
-            </w:tcMar>
             <w:vAlign w:val="center"/>
           </w:tcPr>
           <w:p>
@@ -22611,12 +20977,6 @@
               <w:right w:val="single" w:sz="6" w:space="0" w:color="1F3864"/>
             </w:tcBorders>
             <w:shd w:val="clear" w:color="auto" w:fill="D9E2F3"/>
-            <w:tcMar>
-              <w:top w:w="50" w:type="dxa"/>
-              <w:left w:w="90" w:type="dxa"/>
-              <w:bottom w:w="50" w:type="dxa"/>
-              <w:right w:w="90" w:type="dxa"/>
-            </w:tcMar>
             <w:vAlign w:val="center"/>
           </w:tcPr>
           <w:p>
@@ -22679,12 +21039,6 @@
               <w:right w:val="single" w:sz="6" w:space="0" w:color="1F3864"/>
             </w:tcBorders>
             <w:shd w:val="clear" w:color="auto" w:fill="D9E2F3"/>
-            <w:tcMar>
-              <w:top w:w="50" w:type="dxa"/>
-              <w:left w:w="90" w:type="dxa"/>
-              <w:bottom w:w="50" w:type="dxa"/>
-              <w:right w:w="90" w:type="dxa"/>
-            </w:tcMar>
             <w:vAlign w:val="center"/>
           </w:tcPr>
           <w:p>
@@ -22719,12 +21073,6 @@
               <w:right w:val="single" w:sz="6" w:space="0" w:color="1F3864"/>
             </w:tcBorders>
             <w:shd w:val="clear" w:color="auto" w:fill="D9E2F3"/>
-            <w:tcMar>
-              <w:top w:w="50" w:type="dxa"/>
-              <w:left w:w="90" w:type="dxa"/>
-              <w:bottom w:w="50" w:type="dxa"/>
-              <w:right w:w="90" w:type="dxa"/>
-            </w:tcMar>
             <w:vAlign w:val="center"/>
           </w:tcPr>
           <w:p>
@@ -22793,12 +21141,6 @@
               <w:right w:val="single" w:sz="6" w:space="0" w:color="1F3864"/>
             </w:tcBorders>
             <w:shd w:val="clear" w:color="auto" w:fill="D9E2F3"/>
-            <w:tcMar>
-              <w:top w:w="50" w:type="dxa"/>
-              <w:left w:w="90" w:type="dxa"/>
-              <w:bottom w:w="50" w:type="dxa"/>
-              <w:right w:w="90" w:type="dxa"/>
-            </w:tcMar>
             <w:vAlign w:val="center"/>
           </w:tcPr>
           <w:p>
@@ -22867,12 +21209,6 @@
               <w:right w:val="single" w:sz="6" w:space="0" w:color="1F3864"/>
             </w:tcBorders>
             <w:shd w:val="clear" w:color="auto" w:fill="D9E2F3"/>
-            <w:tcMar>
-              <w:top w:w="50" w:type="dxa"/>
-              <w:left w:w="90" w:type="dxa"/>
-              <w:bottom w:w="50" w:type="dxa"/>
-              <w:right w:w="90" w:type="dxa"/>
-            </w:tcMar>
             <w:vAlign w:val="center"/>
           </w:tcPr>
           <w:p>
@@ -22935,12 +21271,6 @@
               <w:right w:val="single" w:sz="6" w:space="0" w:color="1F3864"/>
             </w:tcBorders>
             <w:shd w:val="clear" w:color="auto" w:fill="D9E2F3"/>
-            <w:tcMar>
-              <w:top w:w="50" w:type="dxa"/>
-              <w:left w:w="90" w:type="dxa"/>
-              <w:bottom w:w="50" w:type="dxa"/>
-              <w:right w:w="90" w:type="dxa"/>
-            </w:tcMar>
             <w:vAlign w:val="center"/>
           </w:tcPr>
           <w:p>
@@ -22994,12 +21324,6 @@
               <w:right w:val="single" w:sz="6" w:space="0" w:color="1F3864"/>
             </w:tcBorders>
             <w:shd w:val="clear" w:color="auto" w:fill="4472C4"/>
-            <w:tcMar>
-              <w:top w:w="50" w:type="dxa"/>
-              <w:left w:w="90" w:type="dxa"/>
-              <w:bottom w:w="50" w:type="dxa"/>
-              <w:right w:w="90" w:type="dxa"/>
-            </w:tcMar>
             <w:vAlign w:val="center"/>
           </w:tcPr>
           <w:p>
@@ -23066,12 +21390,6 @@
               <w:right w:val="single" w:sz="6" w:space="0" w:color="1F3864"/>
             </w:tcBorders>
             <w:shd w:val="clear" w:color="auto" w:fill="4472C4"/>
-            <w:tcMar>
-              <w:top w:w="50" w:type="dxa"/>
-              <w:left w:w="90" w:type="dxa"/>
-              <w:bottom w:w="50" w:type="dxa"/>
-              <w:right w:w="90" w:type="dxa"/>
-            </w:tcMar>
             <w:vAlign w:val="center"/>
           </w:tcPr>
           <w:p>
@@ -23113,12 +21431,6 @@
               <w:right w:val="single" w:sz="6" w:space="0" w:color="1F3864"/>
             </w:tcBorders>
             <w:shd w:val="clear" w:color="auto" w:fill="4472C4"/>
-            <w:tcMar>
-              <w:top w:w="50" w:type="dxa"/>
-              <w:left w:w="90" w:type="dxa"/>
-              <w:bottom w:w="50" w:type="dxa"/>
-              <w:right w:w="90" w:type="dxa"/>
-            </w:tcMar>
             <w:vAlign w:val="center"/>
           </w:tcPr>
           <w:p>
@@ -23173,12 +21485,6 @@
               <w:right w:val="single" w:sz="6" w:space="0" w:color="1F3864"/>
             </w:tcBorders>
             <w:shd w:val="clear" w:color="auto" w:fill="4472C4"/>
-            <w:tcMar>
-              <w:top w:w="50" w:type="dxa"/>
-              <w:left w:w="90" w:type="dxa"/>
-              <w:bottom w:w="50" w:type="dxa"/>
-              <w:right w:w="90" w:type="dxa"/>
-            </w:tcMar>
             <w:vAlign w:val="center"/>
           </w:tcPr>
           <w:p>
@@ -23233,12 +21539,6 @@
               <w:right w:val="single" w:sz="6" w:space="0" w:color="1F3864"/>
             </w:tcBorders>
             <w:shd w:val="clear" w:color="auto" w:fill="4472C4"/>
-            <w:tcMar>
-              <w:top w:w="50" w:type="dxa"/>
-              <w:left w:w="90" w:type="dxa"/>
-              <w:bottom w:w="50" w:type="dxa"/>
-              <w:right w:w="90" w:type="dxa"/>
-            </w:tcMar>
             <w:vAlign w:val="center"/>
           </w:tcPr>
           <w:p>
@@ -23320,12 +21620,6 @@
               <w:right w:val="single" w:sz="6" w:space="0" w:color="1F3864"/>
             </w:tcBorders>
             <w:shd w:val="clear" w:color="auto" w:fill="D9E2F3"/>
-            <w:tcMar>
-              <w:top w:w="50" w:type="dxa"/>
-              <w:left w:w="90" w:type="dxa"/>
-              <w:bottom w:w="50" w:type="dxa"/>
-              <w:right w:w="90" w:type="dxa"/>
-            </w:tcMar>
             <w:vAlign w:val="center"/>
           </w:tcPr>
           <w:p>
@@ -23368,12 +21662,6 @@
               <w:right w:val="single" w:sz="6" w:space="0" w:color="1F3864"/>
             </w:tcBorders>
             <w:shd w:val="clear" w:color="auto" w:fill="D9E2F3"/>
-            <w:tcMar>
-              <w:top w:w="50" w:type="dxa"/>
-              <w:left w:w="90" w:type="dxa"/>
-              <w:bottom w:w="50" w:type="dxa"/>
-              <w:right w:w="90" w:type="dxa"/>
-            </w:tcMar>
             <w:vAlign w:val="center"/>
           </w:tcPr>
           <w:p>
@@ -23452,12 +21740,6 @@
               <w:right w:val="single" w:sz="6" w:space="0" w:color="1F3864"/>
             </w:tcBorders>
             <w:shd w:val="clear" w:color="auto" w:fill="D9E2F3"/>
-            <w:tcMar>
-              <w:top w:w="50" w:type="dxa"/>
-              <w:left w:w="90" w:type="dxa"/>
-              <w:bottom w:w="50" w:type="dxa"/>
-              <w:right w:w="90" w:type="dxa"/>
-            </w:tcMar>
             <w:vAlign w:val="center"/>
           </w:tcPr>
           <w:p>
@@ -23492,12 +21774,6 @@
               <w:right w:val="single" w:sz="6" w:space="0" w:color="1F3864"/>
             </w:tcBorders>
             <w:shd w:val="clear" w:color="auto" w:fill="D9E2F3"/>
-            <w:tcMar>
-              <w:top w:w="50" w:type="dxa"/>
-              <w:left w:w="90" w:type="dxa"/>
-              <w:bottom w:w="50" w:type="dxa"/>
-              <w:right w:w="90" w:type="dxa"/>
-            </w:tcMar>
             <w:vAlign w:val="center"/>
           </w:tcPr>
           <w:p>
@@ -23560,12 +21836,6 @@
               <w:right w:val="single" w:sz="6" w:space="0" w:color="1F3864"/>
             </w:tcBorders>
             <w:shd w:val="clear" w:color="auto" w:fill="D9E2F3"/>
-            <w:tcMar>
-              <w:top w:w="50" w:type="dxa"/>
-              <w:left w:w="90" w:type="dxa"/>
-              <w:bottom w:w="50" w:type="dxa"/>
-              <w:right w:w="90" w:type="dxa"/>
-            </w:tcMar>
             <w:vAlign w:val="center"/>
           </w:tcPr>
           <w:p>
@@ -23618,12 +21888,6 @@
               <w:right w:val="single" w:sz="6" w:space="0" w:color="1F3864"/>
             </w:tcBorders>
             <w:shd w:val="clear" w:color="auto" w:fill="D9E2F3"/>
-            <w:tcMar>
-              <w:top w:w="50" w:type="dxa"/>
-              <w:left w:w="90" w:type="dxa"/>
-              <w:bottom w:w="50" w:type="dxa"/>
-              <w:right w:w="90" w:type="dxa"/>
-            </w:tcMar>
             <w:vAlign w:val="center"/>
           </w:tcPr>
           <w:p>
@@ -23710,12 +21974,6 @@
               <w:right w:val="single" w:sz="6" w:space="0" w:color="1F3864"/>
             </w:tcBorders>
             <w:shd w:val="clear" w:color="auto" w:fill="D9E2F3"/>
-            <w:tcMar>
-              <w:top w:w="50" w:type="dxa"/>
-              <w:left w:w="90" w:type="dxa"/>
-              <w:bottom w:w="50" w:type="dxa"/>
-              <w:right w:w="90" w:type="dxa"/>
-            </w:tcMar>
             <w:vAlign w:val="center"/>
           </w:tcPr>
           <w:p>
@@ -23750,12 +22008,6 @@
               <w:right w:val="single" w:sz="6" w:space="0" w:color="1F3864"/>
             </w:tcBorders>
             <w:shd w:val="clear" w:color="auto" w:fill="D9E2F3"/>
-            <w:tcMar>
-              <w:top w:w="50" w:type="dxa"/>
-              <w:left w:w="90" w:type="dxa"/>
-              <w:bottom w:w="50" w:type="dxa"/>
-              <w:right w:w="90" w:type="dxa"/>
-            </w:tcMar>
             <w:vAlign w:val="center"/>
           </w:tcPr>
           <w:p>
@@ -23818,12 +22070,6 @@
               <w:right w:val="single" w:sz="6" w:space="0" w:color="1F3864"/>
             </w:tcBorders>
             <w:shd w:val="clear" w:color="auto" w:fill="D9E2F3"/>
-            <w:tcMar>
-              <w:top w:w="50" w:type="dxa"/>
-              <w:left w:w="90" w:type="dxa"/>
-              <w:bottom w:w="50" w:type="dxa"/>
-              <w:right w:w="90" w:type="dxa"/>
-            </w:tcMar>
             <w:vAlign w:val="center"/>
           </w:tcPr>
           <w:p>
@@ -23894,12 +22140,6 @@
               <w:right w:val="single" w:sz="6" w:space="0" w:color="1F3864"/>
             </w:tcBorders>
             <w:shd w:val="clear" w:color="auto" w:fill="D9E2F3"/>
-            <w:tcMar>
-              <w:top w:w="50" w:type="dxa"/>
-              <w:left w:w="90" w:type="dxa"/>
-              <w:bottom w:w="50" w:type="dxa"/>
-              <w:right w:w="90" w:type="dxa"/>
-            </w:tcMar>
             <w:vAlign w:val="center"/>
           </w:tcPr>
           <w:p>
@@ -23934,12 +22174,6 @@
               <w:right w:val="single" w:sz="6" w:space="0" w:color="1F3864"/>
             </w:tcBorders>
             <w:shd w:val="clear" w:color="auto" w:fill="D9E2F3"/>
-            <w:tcMar>
-              <w:top w:w="50" w:type="dxa"/>
-              <w:left w:w="90" w:type="dxa"/>
-              <w:bottom w:w="50" w:type="dxa"/>
-              <w:right w:w="90" w:type="dxa"/>
-            </w:tcMar>
             <w:vAlign w:val="center"/>
           </w:tcPr>
           <w:p>
@@ -23974,12 +22208,6 @@
               <w:right w:val="single" w:sz="6" w:space="0" w:color="1F3864"/>
             </w:tcBorders>
             <w:shd w:val="clear" w:color="auto" w:fill="D9E2F3"/>
-            <w:tcMar>
-              <w:top w:w="50" w:type="dxa"/>
-              <w:left w:w="90" w:type="dxa"/>
-              <w:bottom w:w="50" w:type="dxa"/>
-              <w:right w:w="90" w:type="dxa"/>
-            </w:tcMar>
             <w:vAlign w:val="center"/>
           </w:tcPr>
           <w:p>
@@ -24042,12 +22270,6 @@
               <w:right w:val="single" w:sz="6" w:space="0" w:color="1F3864"/>
             </w:tcBorders>
             <w:shd w:val="clear" w:color="auto" w:fill="D9E2F3"/>
-            <w:tcMar>
-              <w:top w:w="50" w:type="dxa"/>
-              <w:left w:w="90" w:type="dxa"/>
-              <w:bottom w:w="50" w:type="dxa"/>
-              <w:right w:w="90" w:type="dxa"/>
-            </w:tcMar>
             <w:vAlign w:val="center"/>
           </w:tcPr>
           <w:p>
@@ -24130,12 +22352,6 @@
               <w:right w:val="single" w:sz="6" w:space="0" w:color="1F3864"/>
             </w:tcBorders>
             <w:shd w:val="clear" w:color="auto" w:fill="4472C4"/>
-            <w:tcMar>
-              <w:top w:w="50" w:type="dxa"/>
-              <w:left w:w="90" w:type="dxa"/>
-              <w:bottom w:w="50" w:type="dxa"/>
-              <w:right w:w="90" w:type="dxa"/>
-            </w:tcMar>
             <w:vAlign w:val="center"/>
           </w:tcPr>
           <w:p>
@@ -24202,12 +22418,6 @@
               <w:right w:val="single" w:sz="6" w:space="0" w:color="1F3864"/>
             </w:tcBorders>
             <w:shd w:val="clear" w:color="auto" w:fill="4472C4"/>
-            <w:tcMar>
-              <w:top w:w="50" w:type="dxa"/>
-              <w:left w:w="90" w:type="dxa"/>
-              <w:bottom w:w="50" w:type="dxa"/>
-              <w:right w:w="90" w:type="dxa"/>
-            </w:tcMar>
             <w:vAlign w:val="center"/>
           </w:tcPr>
           <w:p>
@@ -24249,12 +22459,6 @@
               <w:right w:val="single" w:sz="6" w:space="0" w:color="1F3864"/>
             </w:tcBorders>
             <w:shd w:val="clear" w:color="auto" w:fill="4472C4"/>
-            <w:tcMar>
-              <w:top w:w="50" w:type="dxa"/>
-              <w:left w:w="90" w:type="dxa"/>
-              <w:bottom w:w="50" w:type="dxa"/>
-              <w:right w:w="90" w:type="dxa"/>
-            </w:tcMar>
             <w:vAlign w:val="center"/>
           </w:tcPr>
           <w:p>
@@ -24309,12 +22513,6 @@
               <w:right w:val="single" w:sz="6" w:space="0" w:color="1F3864"/>
             </w:tcBorders>
             <w:shd w:val="clear" w:color="auto" w:fill="4472C4"/>
-            <w:tcMar>
-              <w:top w:w="50" w:type="dxa"/>
-              <w:left w:w="90" w:type="dxa"/>
-              <w:bottom w:w="50" w:type="dxa"/>
-              <w:right w:w="90" w:type="dxa"/>
-            </w:tcMar>
             <w:vAlign w:val="center"/>
           </w:tcPr>
           <w:p>
@@ -24369,12 +22567,6 @@
               <w:right w:val="single" w:sz="6" w:space="0" w:color="1F3864"/>
             </w:tcBorders>
             <w:shd w:val="clear" w:color="auto" w:fill="4472C4"/>
-            <w:tcMar>
-              <w:top w:w="50" w:type="dxa"/>
-              <w:left w:w="90" w:type="dxa"/>
-              <w:bottom w:w="50" w:type="dxa"/>
-              <w:right w:w="90" w:type="dxa"/>
-            </w:tcMar>
             <w:vAlign w:val="center"/>
           </w:tcPr>
           <w:p>
@@ -24456,12 +22648,6 @@
               <w:right w:val="single" w:sz="6" w:space="0" w:color="1F3864"/>
             </w:tcBorders>
             <w:shd w:val="clear" w:color="auto" w:fill="D9E2F3"/>
-            <w:tcMar>
-              <w:top w:w="50" w:type="dxa"/>
-              <w:left w:w="90" w:type="dxa"/>
-              <w:bottom w:w="50" w:type="dxa"/>
-              <w:right w:w="90" w:type="dxa"/>
-            </w:tcMar>
             <w:vAlign w:val="center"/>
           </w:tcPr>
           <w:p>
@@ -24514,12 +22700,6 @@
               <w:right w:val="single" w:sz="6" w:space="0" w:color="1F3864"/>
             </w:tcBorders>
             <w:shd w:val="clear" w:color="auto" w:fill="D9E2F3"/>
-            <w:tcMar>
-              <w:top w:w="50" w:type="dxa"/>
-              <w:left w:w="90" w:type="dxa"/>
-              <w:bottom w:w="50" w:type="dxa"/>
-              <w:right w:w="90" w:type="dxa"/>
-            </w:tcMar>
             <w:vAlign w:val="center"/>
           </w:tcPr>
           <w:p>
@@ -24554,12 +22734,6 @@
               <w:right w:val="single" w:sz="6" w:space="0" w:color="1F3864"/>
             </w:tcBorders>
             <w:shd w:val="clear" w:color="auto" w:fill="D9E2F3"/>
-            <w:tcMar>
-              <w:top w:w="50" w:type="dxa"/>
-              <w:left w:w="90" w:type="dxa"/>
-              <w:bottom w:w="50" w:type="dxa"/>
-              <w:right w:w="90" w:type="dxa"/>
-            </w:tcMar>
             <w:vAlign w:val="center"/>
           </w:tcPr>
           <w:p>
@@ -24594,12 +22768,6 @@
               <w:right w:val="single" w:sz="6" w:space="0" w:color="1F3864"/>
             </w:tcBorders>
             <w:shd w:val="clear" w:color="auto" w:fill="D9E2F3"/>
-            <w:tcMar>
-              <w:top w:w="50" w:type="dxa"/>
-              <w:left w:w="90" w:type="dxa"/>
-              <w:bottom w:w="50" w:type="dxa"/>
-              <w:right w:w="90" w:type="dxa"/>
-            </w:tcMar>
             <w:vAlign w:val="center"/>
           </w:tcPr>
           <w:p>
@@ -24662,12 +22830,6 @@
               <w:right w:val="single" w:sz="6" w:space="0" w:color="1F3864"/>
             </w:tcBorders>
             <w:shd w:val="clear" w:color="auto" w:fill="D9E2F3"/>
-            <w:tcMar>
-              <w:top w:w="50" w:type="dxa"/>
-              <w:left w:w="90" w:type="dxa"/>
-              <w:bottom w:w="50" w:type="dxa"/>
-              <w:right w:w="90" w:type="dxa"/>
-            </w:tcMar>
             <w:vAlign w:val="center"/>
           </w:tcPr>
           <w:p>
@@ -24720,12 +22882,6 @@
               <w:right w:val="single" w:sz="6" w:space="0" w:color="1F3864"/>
             </w:tcBorders>
             <w:shd w:val="clear" w:color="auto" w:fill="D9E2F3"/>
-            <w:tcMar>
-              <w:top w:w="50" w:type="dxa"/>
-              <w:left w:w="90" w:type="dxa"/>
-              <w:bottom w:w="50" w:type="dxa"/>
-              <w:right w:w="90" w:type="dxa"/>
-            </w:tcMar>
             <w:vAlign w:val="center"/>
           </w:tcPr>
           <w:p>
@@ -24786,12 +22942,6 @@
               <w:right w:val="single" w:sz="6" w:space="0" w:color="1F3864"/>
             </w:tcBorders>
             <w:shd w:val="clear" w:color="auto" w:fill="D9E2F3"/>
-            <w:tcMar>
-              <w:top w:w="50" w:type="dxa"/>
-              <w:left w:w="90" w:type="dxa"/>
-              <w:bottom w:w="50" w:type="dxa"/>
-              <w:right w:w="90" w:type="dxa"/>
-            </w:tcMar>
             <w:vAlign w:val="center"/>
           </w:tcPr>
           <w:p>
@@ -24826,12 +22976,6 @@
               <w:right w:val="single" w:sz="6" w:space="0" w:color="1F3864"/>
             </w:tcBorders>
             <w:shd w:val="clear" w:color="auto" w:fill="D9E2F3"/>
-            <w:tcMar>
-              <w:top w:w="50" w:type="dxa"/>
-              <w:left w:w="90" w:type="dxa"/>
-              <w:bottom w:w="50" w:type="dxa"/>
-              <w:right w:w="90" w:type="dxa"/>
-            </w:tcMar>
             <w:vAlign w:val="center"/>
           </w:tcPr>
           <w:p>
@@ -24894,12 +23038,6 @@
               <w:right w:val="single" w:sz="6" w:space="0" w:color="1F3864"/>
             </w:tcBorders>
             <w:shd w:val="clear" w:color="auto" w:fill="D9E2F3"/>
-            <w:tcMar>
-              <w:top w:w="50" w:type="dxa"/>
-              <w:left w:w="90" w:type="dxa"/>
-              <w:bottom w:w="50" w:type="dxa"/>
-              <w:right w:w="90" w:type="dxa"/>
-            </w:tcMar>
             <w:vAlign w:val="center"/>
           </w:tcPr>
           <w:p>
@@ -24952,12 +23090,6 @@
               <w:right w:val="single" w:sz="6" w:space="0" w:color="1F3864"/>
             </w:tcBorders>
             <w:shd w:val="clear" w:color="auto" w:fill="D9E2F3"/>
-            <w:tcMar>
-              <w:top w:w="50" w:type="dxa"/>
-              <w:left w:w="90" w:type="dxa"/>
-              <w:bottom w:w="50" w:type="dxa"/>
-              <w:right w:w="90" w:type="dxa"/>
-            </w:tcMar>
             <w:vAlign w:val="center"/>
           </w:tcPr>
           <w:p>
@@ -25026,12 +23158,6 @@
               <w:right w:val="single" w:sz="6" w:space="0" w:color="1F3864"/>
             </w:tcBorders>
             <w:shd w:val="clear" w:color="auto" w:fill="D9E2F3"/>
-            <w:tcMar>
-              <w:top w:w="50" w:type="dxa"/>
-              <w:left w:w="90" w:type="dxa"/>
-              <w:bottom w:w="50" w:type="dxa"/>
-              <w:right w:w="90" w:type="dxa"/>
-            </w:tcMar>
             <w:vAlign w:val="center"/>
           </w:tcPr>
           <w:p>
@@ -25066,12 +23192,6 @@
               <w:right w:val="single" w:sz="6" w:space="0" w:color="1F3864"/>
             </w:tcBorders>
             <w:shd w:val="clear" w:color="auto" w:fill="D9E2F3"/>
-            <w:tcMar>
-              <w:top w:w="50" w:type="dxa"/>
-              <w:left w:w="90" w:type="dxa"/>
-              <w:bottom w:w="50" w:type="dxa"/>
-              <w:right w:w="90" w:type="dxa"/>
-            </w:tcMar>
             <w:vAlign w:val="center"/>
           </w:tcPr>
           <w:p>
@@ -25195,12 +23315,6 @@
               <w:right w:val="single" w:sz="6" w:space="0" w:color="1F3864"/>
             </w:tcBorders>
             <w:shd w:val="clear" w:color="auto" w:fill="D9E2F3"/>
-            <w:tcMar>
-              <w:top w:w="50" w:type="dxa"/>
-              <w:left w:w="90" w:type="dxa"/>
-              <w:bottom w:w="50" w:type="dxa"/>
-              <w:right w:w="90" w:type="dxa"/>
-            </w:tcMar>
             <w:vAlign w:val="center"/>
           </w:tcPr>
           <w:p>
@@ -25265,12 +23379,6 @@
               <w:right w:val="single" w:sz="6" w:space="0" w:color="1F3864"/>
             </w:tcBorders>
             <w:shd w:val="clear" w:color="auto" w:fill="4472C4"/>
-            <w:tcMar>
-              <w:top w:w="50" w:type="dxa"/>
-              <w:left w:w="90" w:type="dxa"/>
-              <w:bottom w:w="50" w:type="dxa"/>
-              <w:right w:w="90" w:type="dxa"/>
-            </w:tcMar>
             <w:vAlign w:val="center"/>
           </w:tcPr>
           <w:p>
@@ -25337,12 +23445,6 @@
               <w:right w:val="single" w:sz="6" w:space="0" w:color="1F3864"/>
             </w:tcBorders>
             <w:shd w:val="clear" w:color="auto" w:fill="4472C4"/>
-            <w:tcMar>
-              <w:top w:w="50" w:type="dxa"/>
-              <w:left w:w="90" w:type="dxa"/>
-              <w:bottom w:w="50" w:type="dxa"/>
-              <w:right w:w="90" w:type="dxa"/>
-            </w:tcMar>
             <w:vAlign w:val="center"/>
           </w:tcPr>
           <w:p>
@@ -25384,12 +23486,6 @@
               <w:right w:val="single" w:sz="6" w:space="0" w:color="1F3864"/>
             </w:tcBorders>
             <w:shd w:val="clear" w:color="auto" w:fill="4472C4"/>
-            <w:tcMar>
-              <w:top w:w="50" w:type="dxa"/>
-              <w:left w:w="90" w:type="dxa"/>
-              <w:bottom w:w="50" w:type="dxa"/>
-              <w:right w:w="90" w:type="dxa"/>
-            </w:tcMar>
             <w:vAlign w:val="center"/>
           </w:tcPr>
           <w:p>
@@ -25444,12 +23540,6 @@
               <w:right w:val="single" w:sz="6" w:space="0" w:color="1F3864"/>
             </w:tcBorders>
             <w:shd w:val="clear" w:color="auto" w:fill="4472C4"/>
-            <w:tcMar>
-              <w:top w:w="50" w:type="dxa"/>
-              <w:left w:w="90" w:type="dxa"/>
-              <w:bottom w:w="50" w:type="dxa"/>
-              <w:right w:w="90" w:type="dxa"/>
-            </w:tcMar>
             <w:vAlign w:val="center"/>
           </w:tcPr>
           <w:p>
@@ -25504,12 +23594,6 @@
               <w:right w:val="single" w:sz="6" w:space="0" w:color="1F3864"/>
             </w:tcBorders>
             <w:shd w:val="clear" w:color="auto" w:fill="4472C4"/>
-            <w:tcMar>
-              <w:top w:w="50" w:type="dxa"/>
-              <w:left w:w="90" w:type="dxa"/>
-              <w:bottom w:w="50" w:type="dxa"/>
-              <w:right w:w="90" w:type="dxa"/>
-            </w:tcMar>
             <w:vAlign w:val="center"/>
           </w:tcPr>
           <w:p>
@@ -25591,12 +23675,6 @@
               <w:right w:val="single" w:sz="6" w:space="0" w:color="1F3864"/>
             </w:tcBorders>
             <w:shd w:val="clear" w:color="auto" w:fill="D9E2F3"/>
-            <w:tcMar>
-              <w:top w:w="50" w:type="dxa"/>
-              <w:left w:w="90" w:type="dxa"/>
-              <w:bottom w:w="50" w:type="dxa"/>
-              <w:right w:w="90" w:type="dxa"/>
-            </w:tcMar>
             <w:vAlign w:val="center"/>
           </w:tcPr>
           <w:p>
@@ -25631,12 +23709,6 @@
               <w:right w:val="single" w:sz="6" w:space="0" w:color="1F3864"/>
             </w:tcBorders>
             <w:shd w:val="clear" w:color="auto" w:fill="D9E2F3"/>
-            <w:tcMar>
-              <w:top w:w="50" w:type="dxa"/>
-              <w:left w:w="90" w:type="dxa"/>
-              <w:bottom w:w="50" w:type="dxa"/>
-              <w:right w:w="90" w:type="dxa"/>
-            </w:tcMar>
             <w:vAlign w:val="center"/>
           </w:tcPr>
           <w:p>
@@ -25671,12 +23743,6 @@
               <w:right w:val="single" w:sz="6" w:space="0" w:color="1F3864"/>
             </w:tcBorders>
             <w:shd w:val="clear" w:color="auto" w:fill="D9E2F3"/>
-            <w:tcMar>
-              <w:top w:w="50" w:type="dxa"/>
-              <w:left w:w="90" w:type="dxa"/>
-              <w:bottom w:w="50" w:type="dxa"/>
-              <w:right w:w="90" w:type="dxa"/>
-            </w:tcMar>
             <w:vAlign w:val="center"/>
           </w:tcPr>
           <w:p>
@@ -25711,12 +23777,6 @@
               <w:right w:val="single" w:sz="6" w:space="0" w:color="1F3864"/>
             </w:tcBorders>
             <w:shd w:val="clear" w:color="auto" w:fill="D9E2F3"/>
-            <w:tcMar>
-              <w:top w:w="50" w:type="dxa"/>
-              <w:left w:w="90" w:type="dxa"/>
-              <w:bottom w:w="50" w:type="dxa"/>
-              <w:right w:w="90" w:type="dxa"/>
-            </w:tcMar>
             <w:vAlign w:val="center"/>
           </w:tcPr>
           <w:p>
@@ -25779,12 +23839,6 @@
               <w:right w:val="single" w:sz="6" w:space="0" w:color="1F3864"/>
             </w:tcBorders>
             <w:shd w:val="clear" w:color="auto" w:fill="D9E2F3"/>
-            <w:tcMar>
-              <w:top w:w="50" w:type="dxa"/>
-              <w:left w:w="90" w:type="dxa"/>
-              <w:bottom w:w="50" w:type="dxa"/>
-              <w:right w:w="90" w:type="dxa"/>
-            </w:tcMar>
             <w:vAlign w:val="center"/>
           </w:tcPr>
           <w:p>
@@ -25817,12 +23871,6 @@
               <w:right w:val="single" w:sz="6" w:space="0" w:color="1F3864"/>
             </w:tcBorders>
             <w:shd w:val="clear" w:color="auto" w:fill="D9E2F3"/>
-            <w:tcMar>
-              <w:top w:w="50" w:type="dxa"/>
-              <w:left w:w="90" w:type="dxa"/>
-              <w:bottom w:w="50" w:type="dxa"/>
-              <w:right w:w="90" w:type="dxa"/>
-            </w:tcMar>
             <w:vAlign w:val="center"/>
           </w:tcPr>
           <w:p>
@@ -25857,12 +23905,6 @@
               <w:right w:val="single" w:sz="6" w:space="0" w:color="1F3864"/>
             </w:tcBorders>
             <w:shd w:val="clear" w:color="auto" w:fill="D9E2F3"/>
-            <w:tcMar>
-              <w:top w:w="50" w:type="dxa"/>
-              <w:left w:w="90" w:type="dxa"/>
-              <w:bottom w:w="50" w:type="dxa"/>
-              <w:right w:w="90" w:type="dxa"/>
-            </w:tcMar>
             <w:vAlign w:val="center"/>
           </w:tcPr>
           <w:p>
@@ -25897,12 +23939,6 @@
               <w:right w:val="single" w:sz="6" w:space="0" w:color="1F3864"/>
             </w:tcBorders>
             <w:shd w:val="clear" w:color="auto" w:fill="D9E2F3"/>
-            <w:tcMar>
-              <w:top w:w="50" w:type="dxa"/>
-              <w:left w:w="90" w:type="dxa"/>
-              <w:bottom w:w="50" w:type="dxa"/>
-              <w:right w:w="90" w:type="dxa"/>
-            </w:tcMar>
             <w:vAlign w:val="center"/>
           </w:tcPr>
           <w:p>
@@ -26010,12 +24046,6 @@
               <w:right w:val="single" w:sz="6" w:space="0" w:color="1F3864"/>
             </w:tcBorders>
             <w:shd w:val="clear" w:color="auto" w:fill="D9E2F3"/>
-            <w:tcMar>
-              <w:top w:w="50" w:type="dxa"/>
-              <w:left w:w="90" w:type="dxa"/>
-              <w:bottom w:w="50" w:type="dxa"/>
-              <w:right w:w="90" w:type="dxa"/>
-            </w:tcMar>
             <w:vAlign w:val="center"/>
           </w:tcPr>
           <w:p>
@@ -26086,12 +24116,6 @@
               <w:right w:val="single" w:sz="6" w:space="0" w:color="1F3864"/>
             </w:tcBorders>
             <w:shd w:val="clear" w:color="auto" w:fill="D9E2F3"/>
-            <w:tcMar>
-              <w:top w:w="50" w:type="dxa"/>
-              <w:left w:w="90" w:type="dxa"/>
-              <w:bottom w:w="50" w:type="dxa"/>
-              <w:right w:w="90" w:type="dxa"/>
-            </w:tcMar>
             <w:vAlign w:val="center"/>
           </w:tcPr>
           <w:p>
@@ -26126,12 +24150,6 @@
               <w:right w:val="single" w:sz="6" w:space="0" w:color="1F3864"/>
             </w:tcBorders>
             <w:shd w:val="clear" w:color="auto" w:fill="D9E2F3"/>
-            <w:tcMar>
-              <w:top w:w="50" w:type="dxa"/>
-              <w:left w:w="90" w:type="dxa"/>
-              <w:bottom w:w="50" w:type="dxa"/>
-              <w:right w:w="90" w:type="dxa"/>
-            </w:tcMar>
             <w:vAlign w:val="center"/>
           </w:tcPr>
           <w:p>
@@ -26166,12 +24184,6 @@
               <w:right w:val="single" w:sz="6" w:space="0" w:color="1F3864"/>
             </w:tcBorders>
             <w:shd w:val="clear" w:color="auto" w:fill="D9E2F3"/>
-            <w:tcMar>
-              <w:top w:w="50" w:type="dxa"/>
-              <w:left w:w="90" w:type="dxa"/>
-              <w:bottom w:w="50" w:type="dxa"/>
-              <w:right w:w="90" w:type="dxa"/>
-            </w:tcMar>
             <w:vAlign w:val="center"/>
           </w:tcPr>
           <w:p>
@@ -26234,12 +24246,6 @@
               <w:right w:val="single" w:sz="6" w:space="0" w:color="1F3864"/>
             </w:tcBorders>
             <w:shd w:val="clear" w:color="auto" w:fill="D9E2F3"/>
-            <w:tcMar>
-              <w:top w:w="50" w:type="dxa"/>
-              <w:left w:w="90" w:type="dxa"/>
-              <w:bottom w:w="50" w:type="dxa"/>
-              <w:right w:w="90" w:type="dxa"/>
-            </w:tcMar>
             <w:vAlign w:val="center"/>
           </w:tcPr>
           <w:p>
@@ -26313,12 +24319,6 @@
               <w:right w:val="single" w:sz="6" w:space="0" w:color="1F3864"/>
             </w:tcBorders>
             <w:shd w:val="clear" w:color="auto" w:fill="4472C4"/>
-            <w:tcMar>
-              <w:top w:w="50" w:type="dxa"/>
-              <w:left w:w="90" w:type="dxa"/>
-              <w:bottom w:w="50" w:type="dxa"/>
-              <w:right w:w="90" w:type="dxa"/>
-            </w:tcMar>
             <w:vAlign w:val="center"/>
           </w:tcPr>
           <w:p>
@@ -26385,12 +24385,6 @@
               <w:right w:val="single" w:sz="6" w:space="0" w:color="1F3864"/>
             </w:tcBorders>
             <w:shd w:val="clear" w:color="auto" w:fill="4472C4"/>
-            <w:tcMar>
-              <w:top w:w="50" w:type="dxa"/>
-              <w:left w:w="90" w:type="dxa"/>
-              <w:bottom w:w="50" w:type="dxa"/>
-              <w:right w:w="90" w:type="dxa"/>
-            </w:tcMar>
             <w:vAlign w:val="center"/>
           </w:tcPr>
           <w:p>
@@ -26432,12 +24426,6 @@
               <w:right w:val="single" w:sz="6" w:space="0" w:color="1F3864"/>
             </w:tcBorders>
             <w:shd w:val="clear" w:color="auto" w:fill="4472C4"/>
-            <w:tcMar>
-              <w:top w:w="50" w:type="dxa"/>
-              <w:left w:w="90" w:type="dxa"/>
-              <w:bottom w:w="50" w:type="dxa"/>
-              <w:right w:w="90" w:type="dxa"/>
-            </w:tcMar>
             <w:vAlign w:val="center"/>
           </w:tcPr>
           <w:p>
@@ -26492,12 +24480,6 @@
               <w:right w:val="single" w:sz="6" w:space="0" w:color="1F3864"/>
             </w:tcBorders>
             <w:shd w:val="clear" w:color="auto" w:fill="4472C4"/>
-            <w:tcMar>
-              <w:top w:w="50" w:type="dxa"/>
-              <w:left w:w="90" w:type="dxa"/>
-              <w:bottom w:w="50" w:type="dxa"/>
-              <w:right w:w="90" w:type="dxa"/>
-            </w:tcMar>
             <w:vAlign w:val="center"/>
           </w:tcPr>
           <w:p>
@@ -26552,12 +24534,6 @@
               <w:right w:val="single" w:sz="6" w:space="0" w:color="1F3864"/>
             </w:tcBorders>
             <w:shd w:val="clear" w:color="auto" w:fill="4472C4"/>
-            <w:tcMar>
-              <w:top w:w="50" w:type="dxa"/>
-              <w:left w:w="90" w:type="dxa"/>
-              <w:bottom w:w="50" w:type="dxa"/>
-              <w:right w:w="90" w:type="dxa"/>
-            </w:tcMar>
             <w:vAlign w:val="center"/>
           </w:tcPr>
           <w:p>
@@ -26639,12 +24615,6 @@
               <w:right w:val="single" w:sz="6" w:space="0" w:color="1F3864"/>
             </w:tcBorders>
             <w:shd w:val="clear" w:color="auto" w:fill="D9E2F3"/>
-            <w:tcMar>
-              <w:top w:w="50" w:type="dxa"/>
-              <w:left w:w="90" w:type="dxa"/>
-              <w:bottom w:w="50" w:type="dxa"/>
-              <w:right w:w="90" w:type="dxa"/>
-            </w:tcMar>
             <w:vAlign w:val="center"/>
           </w:tcPr>
           <w:p>
@@ -26679,12 +24649,6 @@
               <w:right w:val="single" w:sz="6" w:space="0" w:color="1F3864"/>
             </w:tcBorders>
             <w:shd w:val="clear" w:color="auto" w:fill="D9E2F3"/>
-            <w:tcMar>
-              <w:top w:w="50" w:type="dxa"/>
-              <w:left w:w="90" w:type="dxa"/>
-              <w:bottom w:w="50" w:type="dxa"/>
-              <w:right w:w="90" w:type="dxa"/>
-            </w:tcMar>
             <w:vAlign w:val="center"/>
           </w:tcPr>
           <w:p>
@@ -26719,12 +24683,6 @@
               <w:right w:val="single" w:sz="6" w:space="0" w:color="1F3864"/>
             </w:tcBorders>
             <w:shd w:val="clear" w:color="auto" w:fill="D9E2F3"/>
-            <w:tcMar>
-              <w:top w:w="50" w:type="dxa"/>
-              <w:left w:w="90" w:type="dxa"/>
-              <w:bottom w:w="50" w:type="dxa"/>
-              <w:right w:w="90" w:type="dxa"/>
-            </w:tcMar>
             <w:vAlign w:val="center"/>
           </w:tcPr>
           <w:p>
@@ -26759,12 +24717,6 @@
               <w:right w:val="single" w:sz="6" w:space="0" w:color="1F3864"/>
             </w:tcBorders>
             <w:shd w:val="clear" w:color="auto" w:fill="D9E2F3"/>
-            <w:tcMar>
-              <w:top w:w="50" w:type="dxa"/>
-              <w:left w:w="90" w:type="dxa"/>
-              <w:bottom w:w="50" w:type="dxa"/>
-              <w:right w:w="90" w:type="dxa"/>
-            </w:tcMar>
             <w:vAlign w:val="center"/>
           </w:tcPr>
           <w:p>
@@ -26827,12 +24779,6 @@
               <w:right w:val="single" w:sz="6" w:space="0" w:color="1F3864"/>
             </w:tcBorders>
             <w:shd w:val="clear" w:color="auto" w:fill="D9E2F3"/>
-            <w:tcMar>
-              <w:top w:w="50" w:type="dxa"/>
-              <w:left w:w="90" w:type="dxa"/>
-              <w:bottom w:w="50" w:type="dxa"/>
-              <w:right w:w="90" w:type="dxa"/>
-            </w:tcMar>
             <w:vAlign w:val="center"/>
           </w:tcPr>
           <w:p>
@@ -26875,12 +24821,6 @@
               <w:right w:val="single" w:sz="6" w:space="0" w:color="1F3864"/>
             </w:tcBorders>
             <w:shd w:val="clear" w:color="auto" w:fill="D9E2F3"/>
-            <w:tcMar>
-              <w:top w:w="50" w:type="dxa"/>
-              <w:left w:w="90" w:type="dxa"/>
-              <w:bottom w:w="50" w:type="dxa"/>
-              <w:right w:w="90" w:type="dxa"/>
-            </w:tcMar>
             <w:vAlign w:val="center"/>
           </w:tcPr>
           <w:p>
@@ -26915,12 +24855,6 @@
               <w:right w:val="single" w:sz="6" w:space="0" w:color="1F3864"/>
             </w:tcBorders>
             <w:shd w:val="clear" w:color="auto" w:fill="D9E2F3"/>
-            <w:tcMar>
-              <w:top w:w="50" w:type="dxa"/>
-              <w:left w:w="90" w:type="dxa"/>
-              <w:bottom w:w="50" w:type="dxa"/>
-              <w:right w:w="90" w:type="dxa"/>
-            </w:tcMar>
             <w:vAlign w:val="center"/>
           </w:tcPr>
           <w:p>
@@ -26955,12 +24889,6 @@
               <w:right w:val="single" w:sz="6" w:space="0" w:color="1F3864"/>
             </w:tcBorders>
             <w:shd w:val="clear" w:color="auto" w:fill="D9E2F3"/>
-            <w:tcMar>
-              <w:top w:w="50" w:type="dxa"/>
-              <w:left w:w="90" w:type="dxa"/>
-              <w:bottom w:w="50" w:type="dxa"/>
-              <w:right w:w="90" w:type="dxa"/>
-            </w:tcMar>
             <w:vAlign w:val="center"/>
           </w:tcPr>
           <w:p>
@@ -27023,12 +24951,6 @@
               <w:right w:val="single" w:sz="6" w:space="0" w:color="1F3864"/>
             </w:tcBorders>
             <w:shd w:val="clear" w:color="auto" w:fill="D9E2F3"/>
-            <w:tcMar>
-              <w:top w:w="50" w:type="dxa"/>
-              <w:left w:w="90" w:type="dxa"/>
-              <w:bottom w:w="50" w:type="dxa"/>
-              <w:right w:w="90" w:type="dxa"/>
-            </w:tcMar>
             <w:vAlign w:val="center"/>
           </w:tcPr>
           <w:p>
@@ -27081,12 +25003,6 @@
               <w:right w:val="single" w:sz="6" w:space="0" w:color="1F3864"/>
             </w:tcBorders>
             <w:shd w:val="clear" w:color="auto" w:fill="D9E2F3"/>
-            <w:tcMar>
-              <w:top w:w="50" w:type="dxa"/>
-              <w:left w:w="90" w:type="dxa"/>
-              <w:bottom w:w="50" w:type="dxa"/>
-              <w:right w:w="90" w:type="dxa"/>
-            </w:tcMar>
             <w:vAlign w:val="center"/>
           </w:tcPr>
           <w:p>
@@ -27121,12 +25037,6 @@
               <w:right w:val="single" w:sz="6" w:space="0" w:color="1F3864"/>
             </w:tcBorders>
             <w:shd w:val="clear" w:color="auto" w:fill="D9E2F3"/>
-            <w:tcMar>
-              <w:top w:w="50" w:type="dxa"/>
-              <w:left w:w="90" w:type="dxa"/>
-              <w:bottom w:w="50" w:type="dxa"/>
-              <w:right w:w="90" w:type="dxa"/>
-            </w:tcMar>
             <w:vAlign w:val="center"/>
           </w:tcPr>
           <w:p>
@@ -27161,12 +25071,6 @@
               <w:right w:val="single" w:sz="6" w:space="0" w:color="1F3864"/>
             </w:tcBorders>
             <w:shd w:val="clear" w:color="auto" w:fill="D9E2F3"/>
-            <w:tcMar>
-              <w:top w:w="50" w:type="dxa"/>
-              <w:left w:w="90" w:type="dxa"/>
-              <w:bottom w:w="50" w:type="dxa"/>
-              <w:right w:w="90" w:type="dxa"/>
-            </w:tcMar>
             <w:vAlign w:val="center"/>
           </w:tcPr>
           <w:p>
@@ -27229,12 +25133,6 @@
               <w:right w:val="single" w:sz="6" w:space="0" w:color="1F3864"/>
             </w:tcBorders>
             <w:shd w:val="clear" w:color="auto" w:fill="D9E2F3"/>
-            <w:tcMar>
-              <w:top w:w="50" w:type="dxa"/>
-              <w:left w:w="90" w:type="dxa"/>
-              <w:bottom w:w="50" w:type="dxa"/>
-              <w:right w:w="90" w:type="dxa"/>
-            </w:tcMar>
             <w:vAlign w:val="center"/>
           </w:tcPr>
           <w:p>
@@ -27335,12 +25233,6 @@
               <w:right w:val="single" w:sz="6" w:space="0" w:color="1F3864"/>
             </w:tcBorders>
             <w:shd w:val="clear" w:color="auto" w:fill="4472C4"/>
-            <w:tcMar>
-              <w:top w:w="50" w:type="dxa"/>
-              <w:left w:w="90" w:type="dxa"/>
-              <w:bottom w:w="50" w:type="dxa"/>
-              <w:right w:w="90" w:type="dxa"/>
-            </w:tcMar>
             <w:vAlign w:val="center"/>
           </w:tcPr>
           <w:p>
@@ -27407,12 +25299,6 @@
               <w:right w:val="single" w:sz="6" w:space="0" w:color="1F3864"/>
             </w:tcBorders>
             <w:shd w:val="clear" w:color="auto" w:fill="4472C4"/>
-            <w:tcMar>
-              <w:top w:w="50" w:type="dxa"/>
-              <w:left w:w="90" w:type="dxa"/>
-              <w:bottom w:w="50" w:type="dxa"/>
-              <w:right w:w="90" w:type="dxa"/>
-            </w:tcMar>
             <w:vAlign w:val="center"/>
           </w:tcPr>
           <w:p>
@@ -27454,12 +25340,6 @@
               <w:right w:val="single" w:sz="6" w:space="0" w:color="1F3864"/>
             </w:tcBorders>
             <w:shd w:val="clear" w:color="auto" w:fill="4472C4"/>
-            <w:tcMar>
-              <w:top w:w="50" w:type="dxa"/>
-              <w:left w:w="90" w:type="dxa"/>
-              <w:bottom w:w="50" w:type="dxa"/>
-              <w:right w:w="90" w:type="dxa"/>
-            </w:tcMar>
             <w:vAlign w:val="center"/>
           </w:tcPr>
           <w:p>
@@ -27514,12 +25394,6 @@
               <w:right w:val="single" w:sz="6" w:space="0" w:color="1F3864"/>
             </w:tcBorders>
             <w:shd w:val="clear" w:color="auto" w:fill="4472C4"/>
-            <w:tcMar>
-              <w:top w:w="50" w:type="dxa"/>
-              <w:left w:w="90" w:type="dxa"/>
-              <w:bottom w:w="50" w:type="dxa"/>
-              <w:right w:w="90" w:type="dxa"/>
-            </w:tcMar>
             <w:vAlign w:val="center"/>
           </w:tcPr>
           <w:p>
@@ -27574,12 +25448,6 @@
               <w:right w:val="single" w:sz="6" w:space="0" w:color="1F3864"/>
             </w:tcBorders>
             <w:shd w:val="clear" w:color="auto" w:fill="4472C4"/>
-            <w:tcMar>
-              <w:top w:w="50" w:type="dxa"/>
-              <w:left w:w="90" w:type="dxa"/>
-              <w:bottom w:w="50" w:type="dxa"/>
-              <w:right w:w="90" w:type="dxa"/>
-            </w:tcMar>
             <w:vAlign w:val="center"/>
           </w:tcPr>
           <w:p>
@@ -27661,12 +25529,6 @@
               <w:right w:val="single" w:sz="6" w:space="0" w:color="1F3864"/>
             </w:tcBorders>
             <w:shd w:val="clear" w:color="auto" w:fill="D9E2F3"/>
-            <w:tcMar>
-              <w:top w:w="50" w:type="dxa"/>
-              <w:left w:w="90" w:type="dxa"/>
-              <w:bottom w:w="50" w:type="dxa"/>
-              <w:right w:w="90" w:type="dxa"/>
-            </w:tcMar>
             <w:vAlign w:val="center"/>
           </w:tcPr>
           <w:p>
@@ -27701,12 +25563,6 @@
               <w:right w:val="single" w:sz="6" w:space="0" w:color="1F3864"/>
             </w:tcBorders>
             <w:shd w:val="clear" w:color="auto" w:fill="D9E2F3"/>
-            <w:tcMar>
-              <w:top w:w="50" w:type="dxa"/>
-              <w:left w:w="90" w:type="dxa"/>
-              <w:bottom w:w="50" w:type="dxa"/>
-              <w:right w:w="90" w:type="dxa"/>
-            </w:tcMar>
             <w:vAlign w:val="center"/>
           </w:tcPr>
           <w:p>
@@ -27785,12 +25641,6 @@
               <w:right w:val="single" w:sz="6" w:space="0" w:color="1F3864"/>
             </w:tcBorders>
             <w:shd w:val="clear" w:color="auto" w:fill="D9E2F3"/>
-            <w:tcMar>
-              <w:top w:w="50" w:type="dxa"/>
-              <w:left w:w="90" w:type="dxa"/>
-              <w:bottom w:w="50" w:type="dxa"/>
-              <w:right w:w="90" w:type="dxa"/>
-            </w:tcMar>
             <w:vAlign w:val="center"/>
           </w:tcPr>
           <w:p>
@@ -27825,12 +25675,6 @@
               <w:right w:val="single" w:sz="6" w:space="0" w:color="1F3864"/>
             </w:tcBorders>
             <w:shd w:val="clear" w:color="auto" w:fill="D9E2F3"/>
-            <w:tcMar>
-              <w:top w:w="50" w:type="dxa"/>
-              <w:left w:w="90" w:type="dxa"/>
-              <w:bottom w:w="50" w:type="dxa"/>
-              <w:right w:w="90" w:type="dxa"/>
-            </w:tcMar>
             <w:vAlign w:val="center"/>
           </w:tcPr>
           <w:p>
@@ -27893,12 +25737,6 @@
               <w:right w:val="single" w:sz="6" w:space="0" w:color="1F3864"/>
             </w:tcBorders>
             <w:shd w:val="clear" w:color="auto" w:fill="D9E2F3"/>
-            <w:tcMar>
-              <w:top w:w="50" w:type="dxa"/>
-              <w:left w:w="90" w:type="dxa"/>
-              <w:bottom w:w="50" w:type="dxa"/>
-              <w:right w:w="90" w:type="dxa"/>
-            </w:tcMar>
             <w:vAlign w:val="center"/>
           </w:tcPr>
           <w:p>
@@ -27933,12 +25771,6 @@
               <w:right w:val="single" w:sz="6" w:space="0" w:color="1F3864"/>
             </w:tcBorders>
             <w:shd w:val="clear" w:color="auto" w:fill="D9E2F3"/>
-            <w:tcMar>
-              <w:top w:w="50" w:type="dxa"/>
-              <w:left w:w="90" w:type="dxa"/>
-              <w:bottom w:w="50" w:type="dxa"/>
-              <w:right w:w="90" w:type="dxa"/>
-            </w:tcMar>
             <w:vAlign w:val="center"/>
           </w:tcPr>
           <w:p>
@@ -27973,12 +25805,6 @@
               <w:right w:val="single" w:sz="6" w:space="0" w:color="1F3864"/>
             </w:tcBorders>
             <w:shd w:val="clear" w:color="auto" w:fill="D9E2F3"/>
-            <w:tcMar>
-              <w:top w:w="50" w:type="dxa"/>
-              <w:left w:w="90" w:type="dxa"/>
-              <w:bottom w:w="50" w:type="dxa"/>
-              <w:right w:w="90" w:type="dxa"/>
-            </w:tcMar>
             <w:vAlign w:val="center"/>
           </w:tcPr>
           <w:p>
@@ -28013,12 +25839,6 @@
               <w:right w:val="single" w:sz="6" w:space="0" w:color="1F3864"/>
             </w:tcBorders>
             <w:shd w:val="clear" w:color="auto" w:fill="D9E2F3"/>
-            <w:tcMar>
-              <w:top w:w="50" w:type="dxa"/>
-              <w:left w:w="90" w:type="dxa"/>
-              <w:bottom w:w="50" w:type="dxa"/>
-              <w:right w:w="90" w:type="dxa"/>
-            </w:tcMar>
             <w:vAlign w:val="center"/>
           </w:tcPr>
           <w:p>
@@ -28081,12 +25901,6 @@
               <w:right w:val="single" w:sz="6" w:space="0" w:color="1F3864"/>
             </w:tcBorders>
             <w:shd w:val="clear" w:color="auto" w:fill="D9E2F3"/>
-            <w:tcMar>
-              <w:top w:w="50" w:type="dxa"/>
-              <w:left w:w="90" w:type="dxa"/>
-              <w:bottom w:w="50" w:type="dxa"/>
-              <w:right w:w="90" w:type="dxa"/>
-            </w:tcMar>
             <w:vAlign w:val="center"/>
           </w:tcPr>
           <w:p>
@@ -28157,12 +25971,6 @@
               <w:right w:val="single" w:sz="6" w:space="0" w:color="1F3864"/>
             </w:tcBorders>
             <w:shd w:val="clear" w:color="auto" w:fill="D9E2F3"/>
-            <w:tcMar>
-              <w:top w:w="50" w:type="dxa"/>
-              <w:left w:w="90" w:type="dxa"/>
-              <w:bottom w:w="50" w:type="dxa"/>
-              <w:right w:w="90" w:type="dxa"/>
-            </w:tcMar>
             <w:vAlign w:val="center"/>
           </w:tcPr>
           <w:p>
@@ -28197,12 +26005,6 @@
               <w:right w:val="single" w:sz="6" w:space="0" w:color="1F3864"/>
             </w:tcBorders>
             <w:shd w:val="clear" w:color="auto" w:fill="D9E2F3"/>
-            <w:tcMar>
-              <w:top w:w="50" w:type="dxa"/>
-              <w:left w:w="90" w:type="dxa"/>
-              <w:bottom w:w="50" w:type="dxa"/>
-              <w:right w:w="90" w:type="dxa"/>
-            </w:tcMar>
             <w:vAlign w:val="center"/>
           </w:tcPr>
           <w:p>
@@ -28237,12 +26039,6 @@
               <w:right w:val="single" w:sz="6" w:space="0" w:color="1F3864"/>
             </w:tcBorders>
             <w:shd w:val="clear" w:color="auto" w:fill="D9E2F3"/>
-            <w:tcMar>
-              <w:top w:w="50" w:type="dxa"/>
-              <w:left w:w="90" w:type="dxa"/>
-              <w:bottom w:w="50" w:type="dxa"/>
-              <w:right w:w="90" w:type="dxa"/>
-            </w:tcMar>
             <w:vAlign w:val="center"/>
           </w:tcPr>
           <w:p>
@@ -28305,12 +26101,6 @@
               <w:right w:val="single" w:sz="6" w:space="0" w:color="1F3864"/>
             </w:tcBorders>
             <w:shd w:val="clear" w:color="auto" w:fill="D9E2F3"/>
-            <w:tcMar>
-              <w:top w:w="50" w:type="dxa"/>
-              <w:left w:w="90" w:type="dxa"/>
-              <w:bottom w:w="50" w:type="dxa"/>
-              <w:right w:w="90" w:type="dxa"/>
-            </w:tcMar>
             <w:vAlign w:val="center"/>
           </w:tcPr>
           <w:p>
@@ -28375,12 +26165,6 @@
               <w:right w:val="single" w:sz="6" w:space="0" w:color="1F3864"/>
             </w:tcBorders>
             <w:shd w:val="clear" w:color="auto" w:fill="4472C4"/>
-            <w:tcMar>
-              <w:top w:w="50" w:type="dxa"/>
-              <w:left w:w="90" w:type="dxa"/>
-              <w:bottom w:w="50" w:type="dxa"/>
-              <w:right w:w="90" w:type="dxa"/>
-            </w:tcMar>
             <w:vAlign w:val="center"/>
           </w:tcPr>
           <w:p>
@@ -28447,12 +26231,6 @@
               <w:right w:val="single" w:sz="6" w:space="0" w:color="1F3864"/>
             </w:tcBorders>
             <w:shd w:val="clear" w:color="auto" w:fill="4472C4"/>
-            <w:tcMar>
-              <w:top w:w="50" w:type="dxa"/>
-              <w:left w:w="90" w:type="dxa"/>
-              <w:bottom w:w="50" w:type="dxa"/>
-              <w:right w:w="90" w:type="dxa"/>
-            </w:tcMar>
             <w:vAlign w:val="center"/>
           </w:tcPr>
           <w:p>
@@ -28494,12 +26272,6 @@
               <w:right w:val="single" w:sz="6" w:space="0" w:color="1F3864"/>
             </w:tcBorders>
             <w:shd w:val="clear" w:color="auto" w:fill="4472C4"/>
-            <w:tcMar>
-              <w:top w:w="50" w:type="dxa"/>
-              <w:left w:w="90" w:type="dxa"/>
-              <w:bottom w:w="50" w:type="dxa"/>
-              <w:right w:w="90" w:type="dxa"/>
-            </w:tcMar>
             <w:vAlign w:val="center"/>
           </w:tcPr>
           <w:p>
@@ -28554,12 +26326,6 @@
               <w:right w:val="single" w:sz="6" w:space="0" w:color="1F3864"/>
             </w:tcBorders>
             <w:shd w:val="clear" w:color="auto" w:fill="4472C4"/>
-            <w:tcMar>
-              <w:top w:w="50" w:type="dxa"/>
-              <w:left w:w="90" w:type="dxa"/>
-              <w:bottom w:w="50" w:type="dxa"/>
-              <w:right w:w="90" w:type="dxa"/>
-            </w:tcMar>
             <w:vAlign w:val="center"/>
           </w:tcPr>
           <w:p>
@@ -28614,12 +26380,6 @@
               <w:right w:val="single" w:sz="6" w:space="0" w:color="1F3864"/>
             </w:tcBorders>
             <w:shd w:val="clear" w:color="auto" w:fill="4472C4"/>
-            <w:tcMar>
-              <w:top w:w="50" w:type="dxa"/>
-              <w:left w:w="90" w:type="dxa"/>
-              <w:bottom w:w="50" w:type="dxa"/>
-              <w:right w:w="90" w:type="dxa"/>
-            </w:tcMar>
             <w:vAlign w:val="center"/>
           </w:tcPr>
           <w:p>
@@ -28701,12 +26461,6 @@
               <w:right w:val="single" w:sz="6" w:space="0" w:color="1F3864"/>
             </w:tcBorders>
             <w:shd w:val="clear" w:color="auto" w:fill="D9E2F3"/>
-            <w:tcMar>
-              <w:top w:w="50" w:type="dxa"/>
-              <w:left w:w="90" w:type="dxa"/>
-              <w:bottom w:w="50" w:type="dxa"/>
-              <w:right w:w="90" w:type="dxa"/>
-            </w:tcMar>
             <w:vAlign w:val="center"/>
           </w:tcPr>
           <w:p>
@@ -28741,12 +26495,6 @@
               <w:right w:val="single" w:sz="6" w:space="0" w:color="1F3864"/>
             </w:tcBorders>
             <w:shd w:val="clear" w:color="auto" w:fill="D9E2F3"/>
-            <w:tcMar>
-              <w:top w:w="50" w:type="dxa"/>
-              <w:left w:w="90" w:type="dxa"/>
-              <w:bottom w:w="50" w:type="dxa"/>
-              <w:right w:w="90" w:type="dxa"/>
-            </w:tcMar>
             <w:vAlign w:val="center"/>
           </w:tcPr>
           <w:p>
@@ -28825,12 +26573,6 @@
               <w:right w:val="single" w:sz="6" w:space="0" w:color="1F3864"/>
             </w:tcBorders>
             <w:shd w:val="clear" w:color="auto" w:fill="D9E2F3"/>
-            <w:tcMar>
-              <w:top w:w="50" w:type="dxa"/>
-              <w:left w:w="90" w:type="dxa"/>
-              <w:bottom w:w="50" w:type="dxa"/>
-              <w:right w:w="90" w:type="dxa"/>
-            </w:tcMar>
             <w:vAlign w:val="center"/>
           </w:tcPr>
           <w:p>
@@ -28865,12 +26607,6 @@
               <w:right w:val="single" w:sz="6" w:space="0" w:color="1F3864"/>
             </w:tcBorders>
             <w:shd w:val="clear" w:color="auto" w:fill="D9E2F3"/>
-            <w:tcMar>
-              <w:top w:w="50" w:type="dxa"/>
-              <w:left w:w="90" w:type="dxa"/>
-              <w:bottom w:w="50" w:type="dxa"/>
-              <w:right w:w="90" w:type="dxa"/>
-            </w:tcMar>
             <w:vAlign w:val="center"/>
           </w:tcPr>
           <w:p>
@@ -28933,12 +26669,6 @@
               <w:right w:val="single" w:sz="6" w:space="0" w:color="1F3864"/>
             </w:tcBorders>
             <w:shd w:val="clear" w:color="auto" w:fill="D9E2F3"/>
-            <w:tcMar>
-              <w:top w:w="50" w:type="dxa"/>
-              <w:left w:w="90" w:type="dxa"/>
-              <w:bottom w:w="50" w:type="dxa"/>
-              <w:right w:w="90" w:type="dxa"/>
-            </w:tcMar>
             <w:vAlign w:val="center"/>
           </w:tcPr>
           <w:p>
@@ -28973,12 +26703,6 @@
               <w:right w:val="single" w:sz="6" w:space="0" w:color="1F3864"/>
             </w:tcBorders>
             <w:shd w:val="clear" w:color="auto" w:fill="D9E2F3"/>
-            <w:tcMar>
-              <w:top w:w="50" w:type="dxa"/>
-              <w:left w:w="90" w:type="dxa"/>
-              <w:bottom w:w="50" w:type="dxa"/>
-              <w:right w:w="90" w:type="dxa"/>
-            </w:tcMar>
             <w:vAlign w:val="center"/>
           </w:tcPr>
           <w:p>
@@ -29065,12 +26789,6 @@
               <w:right w:val="single" w:sz="6" w:space="0" w:color="1F3864"/>
             </w:tcBorders>
             <w:shd w:val="clear" w:color="auto" w:fill="D9E2F3"/>
-            <w:tcMar>
-              <w:top w:w="50" w:type="dxa"/>
-              <w:left w:w="90" w:type="dxa"/>
-              <w:bottom w:w="50" w:type="dxa"/>
-              <w:right w:w="90" w:type="dxa"/>
-            </w:tcMar>
             <w:vAlign w:val="center"/>
           </w:tcPr>
           <w:p>
@@ -29167,12 +26885,6 @@
               <w:right w:val="single" w:sz="6" w:space="0" w:color="1F3864"/>
             </w:tcBorders>
             <w:shd w:val="clear" w:color="auto" w:fill="D9E2F3"/>
-            <w:tcMar>
-              <w:top w:w="50" w:type="dxa"/>
-              <w:left w:w="90" w:type="dxa"/>
-              <w:bottom w:w="50" w:type="dxa"/>
-              <w:right w:w="90" w:type="dxa"/>
-            </w:tcMar>
             <w:vAlign w:val="center"/>
           </w:tcPr>
           <w:p>
@@ -29235,12 +26947,6 @@
               <w:right w:val="single" w:sz="6" w:space="0" w:color="1F3864"/>
             </w:tcBorders>
             <w:shd w:val="clear" w:color="auto" w:fill="D9E2F3"/>
-            <w:tcMar>
-              <w:top w:w="50" w:type="dxa"/>
-              <w:left w:w="90" w:type="dxa"/>
-              <w:bottom w:w="50" w:type="dxa"/>
-              <w:right w:w="90" w:type="dxa"/>
-            </w:tcMar>
             <w:vAlign w:val="center"/>
           </w:tcPr>
           <w:p>
@@ -29275,12 +26981,6 @@
               <w:right w:val="single" w:sz="6" w:space="0" w:color="1F3864"/>
             </w:tcBorders>
             <w:shd w:val="clear" w:color="auto" w:fill="D9E2F3"/>
-            <w:tcMar>
-              <w:top w:w="50" w:type="dxa"/>
-              <w:left w:w="90" w:type="dxa"/>
-              <w:bottom w:w="50" w:type="dxa"/>
-              <w:right w:w="90" w:type="dxa"/>
-            </w:tcMar>
             <w:vAlign w:val="center"/>
           </w:tcPr>
           <w:p>
@@ -29349,12 +27049,6 @@
               <w:right w:val="single" w:sz="6" w:space="0" w:color="1F3864"/>
             </w:tcBorders>
             <w:shd w:val="clear" w:color="auto" w:fill="D9E2F3"/>
-            <w:tcMar>
-              <w:top w:w="50" w:type="dxa"/>
-              <w:left w:w="90" w:type="dxa"/>
-              <w:bottom w:w="50" w:type="dxa"/>
-              <w:right w:w="90" w:type="dxa"/>
-            </w:tcMar>
             <w:vAlign w:val="center"/>
           </w:tcPr>
           <w:p>
@@ -29423,12 +27117,6 @@
               <w:right w:val="single" w:sz="6" w:space="0" w:color="1F3864"/>
             </w:tcBorders>
             <w:shd w:val="clear" w:color="auto" w:fill="D9E2F3"/>
-            <w:tcMar>
-              <w:top w:w="50" w:type="dxa"/>
-              <w:left w:w="90" w:type="dxa"/>
-              <w:bottom w:w="50" w:type="dxa"/>
-              <w:right w:w="90" w:type="dxa"/>
-            </w:tcMar>
             <w:vAlign w:val="center"/>
           </w:tcPr>
           <w:p>
@@ -29491,12 +27179,6 @@
               <w:right w:val="single" w:sz="6" w:space="0" w:color="1F3864"/>
             </w:tcBorders>
             <w:shd w:val="clear" w:color="auto" w:fill="D9E2F3"/>
-            <w:tcMar>
-              <w:top w:w="50" w:type="dxa"/>
-              <w:left w:w="90" w:type="dxa"/>
-              <w:bottom w:w="50" w:type="dxa"/>
-              <w:right w:w="90" w:type="dxa"/>
-            </w:tcMar>
             <w:vAlign w:val="center"/>
           </w:tcPr>
           <w:p>
@@ -29561,12 +27243,6 @@
               <w:right w:val="single" w:sz="6" w:space="0" w:color="1F3864"/>
             </w:tcBorders>
             <w:shd w:val="clear" w:color="auto" w:fill="4472C4"/>
-            <w:tcMar>
-              <w:top w:w="50" w:type="dxa"/>
-              <w:left w:w="90" w:type="dxa"/>
-              <w:bottom w:w="50" w:type="dxa"/>
-              <w:right w:w="90" w:type="dxa"/>
-            </w:tcMar>
             <w:vAlign w:val="center"/>
           </w:tcPr>
           <w:p>
@@ -29633,12 +27309,6 @@
               <w:right w:val="single" w:sz="6" w:space="0" w:color="1F3864"/>
             </w:tcBorders>
             <w:shd w:val="clear" w:color="auto" w:fill="4472C4"/>
-            <w:tcMar>
-              <w:top w:w="50" w:type="dxa"/>
-              <w:left w:w="90" w:type="dxa"/>
-              <w:bottom w:w="50" w:type="dxa"/>
-              <w:right w:w="90" w:type="dxa"/>
-            </w:tcMar>
             <w:vAlign w:val="center"/>
           </w:tcPr>
           <w:p>
@@ -29680,12 +27350,6 @@
               <w:right w:val="single" w:sz="6" w:space="0" w:color="1F3864"/>
             </w:tcBorders>
             <w:shd w:val="clear" w:color="auto" w:fill="4472C4"/>
-            <w:tcMar>
-              <w:top w:w="50" w:type="dxa"/>
-              <w:left w:w="90" w:type="dxa"/>
-              <w:bottom w:w="50" w:type="dxa"/>
-              <w:right w:w="90" w:type="dxa"/>
-            </w:tcMar>
             <w:vAlign w:val="center"/>
           </w:tcPr>
           <w:p>
@@ -29740,12 +27404,6 @@
               <w:right w:val="single" w:sz="6" w:space="0" w:color="1F3864"/>
             </w:tcBorders>
             <w:shd w:val="clear" w:color="auto" w:fill="4472C4"/>
-            <w:tcMar>
-              <w:top w:w="50" w:type="dxa"/>
-              <w:left w:w="90" w:type="dxa"/>
-              <w:bottom w:w="50" w:type="dxa"/>
-              <w:right w:w="90" w:type="dxa"/>
-            </w:tcMar>
             <w:vAlign w:val="center"/>
           </w:tcPr>
           <w:p>
@@ -29800,12 +27458,6 @@
               <w:right w:val="single" w:sz="6" w:space="0" w:color="1F3864"/>
             </w:tcBorders>
             <w:shd w:val="clear" w:color="auto" w:fill="4472C4"/>
-            <w:tcMar>
-              <w:top w:w="50" w:type="dxa"/>
-              <w:left w:w="90" w:type="dxa"/>
-              <w:bottom w:w="50" w:type="dxa"/>
-              <w:right w:w="90" w:type="dxa"/>
-            </w:tcMar>
             <w:vAlign w:val="center"/>
           </w:tcPr>
           <w:p>
@@ -29887,12 +27539,6 @@
               <w:right w:val="single" w:sz="6" w:space="0" w:color="1F3864"/>
             </w:tcBorders>
             <w:shd w:val="clear" w:color="auto" w:fill="D9E2F3"/>
-            <w:tcMar>
-              <w:top w:w="50" w:type="dxa"/>
-              <w:left w:w="90" w:type="dxa"/>
-              <w:bottom w:w="50" w:type="dxa"/>
-              <w:right w:w="90" w:type="dxa"/>
-            </w:tcMar>
             <w:vAlign w:val="center"/>
           </w:tcPr>
           <w:p>
@@ -29935,12 +27581,6 @@
               <w:right w:val="single" w:sz="6" w:space="0" w:color="1F3864"/>
             </w:tcBorders>
             <w:shd w:val="clear" w:color="auto" w:fill="D9E2F3"/>
-            <w:tcMar>
-              <w:top w:w="50" w:type="dxa"/>
-              <w:left w:w="90" w:type="dxa"/>
-              <w:bottom w:w="50" w:type="dxa"/>
-              <w:right w:w="90" w:type="dxa"/>
-            </w:tcMar>
             <w:vAlign w:val="center"/>
           </w:tcPr>
           <w:p>
@@ -29975,12 +27615,6 @@
               <w:right w:val="single" w:sz="6" w:space="0" w:color="1F3864"/>
             </w:tcBorders>
             <w:shd w:val="clear" w:color="auto" w:fill="D9E2F3"/>
-            <w:tcMar>
-              <w:top w:w="50" w:type="dxa"/>
-              <w:left w:w="90" w:type="dxa"/>
-              <w:bottom w:w="50" w:type="dxa"/>
-              <w:right w:w="90" w:type="dxa"/>
-            </w:tcMar>
             <w:vAlign w:val="center"/>
           </w:tcPr>
           <w:p>
@@ -30015,12 +27649,6 @@
               <w:right w:val="single" w:sz="6" w:space="0" w:color="1F3864"/>
             </w:tcBorders>
             <w:shd w:val="clear" w:color="auto" w:fill="D9E2F3"/>
-            <w:tcMar>
-              <w:top w:w="50" w:type="dxa"/>
-              <w:left w:w="90" w:type="dxa"/>
-              <w:bottom w:w="50" w:type="dxa"/>
-              <w:right w:w="90" w:type="dxa"/>
-            </w:tcMar>
             <w:vAlign w:val="center"/>
           </w:tcPr>
           <w:p>
@@ -30128,12 +27756,6 @@
               <w:right w:val="single" w:sz="6" w:space="0" w:color="1F3864"/>
             </w:tcBorders>
             <w:shd w:val="clear" w:color="auto" w:fill="D9E2F3"/>
-            <w:tcMar>
-              <w:top w:w="50" w:type="dxa"/>
-              <w:left w:w="90" w:type="dxa"/>
-              <w:bottom w:w="50" w:type="dxa"/>
-              <w:right w:w="90" w:type="dxa"/>
-            </w:tcMar>
             <w:vAlign w:val="center"/>
           </w:tcPr>
           <w:p>
@@ -30168,12 +27790,6 @@
               <w:right w:val="single" w:sz="6" w:space="0" w:color="1F3864"/>
             </w:tcBorders>
             <w:shd w:val="clear" w:color="auto" w:fill="D9E2F3"/>
-            <w:tcMar>
-              <w:top w:w="50" w:type="dxa"/>
-              <w:left w:w="90" w:type="dxa"/>
-              <w:bottom w:w="50" w:type="dxa"/>
-              <w:right w:w="90" w:type="dxa"/>
-            </w:tcMar>
             <w:vAlign w:val="center"/>
           </w:tcPr>
           <w:p>
@@ -30208,12 +27824,6 @@
               <w:right w:val="single" w:sz="6" w:space="0" w:color="1F3864"/>
             </w:tcBorders>
             <w:shd w:val="clear" w:color="auto" w:fill="D9E2F3"/>
-            <w:tcMar>
-              <w:top w:w="50" w:type="dxa"/>
-              <w:left w:w="90" w:type="dxa"/>
-              <w:bottom w:w="50" w:type="dxa"/>
-              <w:right w:w="90" w:type="dxa"/>
-            </w:tcMar>
             <w:vAlign w:val="center"/>
           </w:tcPr>
           <w:p>
@@ -30248,12 +27858,6 @@
               <w:right w:val="single" w:sz="6" w:space="0" w:color="1F3864"/>
             </w:tcBorders>
             <w:shd w:val="clear" w:color="auto" w:fill="D9E2F3"/>
-            <w:tcMar>
-              <w:top w:w="50" w:type="dxa"/>
-              <w:left w:w="90" w:type="dxa"/>
-              <w:bottom w:w="50" w:type="dxa"/>
-              <w:right w:w="90" w:type="dxa"/>
-            </w:tcMar>
             <w:vAlign w:val="center"/>
           </w:tcPr>
           <w:p>
@@ -30316,12 +27920,6 @@
               <w:right w:val="single" w:sz="6" w:space="0" w:color="1F3864"/>
             </w:tcBorders>
             <w:shd w:val="clear" w:color="auto" w:fill="D9E2F3"/>
-            <w:tcMar>
-              <w:top w:w="50" w:type="dxa"/>
-              <w:left w:w="90" w:type="dxa"/>
-              <w:bottom w:w="50" w:type="dxa"/>
-              <w:right w:w="90" w:type="dxa"/>
-            </w:tcMar>
             <w:vAlign w:val="center"/>
           </w:tcPr>
           <w:p>
@@ -30392,12 +27990,6 @@
               <w:right w:val="single" w:sz="6" w:space="0" w:color="1F3864"/>
             </w:tcBorders>
             <w:shd w:val="clear" w:color="auto" w:fill="D9E2F3"/>
-            <w:tcMar>
-              <w:top w:w="50" w:type="dxa"/>
-              <w:left w:w="90" w:type="dxa"/>
-              <w:bottom w:w="50" w:type="dxa"/>
-              <w:right w:w="90" w:type="dxa"/>
-            </w:tcMar>
             <w:vAlign w:val="center"/>
           </w:tcPr>
           <w:p>
@@ -30432,12 +28024,6 @@
               <w:right w:val="single" w:sz="6" w:space="0" w:color="1F3864"/>
             </w:tcBorders>
             <w:shd w:val="clear" w:color="auto" w:fill="D9E2F3"/>
-            <w:tcMar>
-              <w:top w:w="50" w:type="dxa"/>
-              <w:left w:w="90" w:type="dxa"/>
-              <w:bottom w:w="50" w:type="dxa"/>
-              <w:right w:w="90" w:type="dxa"/>
-            </w:tcMar>
             <w:vAlign w:val="center"/>
           </w:tcPr>
           <w:p>
@@ -30472,12 +28058,6 @@
               <w:right w:val="single" w:sz="6" w:space="0" w:color="1F3864"/>
             </w:tcBorders>
             <w:shd w:val="clear" w:color="auto" w:fill="D9E2F3"/>
-            <w:tcMar>
-              <w:top w:w="50" w:type="dxa"/>
-              <w:left w:w="90" w:type="dxa"/>
-              <w:bottom w:w="50" w:type="dxa"/>
-              <w:right w:w="90" w:type="dxa"/>
-            </w:tcMar>
             <w:vAlign w:val="center"/>
           </w:tcPr>
           <w:p>
@@ -30540,12 +28120,6 @@
               <w:right w:val="single" w:sz="6" w:space="0" w:color="1F3864"/>
             </w:tcBorders>
             <w:shd w:val="clear" w:color="auto" w:fill="D9E2F3"/>
-            <w:tcMar>
-              <w:top w:w="50" w:type="dxa"/>
-              <w:left w:w="90" w:type="dxa"/>
-              <w:bottom w:w="50" w:type="dxa"/>
-              <w:right w:w="90" w:type="dxa"/>
-            </w:tcMar>
             <w:vAlign w:val="center"/>
           </w:tcPr>
           <w:p>
@@ -30619,12 +28193,6 @@
               <w:right w:val="single" w:sz="6" w:space="0" w:color="1F3864"/>
             </w:tcBorders>
             <w:shd w:val="clear" w:color="auto" w:fill="4472C4"/>
-            <w:tcMar>
-              <w:top w:w="50" w:type="dxa"/>
-              <w:left w:w="90" w:type="dxa"/>
-              <w:bottom w:w="50" w:type="dxa"/>
-              <w:right w:w="90" w:type="dxa"/>
-            </w:tcMar>
             <w:vAlign w:val="center"/>
           </w:tcPr>
           <w:p>
@@ -30691,12 +28259,6 @@
               <w:right w:val="single" w:sz="6" w:space="0" w:color="1F3864"/>
             </w:tcBorders>
             <w:shd w:val="clear" w:color="auto" w:fill="4472C4"/>
-            <w:tcMar>
-              <w:top w:w="50" w:type="dxa"/>
-              <w:left w:w="90" w:type="dxa"/>
-              <w:bottom w:w="50" w:type="dxa"/>
-              <w:right w:w="90" w:type="dxa"/>
-            </w:tcMar>
             <w:vAlign w:val="center"/>
           </w:tcPr>
           <w:p>
@@ -30738,12 +28300,6 @@
               <w:right w:val="single" w:sz="6" w:space="0" w:color="1F3864"/>
             </w:tcBorders>
             <w:shd w:val="clear" w:color="auto" w:fill="4472C4"/>
-            <w:tcMar>
-              <w:top w:w="50" w:type="dxa"/>
-              <w:left w:w="90" w:type="dxa"/>
-              <w:bottom w:w="50" w:type="dxa"/>
-              <w:right w:w="90" w:type="dxa"/>
-            </w:tcMar>
             <w:vAlign w:val="center"/>
           </w:tcPr>
           <w:p>
@@ -30798,12 +28354,6 @@
               <w:right w:val="single" w:sz="6" w:space="0" w:color="1F3864"/>
             </w:tcBorders>
             <w:shd w:val="clear" w:color="auto" w:fill="4472C4"/>
-            <w:tcMar>
-              <w:top w:w="50" w:type="dxa"/>
-              <w:left w:w="90" w:type="dxa"/>
-              <w:bottom w:w="50" w:type="dxa"/>
-              <w:right w:w="90" w:type="dxa"/>
-            </w:tcMar>
             <w:vAlign w:val="center"/>
           </w:tcPr>
           <w:p>
@@ -30858,12 +28408,6 @@
               <w:right w:val="single" w:sz="6" w:space="0" w:color="1F3864"/>
             </w:tcBorders>
             <w:shd w:val="clear" w:color="auto" w:fill="4472C4"/>
-            <w:tcMar>
-              <w:top w:w="50" w:type="dxa"/>
-              <w:left w:w="90" w:type="dxa"/>
-              <w:bottom w:w="50" w:type="dxa"/>
-              <w:right w:w="90" w:type="dxa"/>
-            </w:tcMar>
             <w:vAlign w:val="center"/>
           </w:tcPr>
           <w:p>
@@ -30945,12 +28489,6 @@
               <w:right w:val="single" w:sz="6" w:space="0" w:color="1F3864"/>
             </w:tcBorders>
             <w:shd w:val="clear" w:color="auto" w:fill="D9E2F3"/>
-            <w:tcMar>
-              <w:top w:w="50" w:type="dxa"/>
-              <w:left w:w="90" w:type="dxa"/>
-              <w:bottom w:w="50" w:type="dxa"/>
-              <w:right w:w="90" w:type="dxa"/>
-            </w:tcMar>
             <w:vAlign w:val="center"/>
           </w:tcPr>
           <w:p>
@@ -30985,12 +28523,6 @@
               <w:right w:val="single" w:sz="6" w:space="0" w:color="1F3864"/>
             </w:tcBorders>
             <w:shd w:val="clear" w:color="auto" w:fill="D9E2F3"/>
-            <w:tcMar>
-              <w:top w:w="50" w:type="dxa"/>
-              <w:left w:w="90" w:type="dxa"/>
-              <w:bottom w:w="50" w:type="dxa"/>
-              <w:right w:w="90" w:type="dxa"/>
-            </w:tcMar>
             <w:vAlign w:val="center"/>
           </w:tcPr>
           <w:p>
@@ -31025,12 +28557,6 @@
               <w:right w:val="single" w:sz="6" w:space="0" w:color="1F3864"/>
             </w:tcBorders>
             <w:shd w:val="clear" w:color="auto" w:fill="D9E2F3"/>
-            <w:tcMar>
-              <w:top w:w="50" w:type="dxa"/>
-              <w:left w:w="90" w:type="dxa"/>
-              <w:bottom w:w="50" w:type="dxa"/>
-              <w:right w:w="90" w:type="dxa"/>
-            </w:tcMar>
             <w:vAlign w:val="center"/>
           </w:tcPr>
           <w:p>
@@ -31065,12 +28591,6 @@
               <w:right w:val="single" w:sz="6" w:space="0" w:color="1F3864"/>
             </w:tcBorders>
             <w:shd w:val="clear" w:color="auto" w:fill="D9E2F3"/>
-            <w:tcMar>
-              <w:top w:w="50" w:type="dxa"/>
-              <w:left w:w="90" w:type="dxa"/>
-              <w:bottom w:w="50" w:type="dxa"/>
-              <w:right w:w="90" w:type="dxa"/>
-            </w:tcMar>
             <w:vAlign w:val="center"/>
           </w:tcPr>
           <w:p>
@@ -31133,12 +28653,6 @@
               <w:right w:val="single" w:sz="6" w:space="0" w:color="1F3864"/>
             </w:tcBorders>
             <w:shd w:val="clear" w:color="auto" w:fill="D9E2F3"/>
-            <w:tcMar>
-              <w:top w:w="50" w:type="dxa"/>
-              <w:left w:w="90" w:type="dxa"/>
-              <w:bottom w:w="50" w:type="dxa"/>
-              <w:right w:w="90" w:type="dxa"/>
-            </w:tcMar>
             <w:vAlign w:val="center"/>
           </w:tcPr>
           <w:p>
@@ -31173,12 +28687,6 @@
               <w:right w:val="single" w:sz="6" w:space="0" w:color="1F3864"/>
             </w:tcBorders>
             <w:shd w:val="clear" w:color="auto" w:fill="D9E2F3"/>
-            <w:tcMar>
-              <w:top w:w="50" w:type="dxa"/>
-              <w:left w:w="90" w:type="dxa"/>
-              <w:bottom w:w="50" w:type="dxa"/>
-              <w:right w:w="90" w:type="dxa"/>
-            </w:tcMar>
             <w:vAlign w:val="center"/>
           </w:tcPr>
           <w:p>
@@ -31229,12 +28737,6 @@
               <w:right w:val="single" w:sz="6" w:space="0" w:color="1F3864"/>
             </w:tcBorders>
             <w:shd w:val="clear" w:color="auto" w:fill="D9E2F3"/>
-            <w:tcMar>
-              <w:top w:w="50" w:type="dxa"/>
-              <w:left w:w="90" w:type="dxa"/>
-              <w:bottom w:w="50" w:type="dxa"/>
-              <w:right w:w="90" w:type="dxa"/>
-            </w:tcMar>
             <w:vAlign w:val="center"/>
           </w:tcPr>
           <w:p>
@@ -31303,12 +28805,6 @@
               <w:right w:val="single" w:sz="6" w:space="0" w:color="1F3864"/>
             </w:tcBorders>
             <w:shd w:val="clear" w:color="auto" w:fill="D9E2F3"/>
-            <w:tcMar>
-              <w:top w:w="50" w:type="dxa"/>
-              <w:left w:w="90" w:type="dxa"/>
-              <w:bottom w:w="50" w:type="dxa"/>
-              <w:right w:w="90" w:type="dxa"/>
-            </w:tcMar>
             <w:vAlign w:val="center"/>
           </w:tcPr>
           <w:p>
@@ -31371,12 +28867,6 @@
               <w:right w:val="single" w:sz="6" w:space="0" w:color="1F3864"/>
             </w:tcBorders>
             <w:shd w:val="clear" w:color="auto" w:fill="D9E2F3"/>
-            <w:tcMar>
-              <w:top w:w="50" w:type="dxa"/>
-              <w:left w:w="90" w:type="dxa"/>
-              <w:bottom w:w="50" w:type="dxa"/>
-              <w:right w:w="90" w:type="dxa"/>
-            </w:tcMar>
             <w:vAlign w:val="center"/>
           </w:tcPr>
           <w:p>
@@ -31429,12 +28919,6 @@
               <w:right w:val="single" w:sz="6" w:space="0" w:color="1F3864"/>
             </w:tcBorders>
             <w:shd w:val="clear" w:color="auto" w:fill="D9E2F3"/>
-            <w:tcMar>
-              <w:top w:w="50" w:type="dxa"/>
-              <w:left w:w="90" w:type="dxa"/>
-              <w:bottom w:w="50" w:type="dxa"/>
-              <w:right w:w="90" w:type="dxa"/>
-            </w:tcMar>
             <w:vAlign w:val="center"/>
           </w:tcPr>
           <w:p>
@@ -31469,12 +28953,6 @@
               <w:right w:val="single" w:sz="6" w:space="0" w:color="1F3864"/>
             </w:tcBorders>
             <w:shd w:val="clear" w:color="auto" w:fill="D9E2F3"/>
-            <w:tcMar>
-              <w:top w:w="50" w:type="dxa"/>
-              <w:left w:w="90" w:type="dxa"/>
-              <w:bottom w:w="50" w:type="dxa"/>
-              <w:right w:w="90" w:type="dxa"/>
-            </w:tcMar>
             <w:vAlign w:val="center"/>
           </w:tcPr>
           <w:p>
@@ -31509,12 +28987,6 @@
               <w:right w:val="single" w:sz="6" w:space="0" w:color="1F3864"/>
             </w:tcBorders>
             <w:shd w:val="clear" w:color="auto" w:fill="D9E2F3"/>
-            <w:tcMar>
-              <w:top w:w="50" w:type="dxa"/>
-              <w:left w:w="90" w:type="dxa"/>
-              <w:bottom w:w="50" w:type="dxa"/>
-              <w:right w:w="90" w:type="dxa"/>
-            </w:tcMar>
             <w:vAlign w:val="center"/>
           </w:tcPr>
           <w:p>
@@ -31577,12 +29049,6 @@
               <w:right w:val="single" w:sz="6" w:space="0" w:color="1F3864"/>
             </w:tcBorders>
             <w:shd w:val="clear" w:color="auto" w:fill="D9E2F3"/>
-            <w:tcMar>
-              <w:top w:w="50" w:type="dxa"/>
-              <w:left w:w="90" w:type="dxa"/>
-              <w:bottom w:w="50" w:type="dxa"/>
-              <w:right w:w="90" w:type="dxa"/>
-            </w:tcMar>
             <w:vAlign w:val="center"/>
           </w:tcPr>
           <w:p>
@@ -31638,12 +29104,6 @@
               <w:right w:val="single" w:sz="6" w:space="0" w:color="1F3864"/>
             </w:tcBorders>
             <w:shd w:val="clear" w:color="auto" w:fill="4472C4"/>
-            <w:tcMar>
-              <w:top w:w="50" w:type="dxa"/>
-              <w:left w:w="90" w:type="dxa"/>
-              <w:bottom w:w="50" w:type="dxa"/>
-              <w:right w:w="90" w:type="dxa"/>
-            </w:tcMar>
             <w:vAlign w:val="center"/>
           </w:tcPr>
           <w:p>
@@ -31710,12 +29170,6 @@
               <w:right w:val="single" w:sz="6" w:space="0" w:color="1F3864"/>
             </w:tcBorders>
             <w:shd w:val="clear" w:color="auto" w:fill="4472C4"/>
-            <w:tcMar>
-              <w:top w:w="50" w:type="dxa"/>
-              <w:left w:w="90" w:type="dxa"/>
-              <w:bottom w:w="50" w:type="dxa"/>
-              <w:right w:w="90" w:type="dxa"/>
-            </w:tcMar>
             <w:vAlign w:val="center"/>
           </w:tcPr>
           <w:p>
@@ -31757,12 +29211,6 @@
               <w:right w:val="single" w:sz="6" w:space="0" w:color="1F3864"/>
             </w:tcBorders>
             <w:shd w:val="clear" w:color="auto" w:fill="4472C4"/>
-            <w:tcMar>
-              <w:top w:w="50" w:type="dxa"/>
-              <w:left w:w="90" w:type="dxa"/>
-              <w:bottom w:w="50" w:type="dxa"/>
-              <w:right w:w="90" w:type="dxa"/>
-            </w:tcMar>
             <w:vAlign w:val="center"/>
           </w:tcPr>
           <w:p>
@@ -31817,12 +29265,6 @@
               <w:right w:val="single" w:sz="6" w:space="0" w:color="1F3864"/>
             </w:tcBorders>
             <w:shd w:val="clear" w:color="auto" w:fill="4472C4"/>
-            <w:tcMar>
-              <w:top w:w="50" w:type="dxa"/>
-              <w:left w:w="90" w:type="dxa"/>
-              <w:bottom w:w="50" w:type="dxa"/>
-              <w:right w:w="90" w:type="dxa"/>
-            </w:tcMar>
             <w:vAlign w:val="center"/>
           </w:tcPr>
           <w:p>
@@ -31877,12 +29319,6 @@
               <w:right w:val="single" w:sz="6" w:space="0" w:color="1F3864"/>
             </w:tcBorders>
             <w:shd w:val="clear" w:color="auto" w:fill="4472C4"/>
-            <w:tcMar>
-              <w:top w:w="50" w:type="dxa"/>
-              <w:left w:w="90" w:type="dxa"/>
-              <w:bottom w:w="50" w:type="dxa"/>
-              <w:right w:w="90" w:type="dxa"/>
-            </w:tcMar>
             <w:vAlign w:val="center"/>
           </w:tcPr>
           <w:p>
@@ -31964,12 +29400,6 @@
               <w:right w:val="single" w:sz="6" w:space="0" w:color="1F3864"/>
             </w:tcBorders>
             <w:shd w:val="clear" w:color="auto" w:fill="D9E2F3"/>
-            <w:tcMar>
-              <w:top w:w="50" w:type="dxa"/>
-              <w:left w:w="90" w:type="dxa"/>
-              <w:bottom w:w="50" w:type="dxa"/>
-              <w:right w:w="90" w:type="dxa"/>
-            </w:tcMar>
             <w:vAlign w:val="center"/>
           </w:tcPr>
           <w:p>
@@ -32004,12 +29434,6 @@
               <w:right w:val="single" w:sz="6" w:space="0" w:color="1F3864"/>
             </w:tcBorders>
             <w:shd w:val="clear" w:color="auto" w:fill="D9E2F3"/>
-            <w:tcMar>
-              <w:top w:w="50" w:type="dxa"/>
-              <w:left w:w="90" w:type="dxa"/>
-              <w:bottom w:w="50" w:type="dxa"/>
-              <w:right w:w="90" w:type="dxa"/>
-            </w:tcMar>
             <w:vAlign w:val="center"/>
           </w:tcPr>
           <w:p>
@@ -32088,12 +29512,6 @@
               <w:right w:val="single" w:sz="6" w:space="0" w:color="1F3864"/>
             </w:tcBorders>
             <w:shd w:val="clear" w:color="auto" w:fill="D9E2F3"/>
-            <w:tcMar>
-              <w:top w:w="50" w:type="dxa"/>
-              <w:left w:w="90" w:type="dxa"/>
-              <w:bottom w:w="50" w:type="dxa"/>
-              <w:right w:w="90" w:type="dxa"/>
-            </w:tcMar>
             <w:vAlign w:val="center"/>
           </w:tcPr>
           <w:p>
@@ -32128,12 +29546,6 @@
               <w:right w:val="single" w:sz="6" w:space="0" w:color="1F3864"/>
             </w:tcBorders>
             <w:shd w:val="clear" w:color="auto" w:fill="D9E2F3"/>
-            <w:tcMar>
-              <w:top w:w="50" w:type="dxa"/>
-              <w:left w:w="90" w:type="dxa"/>
-              <w:bottom w:w="50" w:type="dxa"/>
-              <w:right w:w="90" w:type="dxa"/>
-            </w:tcMar>
             <w:vAlign w:val="center"/>
           </w:tcPr>
           <w:p>
@@ -32196,12 +29608,6 @@
               <w:right w:val="single" w:sz="6" w:space="0" w:color="1F3864"/>
             </w:tcBorders>
             <w:shd w:val="clear" w:color="auto" w:fill="D9E2F3"/>
-            <w:tcMar>
-              <w:top w:w="50" w:type="dxa"/>
-              <w:left w:w="90" w:type="dxa"/>
-              <w:bottom w:w="50" w:type="dxa"/>
-              <w:right w:w="90" w:type="dxa"/>
-            </w:tcMar>
             <w:vAlign w:val="center"/>
           </w:tcPr>
           <w:p>
@@ -32236,12 +29642,6 @@
               <w:right w:val="single" w:sz="6" w:space="0" w:color="1F3864"/>
             </w:tcBorders>
             <w:shd w:val="clear" w:color="auto" w:fill="D9E2F3"/>
-            <w:tcMar>
-              <w:top w:w="50" w:type="dxa"/>
-              <w:left w:w="90" w:type="dxa"/>
-              <w:bottom w:w="50" w:type="dxa"/>
-              <w:right w:w="90" w:type="dxa"/>
-            </w:tcMar>
             <w:vAlign w:val="center"/>
           </w:tcPr>
           <w:p>
@@ -32302,12 +29702,6 @@
               <w:right w:val="single" w:sz="6" w:space="0" w:color="1F3864"/>
             </w:tcBorders>
             <w:shd w:val="clear" w:color="auto" w:fill="D9E2F3"/>
-            <w:tcMar>
-              <w:top w:w="50" w:type="dxa"/>
-              <w:left w:w="90" w:type="dxa"/>
-              <w:bottom w:w="50" w:type="dxa"/>
-              <w:right w:w="90" w:type="dxa"/>
-            </w:tcMar>
             <w:vAlign w:val="center"/>
           </w:tcPr>
           <w:p>
@@ -32404,12 +29798,6 @@
               <w:right w:val="single" w:sz="6" w:space="0" w:color="1F3864"/>
             </w:tcBorders>
             <w:shd w:val="clear" w:color="auto" w:fill="D9E2F3"/>
-            <w:tcMar>
-              <w:top w:w="50" w:type="dxa"/>
-              <w:left w:w="90" w:type="dxa"/>
-              <w:bottom w:w="50" w:type="dxa"/>
-              <w:right w:w="90" w:type="dxa"/>
-            </w:tcMar>
             <w:vAlign w:val="center"/>
           </w:tcPr>
           <w:p>
@@ -32472,12 +29860,6 @@
               <w:right w:val="single" w:sz="6" w:space="0" w:color="1F3864"/>
             </w:tcBorders>
             <w:shd w:val="clear" w:color="auto" w:fill="D9E2F3"/>
-            <w:tcMar>
-              <w:top w:w="50" w:type="dxa"/>
-              <w:left w:w="90" w:type="dxa"/>
-              <w:bottom w:w="50" w:type="dxa"/>
-              <w:right w:w="90" w:type="dxa"/>
-            </w:tcMar>
             <w:vAlign w:val="center"/>
           </w:tcPr>
           <w:p>
@@ -32512,12 +29894,6 @@
               <w:right w:val="single" w:sz="6" w:space="0" w:color="1F3864"/>
             </w:tcBorders>
             <w:shd w:val="clear" w:color="auto" w:fill="D9E2F3"/>
-            <w:tcMar>
-              <w:top w:w="50" w:type="dxa"/>
-              <w:left w:w="90" w:type="dxa"/>
-              <w:bottom w:w="50" w:type="dxa"/>
-              <w:right w:w="90" w:type="dxa"/>
-            </w:tcMar>
             <w:vAlign w:val="center"/>
           </w:tcPr>
           <w:p>
@@ -32568,12 +29944,6 @@
               <w:right w:val="single" w:sz="6" w:space="0" w:color="1F3864"/>
             </w:tcBorders>
             <w:shd w:val="clear" w:color="auto" w:fill="D9E2F3"/>
-            <w:tcMar>
-              <w:top w:w="50" w:type="dxa"/>
-              <w:left w:w="90" w:type="dxa"/>
-              <w:bottom w:w="50" w:type="dxa"/>
-              <w:right w:w="90" w:type="dxa"/>
-            </w:tcMar>
             <w:vAlign w:val="center"/>
           </w:tcPr>
           <w:p>
@@ -32652,12 +30022,6 @@
               <w:right w:val="single" w:sz="6" w:space="0" w:color="1F3864"/>
             </w:tcBorders>
             <w:shd w:val="clear" w:color="auto" w:fill="D9E2F3"/>
-            <w:tcMar>
-              <w:top w:w="50" w:type="dxa"/>
-              <w:left w:w="90" w:type="dxa"/>
-              <w:bottom w:w="50" w:type="dxa"/>
-              <w:right w:w="90" w:type="dxa"/>
-            </w:tcMar>
             <w:vAlign w:val="center"/>
           </w:tcPr>
           <w:p>
@@ -32747,12 +30111,6 @@
               <w:right w:val="single" w:sz="6" w:space="0" w:color="1F3864"/>
             </w:tcBorders>
             <w:shd w:val="clear" w:color="auto" w:fill="D9E2F3"/>
-            <w:tcMar>
-              <w:top w:w="50" w:type="dxa"/>
-              <w:left w:w="90" w:type="dxa"/>
-              <w:bottom w:w="50" w:type="dxa"/>
-              <w:right w:w="90" w:type="dxa"/>
-            </w:tcMar>
             <w:vAlign w:val="center"/>
           </w:tcPr>
           <w:p>
@@ -32817,12 +30175,6 @@
               <w:right w:val="single" w:sz="6" w:space="0" w:color="1F3864"/>
             </w:tcBorders>
             <w:shd w:val="clear" w:color="auto" w:fill="4472C4"/>
-            <w:tcMar>
-              <w:top w:w="50" w:type="dxa"/>
-              <w:left w:w="90" w:type="dxa"/>
-              <w:bottom w:w="50" w:type="dxa"/>
-              <w:right w:w="90" w:type="dxa"/>
-            </w:tcMar>
             <w:vAlign w:val="center"/>
           </w:tcPr>
           <w:p>
@@ -32889,12 +30241,6 @@
               <w:right w:val="single" w:sz="6" w:space="0" w:color="1F3864"/>
             </w:tcBorders>
             <w:shd w:val="clear" w:color="auto" w:fill="4472C4"/>
-            <w:tcMar>
-              <w:top w:w="50" w:type="dxa"/>
-              <w:left w:w="90" w:type="dxa"/>
-              <w:bottom w:w="50" w:type="dxa"/>
-              <w:right w:w="90" w:type="dxa"/>
-            </w:tcMar>
             <w:vAlign w:val="center"/>
           </w:tcPr>
           <w:p>
@@ -32936,12 +30282,6 @@
               <w:right w:val="single" w:sz="6" w:space="0" w:color="1F3864"/>
             </w:tcBorders>
             <w:shd w:val="clear" w:color="auto" w:fill="4472C4"/>
-            <w:tcMar>
-              <w:top w:w="50" w:type="dxa"/>
-              <w:left w:w="90" w:type="dxa"/>
-              <w:bottom w:w="50" w:type="dxa"/>
-              <w:right w:w="90" w:type="dxa"/>
-            </w:tcMar>
             <w:vAlign w:val="center"/>
           </w:tcPr>
           <w:p>
@@ -32996,12 +30336,6 @@
               <w:right w:val="single" w:sz="6" w:space="0" w:color="1F3864"/>
             </w:tcBorders>
             <w:shd w:val="clear" w:color="auto" w:fill="4472C4"/>
-            <w:tcMar>
-              <w:top w:w="50" w:type="dxa"/>
-              <w:left w:w="90" w:type="dxa"/>
-              <w:bottom w:w="50" w:type="dxa"/>
-              <w:right w:w="90" w:type="dxa"/>
-            </w:tcMar>
             <w:vAlign w:val="center"/>
           </w:tcPr>
           <w:p>
@@ -33056,12 +30390,6 @@
               <w:right w:val="single" w:sz="6" w:space="0" w:color="1F3864"/>
             </w:tcBorders>
             <w:shd w:val="clear" w:color="auto" w:fill="4472C4"/>
-            <w:tcMar>
-              <w:top w:w="50" w:type="dxa"/>
-              <w:left w:w="90" w:type="dxa"/>
-              <w:bottom w:w="50" w:type="dxa"/>
-              <w:right w:w="90" w:type="dxa"/>
-            </w:tcMar>
             <w:vAlign w:val="center"/>
           </w:tcPr>
           <w:p>
@@ -33143,12 +30471,6 @@
               <w:right w:val="single" w:sz="6" w:space="0" w:color="1F3864"/>
             </w:tcBorders>
             <w:shd w:val="clear" w:color="auto" w:fill="D9E2F3"/>
-            <w:tcMar>
-              <w:top w:w="50" w:type="dxa"/>
-              <w:left w:w="90" w:type="dxa"/>
-              <w:bottom w:w="50" w:type="dxa"/>
-              <w:right w:w="90" w:type="dxa"/>
-            </w:tcMar>
             <w:vAlign w:val="center"/>
           </w:tcPr>
           <w:p>
@@ -33201,12 +30523,6 @@
               <w:right w:val="single" w:sz="6" w:space="0" w:color="1F3864"/>
             </w:tcBorders>
             <w:shd w:val="clear" w:color="auto" w:fill="D9E2F3"/>
-            <w:tcMar>
-              <w:top w:w="50" w:type="dxa"/>
-              <w:left w:w="90" w:type="dxa"/>
-              <w:bottom w:w="50" w:type="dxa"/>
-              <w:right w:w="90" w:type="dxa"/>
-            </w:tcMar>
             <w:vAlign w:val="center"/>
           </w:tcPr>
           <w:p>
@@ -33285,12 +30601,6 @@
               <w:right w:val="single" w:sz="6" w:space="0" w:color="1F3864"/>
             </w:tcBorders>
             <w:shd w:val="clear" w:color="auto" w:fill="D9E2F3"/>
-            <w:tcMar>
-              <w:top w:w="50" w:type="dxa"/>
-              <w:left w:w="90" w:type="dxa"/>
-              <w:bottom w:w="50" w:type="dxa"/>
-              <w:right w:w="90" w:type="dxa"/>
-            </w:tcMar>
             <w:vAlign w:val="center"/>
           </w:tcPr>
           <w:p>
@@ -33325,12 +30635,6 @@
               <w:right w:val="single" w:sz="6" w:space="0" w:color="1F3864"/>
             </w:tcBorders>
             <w:shd w:val="clear" w:color="auto" w:fill="D9E2F3"/>
-            <w:tcMar>
-              <w:top w:w="50" w:type="dxa"/>
-              <w:left w:w="90" w:type="dxa"/>
-              <w:bottom w:w="50" w:type="dxa"/>
-              <w:right w:w="90" w:type="dxa"/>
-            </w:tcMar>
             <w:vAlign w:val="center"/>
           </w:tcPr>
           <w:p>
@@ -33393,12 +30697,6 @@
               <w:right w:val="single" w:sz="6" w:space="0" w:color="1F3864"/>
             </w:tcBorders>
             <w:shd w:val="clear" w:color="auto" w:fill="D9E2F3"/>
-            <w:tcMar>
-              <w:top w:w="50" w:type="dxa"/>
-              <w:left w:w="90" w:type="dxa"/>
-              <w:bottom w:w="50" w:type="dxa"/>
-              <w:right w:w="90" w:type="dxa"/>
-            </w:tcMar>
             <w:vAlign w:val="center"/>
           </w:tcPr>
           <w:p>
@@ -33441,12 +30739,6 @@
               <w:right w:val="single" w:sz="6" w:space="0" w:color="1F3864"/>
             </w:tcBorders>
             <w:shd w:val="clear" w:color="auto" w:fill="D9E2F3"/>
-            <w:tcMar>
-              <w:top w:w="50" w:type="dxa"/>
-              <w:left w:w="90" w:type="dxa"/>
-              <w:bottom w:w="50" w:type="dxa"/>
-              <w:right w:w="90" w:type="dxa"/>
-            </w:tcMar>
             <w:vAlign w:val="center"/>
           </w:tcPr>
           <w:p>
@@ -33533,12 +30825,6 @@
               <w:right w:val="single" w:sz="6" w:space="0" w:color="1F3864"/>
             </w:tcBorders>
             <w:shd w:val="clear" w:color="auto" w:fill="D9E2F3"/>
-            <w:tcMar>
-              <w:top w:w="50" w:type="dxa"/>
-              <w:left w:w="90" w:type="dxa"/>
-              <w:bottom w:w="50" w:type="dxa"/>
-              <w:right w:w="90" w:type="dxa"/>
-            </w:tcMar>
             <w:vAlign w:val="center"/>
           </w:tcPr>
           <w:p>
@@ -33573,12 +30859,6 @@
               <w:right w:val="single" w:sz="6" w:space="0" w:color="1F3864"/>
             </w:tcBorders>
             <w:shd w:val="clear" w:color="auto" w:fill="D9E2F3"/>
-            <w:tcMar>
-              <w:top w:w="50" w:type="dxa"/>
-              <w:left w:w="90" w:type="dxa"/>
-              <w:bottom w:w="50" w:type="dxa"/>
-              <w:right w:w="90" w:type="dxa"/>
-            </w:tcMar>
             <w:vAlign w:val="center"/>
           </w:tcPr>
           <w:p>
@@ -33641,12 +30921,6 @@
               <w:right w:val="single" w:sz="6" w:space="0" w:color="1F3864"/>
             </w:tcBorders>
             <w:shd w:val="clear" w:color="auto" w:fill="D9E2F3"/>
-            <w:tcMar>
-              <w:top w:w="50" w:type="dxa"/>
-              <w:left w:w="90" w:type="dxa"/>
-              <w:bottom w:w="50" w:type="dxa"/>
-              <w:right w:w="90" w:type="dxa"/>
-            </w:tcMar>
             <w:vAlign w:val="center"/>
           </w:tcPr>
           <w:p>
@@ -33717,12 +30991,6 @@
               <w:right w:val="single" w:sz="6" w:space="0" w:color="1F3864"/>
             </w:tcBorders>
             <w:shd w:val="clear" w:color="auto" w:fill="D9E2F3"/>
-            <w:tcMar>
-              <w:top w:w="50" w:type="dxa"/>
-              <w:left w:w="90" w:type="dxa"/>
-              <w:bottom w:w="50" w:type="dxa"/>
-              <w:right w:w="90" w:type="dxa"/>
-            </w:tcMar>
             <w:vAlign w:val="center"/>
           </w:tcPr>
           <w:p>
@@ -33757,12 +31025,6 @@
               <w:right w:val="single" w:sz="6" w:space="0" w:color="1F3864"/>
             </w:tcBorders>
             <w:shd w:val="clear" w:color="auto" w:fill="D9E2F3"/>
-            <w:tcMar>
-              <w:top w:w="50" w:type="dxa"/>
-              <w:left w:w="90" w:type="dxa"/>
-              <w:bottom w:w="50" w:type="dxa"/>
-              <w:right w:w="90" w:type="dxa"/>
-            </w:tcMar>
             <w:vAlign w:val="center"/>
           </w:tcPr>
           <w:p>
@@ -33797,12 +31059,6 @@
               <w:right w:val="single" w:sz="6" w:space="0" w:color="1F3864"/>
             </w:tcBorders>
             <w:shd w:val="clear" w:color="auto" w:fill="D9E2F3"/>
-            <w:tcMar>
-              <w:top w:w="50" w:type="dxa"/>
-              <w:left w:w="90" w:type="dxa"/>
-              <w:bottom w:w="50" w:type="dxa"/>
-              <w:right w:w="90" w:type="dxa"/>
-            </w:tcMar>
             <w:vAlign w:val="center"/>
           </w:tcPr>
           <w:p>
@@ -33865,12 +31121,6 @@
               <w:right w:val="single" w:sz="6" w:space="0" w:color="1F3864"/>
             </w:tcBorders>
             <w:shd w:val="clear" w:color="auto" w:fill="D9E2F3"/>
-            <w:tcMar>
-              <w:top w:w="50" w:type="dxa"/>
-              <w:left w:w="90" w:type="dxa"/>
-              <w:bottom w:w="50" w:type="dxa"/>
-              <w:right w:w="90" w:type="dxa"/>
-            </w:tcMar>
             <w:vAlign w:val="center"/>
           </w:tcPr>
           <w:p>
@@ -33935,12 +31185,6 @@
               <w:right w:val="single" w:sz="6" w:space="0" w:color="1F3864"/>
             </w:tcBorders>
             <w:shd w:val="clear" w:color="auto" w:fill="4472C4"/>
-            <w:tcMar>
-              <w:top w:w="50" w:type="dxa"/>
-              <w:left w:w="90" w:type="dxa"/>
-              <w:bottom w:w="50" w:type="dxa"/>
-              <w:right w:w="90" w:type="dxa"/>
-            </w:tcMar>
             <w:vAlign w:val="center"/>
           </w:tcPr>
           <w:p>
@@ -34007,12 +31251,6 @@
               <w:right w:val="single" w:sz="6" w:space="0" w:color="1F3864"/>
             </w:tcBorders>
             <w:shd w:val="clear" w:color="auto" w:fill="4472C4"/>
-            <w:tcMar>
-              <w:top w:w="50" w:type="dxa"/>
-              <w:left w:w="90" w:type="dxa"/>
-              <w:bottom w:w="50" w:type="dxa"/>
-              <w:right w:w="90" w:type="dxa"/>
-            </w:tcMar>
             <w:vAlign w:val="center"/>
           </w:tcPr>
           <w:p>
@@ -34054,12 +31292,6 @@
               <w:right w:val="single" w:sz="6" w:space="0" w:color="1F3864"/>
             </w:tcBorders>
             <w:shd w:val="clear" w:color="auto" w:fill="4472C4"/>
-            <w:tcMar>
-              <w:top w:w="50" w:type="dxa"/>
-              <w:left w:w="90" w:type="dxa"/>
-              <w:bottom w:w="50" w:type="dxa"/>
-              <w:right w:w="90" w:type="dxa"/>
-            </w:tcMar>
             <w:vAlign w:val="center"/>
           </w:tcPr>
           <w:p>
@@ -34114,12 +31346,6 @@
               <w:right w:val="single" w:sz="6" w:space="0" w:color="1F3864"/>
             </w:tcBorders>
             <w:shd w:val="clear" w:color="auto" w:fill="4472C4"/>
-            <w:tcMar>
-              <w:top w:w="50" w:type="dxa"/>
-              <w:left w:w="90" w:type="dxa"/>
-              <w:bottom w:w="50" w:type="dxa"/>
-              <w:right w:w="90" w:type="dxa"/>
-            </w:tcMar>
             <w:vAlign w:val="center"/>
           </w:tcPr>
           <w:p>
@@ -34174,12 +31400,6 @@
               <w:right w:val="single" w:sz="6" w:space="0" w:color="1F3864"/>
             </w:tcBorders>
             <w:shd w:val="clear" w:color="auto" w:fill="4472C4"/>
-            <w:tcMar>
-              <w:top w:w="50" w:type="dxa"/>
-              <w:left w:w="90" w:type="dxa"/>
-              <w:bottom w:w="50" w:type="dxa"/>
-              <w:right w:w="90" w:type="dxa"/>
-            </w:tcMar>
             <w:vAlign w:val="center"/>
           </w:tcPr>
           <w:p>
@@ -34261,12 +31481,6 @@
               <w:right w:val="single" w:sz="6" w:space="0" w:color="1F3864"/>
             </w:tcBorders>
             <w:shd w:val="clear" w:color="auto" w:fill="D9E2F3"/>
-            <w:tcMar>
-              <w:top w:w="50" w:type="dxa"/>
-              <w:left w:w="90" w:type="dxa"/>
-              <w:bottom w:w="50" w:type="dxa"/>
-              <w:right w:w="90" w:type="dxa"/>
-            </w:tcMar>
             <w:vAlign w:val="center"/>
           </w:tcPr>
           <w:p>
@@ -34301,12 +31515,6 @@
               <w:right w:val="single" w:sz="6" w:space="0" w:color="1F3864"/>
             </w:tcBorders>
             <w:shd w:val="clear" w:color="auto" w:fill="D9E2F3"/>
-            <w:tcMar>
-              <w:top w:w="50" w:type="dxa"/>
-              <w:left w:w="90" w:type="dxa"/>
-              <w:bottom w:w="50" w:type="dxa"/>
-              <w:right w:w="90" w:type="dxa"/>
-            </w:tcMar>
             <w:vAlign w:val="center"/>
           </w:tcPr>
           <w:p>
@@ -34341,12 +31549,6 @@
               <w:right w:val="single" w:sz="6" w:space="0" w:color="1F3864"/>
             </w:tcBorders>
             <w:shd w:val="clear" w:color="auto" w:fill="D9E2F3"/>
-            <w:tcMar>
-              <w:top w:w="50" w:type="dxa"/>
-              <w:left w:w="90" w:type="dxa"/>
-              <w:bottom w:w="50" w:type="dxa"/>
-              <w:right w:w="90" w:type="dxa"/>
-            </w:tcMar>
             <w:vAlign w:val="center"/>
           </w:tcPr>
           <w:p>
@@ -34443,12 +31645,6 @@
               <w:right w:val="single" w:sz="6" w:space="0" w:color="1F3864"/>
             </w:tcBorders>
             <w:shd w:val="clear" w:color="auto" w:fill="D9E2F3"/>
-            <w:tcMar>
-              <w:top w:w="50" w:type="dxa"/>
-              <w:left w:w="90" w:type="dxa"/>
-              <w:bottom w:w="50" w:type="dxa"/>
-              <w:right w:w="90" w:type="dxa"/>
-            </w:tcMar>
             <w:vAlign w:val="center"/>
           </w:tcPr>
           <w:p>
@@ -34511,12 +31707,6 @@
               <w:right w:val="single" w:sz="6" w:space="0" w:color="1F3864"/>
             </w:tcBorders>
             <w:shd w:val="clear" w:color="auto" w:fill="D9E2F3"/>
-            <w:tcMar>
-              <w:top w:w="50" w:type="dxa"/>
-              <w:left w:w="90" w:type="dxa"/>
-              <w:bottom w:w="50" w:type="dxa"/>
-              <w:right w:w="90" w:type="dxa"/>
-            </w:tcMar>
             <w:vAlign w:val="center"/>
           </w:tcPr>
           <w:p>
@@ -34551,12 +31741,6 @@
               <w:right w:val="single" w:sz="6" w:space="0" w:color="1F3864"/>
             </w:tcBorders>
             <w:shd w:val="clear" w:color="auto" w:fill="D9E2F3"/>
-            <w:tcMar>
-              <w:top w:w="50" w:type="dxa"/>
-              <w:left w:w="90" w:type="dxa"/>
-              <w:bottom w:w="50" w:type="dxa"/>
-              <w:right w:w="90" w:type="dxa"/>
-            </w:tcMar>
             <w:vAlign w:val="center"/>
           </w:tcPr>
           <w:p>
@@ -34591,12 +31775,6 @@
               <w:right w:val="single" w:sz="6" w:space="0" w:color="1F3864"/>
             </w:tcBorders>
             <w:shd w:val="clear" w:color="auto" w:fill="D9E2F3"/>
-            <w:tcMar>
-              <w:top w:w="50" w:type="dxa"/>
-              <w:left w:w="90" w:type="dxa"/>
-              <w:bottom w:w="50" w:type="dxa"/>
-              <w:right w:w="90" w:type="dxa"/>
-            </w:tcMar>
             <w:vAlign w:val="center"/>
           </w:tcPr>
           <w:p>
@@ -34675,12 +31853,6 @@
               <w:right w:val="single" w:sz="6" w:space="0" w:color="1F3864"/>
             </w:tcBorders>
             <w:shd w:val="clear" w:color="auto" w:fill="D9E2F3"/>
-            <w:tcMar>
-              <w:top w:w="50" w:type="dxa"/>
-              <w:left w:w="90" w:type="dxa"/>
-              <w:bottom w:w="50" w:type="dxa"/>
-              <w:right w:w="90" w:type="dxa"/>
-            </w:tcMar>
             <w:vAlign w:val="center"/>
           </w:tcPr>
           <w:p>
@@ -34768,12 +31940,6 @@
               <w:right w:val="single" w:sz="6" w:space="0" w:color="1F3864"/>
             </w:tcBorders>
             <w:shd w:val="clear" w:color="auto" w:fill="D9E2F3"/>
-            <w:tcMar>
-              <w:top w:w="50" w:type="dxa"/>
-              <w:left w:w="90" w:type="dxa"/>
-              <w:bottom w:w="50" w:type="dxa"/>
-              <w:right w:w="90" w:type="dxa"/>
-            </w:tcMar>
             <w:vAlign w:val="center"/>
           </w:tcPr>
           <w:p>
@@ -34808,12 +31974,6 @@
               <w:right w:val="single" w:sz="6" w:space="0" w:color="1F3864"/>
             </w:tcBorders>
             <w:shd w:val="clear" w:color="auto" w:fill="D9E2F3"/>
-            <w:tcMar>
-              <w:top w:w="50" w:type="dxa"/>
-              <w:left w:w="90" w:type="dxa"/>
-              <w:bottom w:w="50" w:type="dxa"/>
-              <w:right w:w="90" w:type="dxa"/>
-            </w:tcMar>
             <w:vAlign w:val="center"/>
           </w:tcPr>
           <w:p>
@@ -34874,12 +32034,6 @@
               <w:right w:val="single" w:sz="6" w:space="0" w:color="1F3864"/>
             </w:tcBorders>
             <w:shd w:val="clear" w:color="auto" w:fill="D9E2F3"/>
-            <w:tcMar>
-              <w:top w:w="50" w:type="dxa"/>
-              <w:left w:w="90" w:type="dxa"/>
-              <w:bottom w:w="50" w:type="dxa"/>
-              <w:right w:w="90" w:type="dxa"/>
-            </w:tcMar>
             <w:vAlign w:val="center"/>
           </w:tcPr>
           <w:p>
@@ -34914,12 +32068,6 @@
               <w:right w:val="single" w:sz="6" w:space="0" w:color="1F3864"/>
             </w:tcBorders>
             <w:shd w:val="clear" w:color="auto" w:fill="D9E2F3"/>
-            <w:tcMar>
-              <w:top w:w="50" w:type="dxa"/>
-              <w:left w:w="90" w:type="dxa"/>
-              <w:bottom w:w="50" w:type="dxa"/>
-              <w:right w:w="90" w:type="dxa"/>
-            </w:tcMar>
             <w:vAlign w:val="center"/>
           </w:tcPr>
           <w:p>
@@ -34982,12 +32130,6 @@
               <w:right w:val="single" w:sz="6" w:space="0" w:color="1F3864"/>
             </w:tcBorders>
             <w:shd w:val="clear" w:color="auto" w:fill="D9E2F3"/>
-            <w:tcMar>
-              <w:top w:w="50" w:type="dxa"/>
-              <w:left w:w="90" w:type="dxa"/>
-              <w:bottom w:w="50" w:type="dxa"/>
-              <w:right w:w="90" w:type="dxa"/>
-            </w:tcMar>
             <w:vAlign w:val="center"/>
           </w:tcPr>
           <w:p>
@@ -35043,12 +32185,6 @@
               <w:right w:val="single" w:sz="6" w:space="0" w:color="1F3864"/>
             </w:tcBorders>
             <w:shd w:val="clear" w:color="auto" w:fill="4472C4"/>
-            <w:tcMar>
-              <w:top w:w="50" w:type="dxa"/>
-              <w:left w:w="90" w:type="dxa"/>
-              <w:bottom w:w="50" w:type="dxa"/>
-              <w:right w:w="90" w:type="dxa"/>
-            </w:tcMar>
             <w:vAlign w:val="center"/>
           </w:tcPr>
           <w:p>
@@ -35115,12 +32251,6 @@
               <w:right w:val="single" w:sz="6" w:space="0" w:color="1F3864"/>
             </w:tcBorders>
             <w:shd w:val="clear" w:color="auto" w:fill="4472C4"/>
-            <w:tcMar>
-              <w:top w:w="50" w:type="dxa"/>
-              <w:left w:w="90" w:type="dxa"/>
-              <w:bottom w:w="50" w:type="dxa"/>
-              <w:right w:w="90" w:type="dxa"/>
-            </w:tcMar>
             <w:vAlign w:val="center"/>
           </w:tcPr>
           <w:p>
@@ -35162,12 +32292,6 @@
               <w:right w:val="single" w:sz="6" w:space="0" w:color="1F3864"/>
             </w:tcBorders>
             <w:shd w:val="clear" w:color="auto" w:fill="4472C4"/>
-            <w:tcMar>
-              <w:top w:w="50" w:type="dxa"/>
-              <w:left w:w="90" w:type="dxa"/>
-              <w:bottom w:w="50" w:type="dxa"/>
-              <w:right w:w="90" w:type="dxa"/>
-            </w:tcMar>
             <w:vAlign w:val="center"/>
           </w:tcPr>
           <w:p>
@@ -35222,12 +32346,6 @@
               <w:right w:val="single" w:sz="6" w:space="0" w:color="1F3864"/>
             </w:tcBorders>
             <w:shd w:val="clear" w:color="auto" w:fill="4472C4"/>
-            <w:tcMar>
-              <w:top w:w="50" w:type="dxa"/>
-              <w:left w:w="90" w:type="dxa"/>
-              <w:bottom w:w="50" w:type="dxa"/>
-              <w:right w:w="90" w:type="dxa"/>
-            </w:tcMar>
             <w:vAlign w:val="center"/>
           </w:tcPr>
           <w:p>
@@ -35282,12 +32400,6 @@
               <w:right w:val="single" w:sz="6" w:space="0" w:color="1F3864"/>
             </w:tcBorders>
             <w:shd w:val="clear" w:color="auto" w:fill="4472C4"/>
-            <w:tcMar>
-              <w:top w:w="50" w:type="dxa"/>
-              <w:left w:w="90" w:type="dxa"/>
-              <w:bottom w:w="50" w:type="dxa"/>
-              <w:right w:w="90" w:type="dxa"/>
-            </w:tcMar>
             <w:vAlign w:val="center"/>
           </w:tcPr>
           <w:p>
@@ -35369,12 +32481,6 @@
               <w:right w:val="single" w:sz="6" w:space="0" w:color="1F3864"/>
             </w:tcBorders>
             <w:shd w:val="clear" w:color="auto" w:fill="D9E2F3"/>
-            <w:tcMar>
-              <w:top w:w="50" w:type="dxa"/>
-              <w:left w:w="90" w:type="dxa"/>
-              <w:bottom w:w="50" w:type="dxa"/>
-              <w:right w:w="90" w:type="dxa"/>
-            </w:tcMar>
             <w:vAlign w:val="center"/>
           </w:tcPr>
           <w:p>
@@ -35409,12 +32515,6 @@
               <w:right w:val="single" w:sz="6" w:space="0" w:color="1F3864"/>
             </w:tcBorders>
             <w:shd w:val="clear" w:color="auto" w:fill="D9E2F3"/>
-            <w:tcMar>
-              <w:top w:w="50" w:type="dxa"/>
-              <w:left w:w="90" w:type="dxa"/>
-              <w:bottom w:w="50" w:type="dxa"/>
-              <w:right w:w="90" w:type="dxa"/>
-            </w:tcMar>
             <w:vAlign w:val="center"/>
           </w:tcPr>
           <w:p>
@@ -35493,12 +32593,6 @@
               <w:right w:val="single" w:sz="6" w:space="0" w:color="1F3864"/>
             </w:tcBorders>
             <w:shd w:val="clear" w:color="auto" w:fill="D9E2F3"/>
-            <w:tcMar>
-              <w:top w:w="50" w:type="dxa"/>
-              <w:left w:w="90" w:type="dxa"/>
-              <w:bottom w:w="50" w:type="dxa"/>
-              <w:right w:w="90" w:type="dxa"/>
-            </w:tcMar>
             <w:vAlign w:val="center"/>
           </w:tcPr>
           <w:p>
@@ -35533,12 +32627,6 @@
               <w:right w:val="single" w:sz="6" w:space="0" w:color="1F3864"/>
             </w:tcBorders>
             <w:shd w:val="clear" w:color="auto" w:fill="D9E2F3"/>
-            <w:tcMar>
-              <w:top w:w="50" w:type="dxa"/>
-              <w:left w:w="90" w:type="dxa"/>
-              <w:bottom w:w="50" w:type="dxa"/>
-              <w:right w:w="90" w:type="dxa"/>
-            </w:tcMar>
             <w:vAlign w:val="center"/>
           </w:tcPr>
           <w:p>
@@ -35601,12 +32689,6 @@
               <w:right w:val="single" w:sz="6" w:space="0" w:color="1F3864"/>
             </w:tcBorders>
             <w:shd w:val="clear" w:color="auto" w:fill="D9E2F3"/>
-            <w:tcMar>
-              <w:top w:w="50" w:type="dxa"/>
-              <w:left w:w="90" w:type="dxa"/>
-              <w:bottom w:w="50" w:type="dxa"/>
-              <w:right w:w="90" w:type="dxa"/>
-            </w:tcMar>
             <w:vAlign w:val="center"/>
           </w:tcPr>
           <w:p>
@@ -35641,12 +32723,6 @@
               <w:right w:val="single" w:sz="6" w:space="0" w:color="1F3864"/>
             </w:tcBorders>
             <w:shd w:val="clear" w:color="auto" w:fill="D9E2F3"/>
-            <w:tcMar>
-              <w:top w:w="50" w:type="dxa"/>
-              <w:left w:w="90" w:type="dxa"/>
-              <w:bottom w:w="50" w:type="dxa"/>
-              <w:right w:w="90" w:type="dxa"/>
-            </w:tcMar>
             <w:vAlign w:val="center"/>
           </w:tcPr>
           <w:p>
@@ -35715,12 +32791,6 @@
               <w:right w:val="single" w:sz="6" w:space="0" w:color="1F3864"/>
             </w:tcBorders>
             <w:shd w:val="clear" w:color="auto" w:fill="D9E2F3"/>
-            <w:tcMar>
-              <w:top w:w="50" w:type="dxa"/>
-              <w:left w:w="90" w:type="dxa"/>
-              <w:bottom w:w="50" w:type="dxa"/>
-              <w:right w:w="90" w:type="dxa"/>
-            </w:tcMar>
             <w:vAlign w:val="center"/>
           </w:tcPr>
           <w:p>
@@ -35771,12 +32841,6 @@
               <w:right w:val="single" w:sz="6" w:space="0" w:color="1F3864"/>
             </w:tcBorders>
             <w:shd w:val="clear" w:color="auto" w:fill="D9E2F3"/>
-            <w:tcMar>
-              <w:top w:w="50" w:type="dxa"/>
-              <w:left w:w="90" w:type="dxa"/>
-              <w:bottom w:w="50" w:type="dxa"/>
-              <w:right w:w="90" w:type="dxa"/>
-            </w:tcMar>
             <w:vAlign w:val="center"/>
           </w:tcPr>
           <w:p>
@@ -35882,12 +32946,6 @@
               <w:right w:val="single" w:sz="6" w:space="0" w:color="1F3864"/>
             </w:tcBorders>
             <w:shd w:val="clear" w:color="auto" w:fill="D9E2F3"/>
-            <w:tcMar>
-              <w:top w:w="50" w:type="dxa"/>
-              <w:left w:w="90" w:type="dxa"/>
-              <w:bottom w:w="50" w:type="dxa"/>
-              <w:right w:w="90" w:type="dxa"/>
-            </w:tcMar>
             <w:vAlign w:val="center"/>
           </w:tcPr>
           <w:p>
@@ -35922,12 +32980,6 @@
               <w:right w:val="single" w:sz="6" w:space="0" w:color="1F3864"/>
             </w:tcBorders>
             <w:shd w:val="clear" w:color="auto" w:fill="D9E2F3"/>
-            <w:tcMar>
-              <w:top w:w="50" w:type="dxa"/>
-              <w:left w:w="90" w:type="dxa"/>
-              <w:bottom w:w="50" w:type="dxa"/>
-              <w:right w:w="90" w:type="dxa"/>
-            </w:tcMar>
             <w:vAlign w:val="center"/>
           </w:tcPr>
           <w:p>
@@ -35996,12 +33048,6 @@
               <w:right w:val="single" w:sz="6" w:space="0" w:color="1F3864"/>
             </w:tcBorders>
             <w:shd w:val="clear" w:color="auto" w:fill="D9E2F3"/>
-            <w:tcMar>
-              <w:top w:w="50" w:type="dxa"/>
-              <w:left w:w="90" w:type="dxa"/>
-              <w:bottom w:w="50" w:type="dxa"/>
-              <w:right w:w="90" w:type="dxa"/>
-            </w:tcMar>
             <w:vAlign w:val="center"/>
           </w:tcPr>
           <w:p>
@@ -36070,12 +33116,6 @@
               <w:right w:val="single" w:sz="6" w:space="0" w:color="1F3864"/>
             </w:tcBorders>
             <w:shd w:val="clear" w:color="auto" w:fill="D9E2F3"/>
-            <w:tcMar>
-              <w:top w:w="50" w:type="dxa"/>
-              <w:left w:w="90" w:type="dxa"/>
-              <w:bottom w:w="50" w:type="dxa"/>
-              <w:right w:w="90" w:type="dxa"/>
-            </w:tcMar>
             <w:vAlign w:val="center"/>
           </w:tcPr>
           <w:p>
@@ -36137,12 +33177,6 @@
               <w:right w:val="single" w:sz="6" w:space="0" w:color="1F3864"/>
             </w:tcBorders>
             <w:shd w:val="clear" w:color="auto" w:fill="4472C4"/>
-            <w:tcMar>
-              <w:top w:w="50" w:type="dxa"/>
-              <w:left w:w="90" w:type="dxa"/>
-              <w:bottom w:w="50" w:type="dxa"/>
-              <w:right w:w="90" w:type="dxa"/>
-            </w:tcMar>
             <w:vAlign w:val="center"/>
           </w:tcPr>
           <w:p>
@@ -36181,12 +33215,6 @@
               <w:right w:val="single" w:sz="6" w:space="0" w:color="1F3864"/>
             </w:tcBorders>
             <w:shd w:val="clear" w:color="auto" w:fill="4472C4"/>
-            <w:tcMar>
-              <w:top w:w="50" w:type="dxa"/>
-              <w:left w:w="90" w:type="dxa"/>
-              <w:bottom w:w="50" w:type="dxa"/>
-              <w:right w:w="90" w:type="dxa"/>
-            </w:tcMar>
             <w:vAlign w:val="center"/>
           </w:tcPr>
           <w:p>
@@ -36216,6 +33244,55 @@
           </w:p>
         </w:tc>
       </w:tr>
+    </w:tbl>
+    <w:p>
+      <w:pPr>
+        <w:spacing w:before="0" w:after="0" w:line="240" w:lineRule="auto"/>
+        <w:rPr>
+          <w:sz w:val="18"/>
+          <w:szCs w:val="18"/>
+        </w:rPr>
+      </w:pPr>
+    </w:p>
+    <w:tbl>
+      <w:tblPr>
+        <w:tblW w:w="9405" w:type="dxa"/>
+        <w:jc w:val="center"/>
+        <w:tblBorders>
+          <w:top w:val="single" w:sz="6" w:space="0" w:color="1F3864"/>
+          <w:left w:val="single" w:sz="6" w:space="0" w:color="1F3864"/>
+          <w:bottom w:val="single" w:sz="6" w:space="0" w:color="1F3864"/>
+          <w:right w:val="single" w:sz="6" w:space="0" w:color="1F3864"/>
+          <w:insideH w:val="single" w:sz="6" w:space="0" w:color="1F3864"/>
+          <w:insideV w:val="single" w:sz="6" w:space="0" w:color="1F3864"/>
+        </w:tblBorders>
+        <w:tblLayout w:type="fixed"/>
+        <w:tblCellMar>
+          <w:top w:w="40" w:type="dxa"/>
+          <w:left w:w="90" w:type="dxa"/>
+          <w:bottom w:w="40" w:type="dxa"/>
+          <w:right w:w="90" w:type="dxa"/>
+        </w:tblCellMar>
+        <w:tblLook w:val="0000" w:firstRow="0" w:lastRow="0" w:firstColumn="0" w:lastColumn="0" w:noHBand="0" w:noVBand="0"/>
+      </w:tblPr>
+      <w:tblGrid>
+        <w:gridCol w:w="1175"/>
+        <w:gridCol w:w="391"/>
+        <w:gridCol w:w="391"/>
+        <w:gridCol w:w="391"/>
+        <w:gridCol w:w="783"/>
+        <w:gridCol w:w="391"/>
+        <w:gridCol w:w="391"/>
+        <w:gridCol w:w="783"/>
+        <w:gridCol w:w="783"/>
+        <w:gridCol w:w="391"/>
+        <w:gridCol w:w="391"/>
+        <w:gridCol w:w="391"/>
+        <w:gridCol w:w="391"/>
+        <w:gridCol w:w="391"/>
+        <w:gridCol w:w="391"/>
+        <w:gridCol w:w="1567"/>
+      </w:tblGrid>
       <w:tr>
         <w:tc>
           <w:tcPr>
@@ -36228,12 +33305,6 @@
               <w:right w:val="single" w:sz="6" w:space="0" w:color="1F3864"/>
             </w:tcBorders>
             <w:shd w:val="clear" w:color="auto" w:fill="D9E2F3"/>
-            <w:tcMar>
-              <w:top w:w="50" w:type="dxa"/>
-              <w:left w:w="90" w:type="dxa"/>
-              <w:bottom w:w="50" w:type="dxa"/>
-              <w:right w:w="90" w:type="dxa"/>
-            </w:tcMar>
           </w:tcPr>
           <w:p>
             <w:pPr>
@@ -37215,12 +34286,6 @@
               <w:right w:val="single" w:sz="6" w:space="0" w:color="1F3864"/>
             </w:tcBorders>
             <w:shd w:val="clear" w:color="auto" w:fill="D9E2F3"/>
-            <w:tcMar>
-              <w:top w:w="50" w:type="dxa"/>
-              <w:left w:w="90" w:type="dxa"/>
-              <w:bottom w:w="50" w:type="dxa"/>
-              <w:right w:w="90" w:type="dxa"/>
-            </w:tcMar>
           </w:tcPr>
           <w:p>
             <w:pPr>
